--- a/WebTechnology-FairRecordContentFinal Fifa(1) (3).docx
+++ b/WebTechnology-FairRecordContentFinal Fifa(1) (3).docx
@@ -98,8 +98,8 @@
         <w:tblLook w:val="0600" w:noHBand="1" w:noVBand="1" w:firstColumn="0" w:lastRow="0" w:lastColumn="0" w:firstRow="0"/>
       </w:tblPr>
       <w:tblGrid>
-        <w:gridCol w:w="777"/>
-        <w:gridCol w:w="4458"/>
+        <w:gridCol w:w="776"/>
+        <w:gridCol w:w="4459"/>
         <w:gridCol w:w="1273"/>
         <w:gridCol w:w="1097"/>
         <w:gridCol w:w="1755"/>
@@ -108,7 +108,7 @@
         <w:trPr/>
         <w:tc>
           <w:tcPr>
-            <w:tcW w:w="777" w:type="dxa"/>
+            <w:tcW w:w="776" w:type="dxa"/>
             <w:tcBorders>
               <w:top w:val="single" w:sz="8" w:space="0" w:color="000000"/>
               <w:left w:val="single" w:sz="8" w:space="0" w:color="000000"/>
@@ -139,7 +139,7 @@
         </w:tc>
         <w:tc>
           <w:tcPr>
-            <w:tcW w:w="4458" w:type="dxa"/>
+            <w:tcW w:w="4459" w:type="dxa"/>
             <w:tcBorders>
               <w:top w:val="single" w:sz="8" w:space="0" w:color="000000"/>
               <w:left w:val="single" w:sz="8" w:space="0" w:color="000000"/>
@@ -268,7 +268,7 @@
         </w:trPr>
         <w:tc>
           <w:tcPr>
-            <w:tcW w:w="777" w:type="dxa"/>
+            <w:tcW w:w="776" w:type="dxa"/>
             <w:tcBorders>
               <w:top w:val="single" w:sz="8" w:space="0" w:color="000000"/>
               <w:left w:val="single" w:sz="8" w:space="0" w:color="000000"/>
@@ -295,7 +295,7 @@
         </w:tc>
         <w:tc>
           <w:tcPr>
-            <w:tcW w:w="4458" w:type="dxa"/>
+            <w:tcW w:w="4459" w:type="dxa"/>
             <w:tcBorders>
               <w:top w:val="single" w:sz="8" w:space="0" w:color="000000"/>
               <w:left w:val="single" w:sz="8" w:space="0" w:color="000000"/>
@@ -342,12 +342,7 @@
               </w:rPr>
             </w:pPr>
             <w:r>
-              <w:rPr>
-                <w:rFonts w:eastAsia="Times New Roman" w:cs="Times New Roman"/>
-                <w:sz w:val="24"/>
-                <w:szCs w:val="24"/>
-              </w:rPr>
-              <w:t>12-01-2026</w:t>
+              <w:rPr/>
             </w:r>
           </w:p>
         </w:tc>
@@ -411,7 +406,7 @@
         </w:trPr>
         <w:tc>
           <w:tcPr>
-            <w:tcW w:w="777" w:type="dxa"/>
+            <w:tcW w:w="776" w:type="dxa"/>
             <w:tcBorders>
               <w:top w:val="single" w:sz="8" w:space="0" w:color="000000"/>
               <w:left w:val="single" w:sz="8" w:space="0" w:color="000000"/>
@@ -438,7 +433,7 @@
         </w:tc>
         <w:tc>
           <w:tcPr>
-            <w:tcW w:w="4458" w:type="dxa"/>
+            <w:tcW w:w="4459" w:type="dxa"/>
             <w:tcBorders>
               <w:top w:val="single" w:sz="8" w:space="0" w:color="000000"/>
               <w:left w:val="single" w:sz="8" w:space="0" w:color="000000"/>
@@ -490,12 +485,7 @@
               </w:rPr>
             </w:pPr>
             <w:r>
-              <w:rPr>
-                <w:rFonts w:eastAsia="Times New Roman" w:cs="Times New Roman"/>
-                <w:sz w:val="24"/>
-                <w:szCs w:val="24"/>
-              </w:rPr>
-              <w:t>14-01-2026</w:t>
+              <w:rPr/>
             </w:r>
           </w:p>
         </w:tc>
@@ -565,7 +555,7 @@
         <w:trPr/>
         <w:tc>
           <w:tcPr>
-            <w:tcW w:w="777" w:type="dxa"/>
+            <w:tcW w:w="776" w:type="dxa"/>
             <w:tcBorders>
               <w:top w:val="single" w:sz="8" w:space="0" w:color="000000"/>
               <w:left w:val="single" w:sz="8" w:space="0" w:color="000000"/>
@@ -596,7 +586,7 @@
         </w:tc>
         <w:tc>
           <w:tcPr>
-            <w:tcW w:w="4458" w:type="dxa"/>
+            <w:tcW w:w="4459" w:type="dxa"/>
             <w:tcBorders>
               <w:top w:val="single" w:sz="8" w:space="0" w:color="000000"/>
               <w:left w:val="single" w:sz="8" w:space="0" w:color="000000"/>
@@ -647,12 +637,7 @@
               </w:rPr>
             </w:pPr>
             <w:r>
-              <w:rPr>
-                <w:rFonts w:eastAsia="Times New Roman" w:cs="Times New Roman"/>
-                <w:sz w:val="24"/>
-                <w:szCs w:val="24"/>
-              </w:rPr>
-              <w:t>16-01-2026</w:t>
+              <w:rPr/>
             </w:r>
           </w:p>
         </w:tc>
@@ -722,7 +707,7 @@
         <w:trPr/>
         <w:tc>
           <w:tcPr>
-            <w:tcW w:w="777" w:type="dxa"/>
+            <w:tcW w:w="776" w:type="dxa"/>
             <w:tcBorders>
               <w:top w:val="single" w:sz="8" w:space="0" w:color="000000"/>
               <w:left w:val="single" w:sz="8" w:space="0" w:color="000000"/>
@@ -753,7 +738,7 @@
         </w:tc>
         <w:tc>
           <w:tcPr>
-            <w:tcW w:w="4458" w:type="dxa"/>
+            <w:tcW w:w="4459" w:type="dxa"/>
             <w:tcBorders>
               <w:top w:val="single" w:sz="8" w:space="0" w:color="000000"/>
               <w:left w:val="single" w:sz="8" w:space="0" w:color="000000"/>
@@ -804,12 +789,7 @@
               </w:rPr>
             </w:pPr>
             <w:r>
-              <w:rPr>
-                <w:rFonts w:eastAsia="Times New Roman" w:cs="Times New Roman"/>
-                <w:sz w:val="24"/>
-                <w:szCs w:val="24"/>
-              </w:rPr>
-              <w:t>02-02-2026</w:t>
+              <w:rPr/>
             </w:r>
           </w:p>
         </w:tc>
@@ -879,7 +859,7 @@
         <w:trPr/>
         <w:tc>
           <w:tcPr>
-            <w:tcW w:w="777" w:type="dxa"/>
+            <w:tcW w:w="776" w:type="dxa"/>
             <w:tcBorders>
               <w:top w:val="single" w:sz="8" w:space="0" w:color="000000"/>
               <w:left w:val="single" w:sz="8" w:space="0" w:color="000000"/>
@@ -910,7 +890,7 @@
         </w:tc>
         <w:tc>
           <w:tcPr>
-            <w:tcW w:w="4458" w:type="dxa"/>
+            <w:tcW w:w="4459" w:type="dxa"/>
             <w:tcBorders>
               <w:top w:val="single" w:sz="8" w:space="0" w:color="000000"/>
               <w:left w:val="single" w:sz="8" w:space="0" w:color="000000"/>
@@ -961,12 +941,7 @@
               </w:rPr>
             </w:pPr>
             <w:r>
-              <w:rPr>
-                <w:rFonts w:eastAsia="Times New Roman" w:cs="Times New Roman"/>
-                <w:sz w:val="24"/>
-                <w:szCs w:val="24"/>
-              </w:rPr>
-              <w:t>04-02-2026</w:t>
+              <w:rPr/>
             </w:r>
           </w:p>
         </w:tc>
@@ -1036,7 +1011,7 @@
         <w:trPr/>
         <w:tc>
           <w:tcPr>
-            <w:tcW w:w="777" w:type="dxa"/>
+            <w:tcW w:w="776" w:type="dxa"/>
             <w:tcBorders>
               <w:top w:val="single" w:sz="8" w:space="0" w:color="000000"/>
               <w:left w:val="single" w:sz="8" w:space="0" w:color="000000"/>
@@ -1067,7 +1042,7 @@
         </w:tc>
         <w:tc>
           <w:tcPr>
-            <w:tcW w:w="4458" w:type="dxa"/>
+            <w:tcW w:w="4459" w:type="dxa"/>
             <w:tcBorders>
               <w:top w:val="single" w:sz="8" w:space="0" w:color="000000"/>
               <w:left w:val="single" w:sz="8" w:space="0" w:color="000000"/>
@@ -1118,12 +1093,7 @@
               </w:rPr>
             </w:pPr>
             <w:r>
-              <w:rPr>
-                <w:rFonts w:eastAsia="Times New Roman" w:cs="Times New Roman"/>
-                <w:sz w:val="24"/>
-                <w:szCs w:val="24"/>
-              </w:rPr>
-              <w:t>12-02-2026</w:t>
+              <w:rPr/>
             </w:r>
           </w:p>
         </w:tc>
@@ -1193,7 +1163,7 @@
         <w:trPr/>
         <w:tc>
           <w:tcPr>
-            <w:tcW w:w="777" w:type="dxa"/>
+            <w:tcW w:w="776" w:type="dxa"/>
             <w:tcBorders>
               <w:top w:val="single" w:sz="8" w:space="0" w:color="000000"/>
               <w:left w:val="single" w:sz="8" w:space="0" w:color="000000"/>
@@ -1224,7 +1194,7 @@
         </w:tc>
         <w:tc>
           <w:tcPr>
-            <w:tcW w:w="4458" w:type="dxa"/>
+            <w:tcW w:w="4459" w:type="dxa"/>
             <w:tcBorders>
               <w:top w:val="single" w:sz="8" w:space="0" w:color="000000"/>
               <w:left w:val="single" w:sz="8" w:space="0" w:color="000000"/>
@@ -1275,12 +1245,7 @@
               </w:rPr>
             </w:pPr>
             <w:r>
-              <w:rPr>
-                <w:rFonts w:eastAsia="Times New Roman" w:cs="Times New Roman"/>
-                <w:sz w:val="24"/>
-                <w:szCs w:val="24"/>
-              </w:rPr>
-              <w:t>16-02-2026</w:t>
+              <w:rPr/>
             </w:r>
           </w:p>
         </w:tc>
@@ -1350,7 +1315,7 @@
         <w:trPr/>
         <w:tc>
           <w:tcPr>
-            <w:tcW w:w="777" w:type="dxa"/>
+            <w:tcW w:w="776" w:type="dxa"/>
             <w:tcBorders>
               <w:top w:val="single" w:sz="8" w:space="0" w:color="000000"/>
               <w:left w:val="single" w:sz="8" w:space="0" w:color="000000"/>
@@ -1381,7 +1346,7 @@
         </w:tc>
         <w:tc>
           <w:tcPr>
-            <w:tcW w:w="4458" w:type="dxa"/>
+            <w:tcW w:w="4459" w:type="dxa"/>
             <w:tcBorders>
               <w:top w:val="single" w:sz="8" w:space="0" w:color="000000"/>
               <w:left w:val="single" w:sz="8" w:space="0" w:color="000000"/>
@@ -1432,12 +1397,7 @@
               </w:rPr>
             </w:pPr>
             <w:r>
-              <w:rPr>
-                <w:rFonts w:eastAsia="Times New Roman" w:cs="Times New Roman"/>
-                <w:sz w:val="24"/>
-                <w:szCs w:val="24"/>
-              </w:rPr>
-              <w:t>25-02-2026</w:t>
+              <w:rPr/>
             </w:r>
           </w:p>
         </w:tc>
@@ -1507,7 +1467,7 @@
         <w:trPr/>
         <w:tc>
           <w:tcPr>
-            <w:tcW w:w="777" w:type="dxa"/>
+            <w:tcW w:w="776" w:type="dxa"/>
             <w:tcBorders>
               <w:left w:val="single" w:sz="8" w:space="0" w:color="000000"/>
               <w:bottom w:val="single" w:sz="8" w:space="0" w:color="000000"/>
@@ -1533,7 +1493,7 @@
         </w:tc>
         <w:tc>
           <w:tcPr>
-            <w:tcW w:w="4458" w:type="dxa"/>
+            <w:tcW w:w="4459" w:type="dxa"/>
             <w:tcBorders>
               <w:left w:val="single" w:sz="8" w:space="0" w:color="000000"/>
               <w:bottom w:val="single" w:sz="8" w:space="0" w:color="000000"/>
@@ -1653,7 +1613,7 @@
         <w:trPr/>
         <w:tc>
           <w:tcPr>
-            <w:tcW w:w="777" w:type="dxa"/>
+            <w:tcW w:w="776" w:type="dxa"/>
             <w:tcBorders>
               <w:left w:val="single" w:sz="8" w:space="0" w:color="000000"/>
               <w:bottom w:val="single" w:sz="8" w:space="0" w:color="000000"/>
@@ -1679,7 +1639,7 @@
         </w:tc>
         <w:tc>
           <w:tcPr>
-            <w:tcW w:w="4458" w:type="dxa"/>
+            <w:tcW w:w="4459" w:type="dxa"/>
             <w:tcBorders>
               <w:left w:val="single" w:sz="8" w:space="0" w:color="000000"/>
               <w:bottom w:val="single" w:sz="8" w:space="0" w:color="000000"/>
@@ -1799,7 +1759,7 @@
         <w:trPr/>
         <w:tc>
           <w:tcPr>
-            <w:tcW w:w="777" w:type="dxa"/>
+            <w:tcW w:w="776" w:type="dxa"/>
             <w:tcBorders>
               <w:left w:val="single" w:sz="8" w:space="0" w:color="000000"/>
               <w:bottom w:val="single" w:sz="8" w:space="0" w:color="000000"/>
@@ -1825,7 +1785,7 @@
         </w:tc>
         <w:tc>
           <w:tcPr>
-            <w:tcW w:w="4458" w:type="dxa"/>
+            <w:tcW w:w="4459" w:type="dxa"/>
             <w:tcBorders>
               <w:left w:val="single" w:sz="8" w:space="0" w:color="000000"/>
               <w:bottom w:val="single" w:sz="8" w:space="0" w:color="000000"/>
@@ -1945,7 +1905,7 @@
         <w:trPr/>
         <w:tc>
           <w:tcPr>
-            <w:tcW w:w="777" w:type="dxa"/>
+            <w:tcW w:w="776" w:type="dxa"/>
             <w:tcBorders>
               <w:left w:val="single" w:sz="8" w:space="0" w:color="000000"/>
               <w:bottom w:val="single" w:sz="8" w:space="0" w:color="000000"/>
@@ -1971,7 +1931,7 @@
         </w:tc>
         <w:tc>
           <w:tcPr>
-            <w:tcW w:w="4458" w:type="dxa"/>
+            <w:tcW w:w="4459" w:type="dxa"/>
             <w:tcBorders>
               <w:left w:val="single" w:sz="8" w:space="0" w:color="000000"/>
               <w:bottom w:val="single" w:sz="8" w:space="0" w:color="000000"/>
@@ -2091,7 +2051,7 @@
         <w:trPr/>
         <w:tc>
           <w:tcPr>
-            <w:tcW w:w="777" w:type="dxa"/>
+            <w:tcW w:w="776" w:type="dxa"/>
             <w:tcBorders>
               <w:left w:val="single" w:sz="8" w:space="0" w:color="000000"/>
               <w:bottom w:val="single" w:sz="8" w:space="0" w:color="000000"/>
@@ -2117,7 +2077,7 @@
         </w:tc>
         <w:tc>
           <w:tcPr>
-            <w:tcW w:w="4458" w:type="dxa"/>
+            <w:tcW w:w="4459" w:type="dxa"/>
             <w:tcBorders>
               <w:left w:val="single" w:sz="8" w:space="0" w:color="000000"/>
               <w:bottom w:val="single" w:sz="8" w:space="0" w:color="000000"/>
@@ -2266,21 +2226,6 @@
           <w:sz w:val="24"/>
           <w:szCs w:val="24"/>
         </w:rPr>
-      </w:pPr>
-      <w:r>
-        <w:rPr>
-          <w:rFonts w:eastAsia="Times New Roman" w:cs="Times New Roman"/>
-          <w:sz w:val="24"/>
-          <w:szCs w:val="24"/>
-        </w:rPr>
-      </w:r>
-    </w:p>
-    <w:p>
-      <w:pPr>
-        <w:pStyle w:val="LOnormal"/>
-        <w:widowControl w:val="false"/>
-        <w:spacing w:lineRule="auto" w:line="264"/>
-        <w:rPr/>
       </w:pPr>
       <w:r>
         <w:rPr/>
@@ -3262,6 +3207,24 @@
         </w:rPr>
       </w:pPr>
       <w:r>
+        <w:rPr/>
+      </w:r>
+    </w:p>
+    <w:p>
+      <w:pPr>
+        <w:pStyle w:val="LOnormal"/>
+        <w:spacing w:lineRule="auto" w:line="259"/>
+        <w:jc w:val="right"/>
+        <w:rPr>
+          <w:rFonts w:eastAsia="Calibri" w:cs="Calibri"/>
+          <w:b/>
+          <w:b/>
+          <w:bCs/>
+          <w:sz w:val="38"/>
+          <w:szCs w:val="38"/>
+        </w:rPr>
+      </w:pPr>
+      <w:r>
         <w:rPr>
           <w:rFonts w:eastAsia="Calibri" w:cs="Calibri"/>
           <w:b/>
@@ -3553,165 +3516,7 @@
             </w:pPr>
             <w:r>
               <w:rPr/>
-              <w:t>St. George’s College Aruvithura, is a minority educational institution founded by St. George Forane Church, Aruvithura in 1965. Pioneered under the patronage of His Excellency Mar Sebastian Vayalil, the first Bishop of Pala, and cherished by a host of visionaries and philanthropists like Very Rev. Fr. Thomas Araythinal and Mr T. A. Thomman (Former Minister), the college, rig</w:t>
-            </w:r>
-          </w:p>
-          <w:p>
-            <w:pPr>
-              <w:pStyle w:val="LOnormal"/>
-              <w:spacing w:lineRule="auto" w:line="259"/>
-              <w:ind w:left="720" w:hanging="0"/>
-              <w:jc w:val="right"/>
-              <w:rPr>
-                <w:rFonts w:eastAsia="Calibri" w:cs="Calibri"/>
-                <w:b/>
-                <w:b/>
-                <w:bCs/>
-                <w:sz w:val="38"/>
-                <w:szCs w:val="38"/>
-              </w:rPr>
-            </w:pPr>
-            <w:r>
-              <w:rPr>
-                <w:rFonts w:eastAsia="Calibri" w:cs="Calibri"/>
-                <w:b/>
-                <w:bCs/>
-                <w:sz w:val="38"/>
-                <w:szCs w:val="38"/>
-              </w:rPr>
-            </w:r>
-          </w:p>
-          <w:p>
-            <w:pPr>
-              <w:pStyle w:val="LOnormal"/>
-              <w:spacing w:lineRule="auto" w:line="259"/>
-              <w:ind w:left="720" w:hanging="0"/>
-              <w:jc w:val="right"/>
-              <w:rPr/>
-            </w:pPr>
-            <w:r>
-              <w:rPr>
-                <w:rFonts w:eastAsia="Calibri" w:cs="Calibri"/>
-                <w:b/>
-                <w:bCs/>
-                <w:sz w:val="38"/>
-                <w:szCs w:val="38"/>
-              </w:rPr>
-              <w:t>Program 1</w:t>
-            </w:r>
-          </w:p>
-          <w:p>
-            <w:pPr>
-              <w:pStyle w:val="LOnormal"/>
-              <w:widowControl w:val="false"/>
-              <w:spacing w:lineRule="auto" w:line="240"/>
-              <w:jc w:val="right"/>
-              <w:rPr/>
-            </w:pPr>
-            <w:r>
-              <w:rPr>
-                <w:rFonts w:eastAsia="Roboto" w:cs="Roboto"/>
-                <w:b/>
-                <w:bCs/>
-                <w:sz w:val="24"/>
-                <w:szCs w:val="24"/>
-              </w:rPr>
-              <w:t>Create class time table using table tag</w:t>
-            </w:r>
-          </w:p>
-          <w:p>
-            <w:pPr>
-              <w:pStyle w:val="LOnormal"/>
-              <w:spacing w:lineRule="auto" w:line="360"/>
-              <w:rPr>
-                <w:rFonts w:eastAsia="Roboto" w:cs="Roboto"/>
-                <w:b/>
-                <w:b/>
-                <w:bCs/>
-                <w:sz w:val="28"/>
-                <w:szCs w:val="28"/>
-              </w:rPr>
-            </w:pPr>
-            <w:r>
-              <w:rPr>
-                <w:rFonts w:eastAsia="Roboto" w:cs="Roboto"/>
-                <w:b/>
-                <w:bCs/>
-                <w:sz w:val="28"/>
-                <w:szCs w:val="28"/>
-              </w:rPr>
-            </w:r>
-          </w:p>
-          <w:p>
-            <w:pPr>
-              <w:pStyle w:val="LOnormal"/>
-              <w:spacing w:lineRule="auto" w:line="360"/>
-              <w:rPr/>
-            </w:pPr>
-            <w:r>
-              <w:rPr>
-                <w:rFonts w:eastAsia="Roboto" w:cs="Roboto"/>
-                <w:b/>
-                <w:bCs/>
-                <w:sz w:val="28"/>
-                <w:szCs w:val="28"/>
-              </w:rPr>
-              <w:t>Aim</w:t>
-            </w:r>
-          </w:p>
-          <w:p>
-            <w:pPr>
-              <w:pStyle w:val="LOnormal"/>
-              <w:spacing w:lineRule="auto" w:line="360"/>
-              <w:jc w:val="both"/>
-              <w:rPr/>
-            </w:pPr>
-            <w:r>
-              <w:rPr>
-                <w:rFonts w:eastAsia="Roboto" w:cs="Roboto"/>
-                <w:sz w:val="24"/>
-                <w:szCs w:val="24"/>
-              </w:rPr>
-              <w:t>Create a html page to display class time table</w:t>
-            </w:r>
-          </w:p>
-          <w:p>
-            <w:pPr>
-              <w:pStyle w:val="LOnormal"/>
-              <w:spacing w:lineRule="auto" w:line="360"/>
-              <w:jc w:val="both"/>
-              <w:rPr>
-                <w:rFonts w:eastAsia="Roboto" w:cs="Roboto"/>
-                <w:sz w:val="24"/>
-                <w:szCs w:val="24"/>
-              </w:rPr>
-            </w:pPr>
-            <w:r>
-              <w:rPr>
-                <w:rFonts w:eastAsia="Roboto" w:cs="Roboto"/>
-                <w:sz w:val="24"/>
-                <w:szCs w:val="24"/>
-              </w:rPr>
-            </w:r>
-          </w:p>
-          <w:p>
-            <w:pPr>
-              <w:pStyle w:val="TableContents"/>
-              <w:rPr/>
-            </w:pPr>
-            <w:r>
-              <w:rPr>
-                <w:rFonts w:eastAsia="Roboto" w:cs="Roboto"/>
-                <w:b/>
-                <w:bCs/>
-                <w:sz w:val="28"/>
-                <w:szCs w:val="28"/>
-              </w:rPr>
-              <w:t>Program</w:t>
-            </w:r>
-            <w:r>
-              <w:rPr/>
-              <w:t>ht from its inception, embarked on an odyssey towards academic pre-eminence. Very Rev. Fr. Thomas Manakkat, the founding manager and a great visionary, was truly instrumental in laying the foundations for a great beginning and Very Rev. Fr. Jacob Thazhathel, who followed him, was equally adept and insightful in his ideals, guiding the college during the early stages of its growth. For more than two decades, His Excellency Mar Joseph Pallickaparampil, the Bishop of Pala, had been the patron of the college. His Excellency Mar Joseph Kallarangattu is the present patron of this seat of learning.</w:t>
+              <w:t>St. George’s College Aruvithura, is a minority educational institution founded by St. George Forane Church, Aruvithura in 1965. Pioneered under the patronage of His Excellency Mar Sebastian Vayalil, the first Bishop of Pala, and cherished by a host of visionaries and philanthropists like Very Rev. Fr. Thomas Araythinal and Mr T. A. Thomman (Former Minister), the college, from its inception, embarked on an odyssey towards academic pre-eminence. Very Rev. Fr. Thomas Manakkat, the founding manager and a great visionary, was truly instrumental in laying the foundations for a great beginning and Very Rev. Fr. Jacob Thazhathel, who followed him, was equally adept and insightful in his ideals, guiding the college during the early stages of its growth. For more than two decades, His Excellency Mar Joseph Pallickaparampil, the Bishop of Pala, had been the patron of the college. His Excellency Mar Joseph Kallarangattu is the present patron of this seat of learning.</w:t>
             </w:r>
           </w:p>
           <w:p>
@@ -4920,7 +4725,7 @@
           <w:sz w:val="24"/>
           <w:szCs w:val="24"/>
         </w:rPr>
-        <w:t>Create Your Resume Using HTML.Use  text ,link and lists.</w:t>
+        <w:t>Create Your Resume Using HTML. Use  text ,link and lists.</w:t>
       </w:r>
     </w:p>
     <w:p>
@@ -4976,7 +4781,7 @@
           <w:sz w:val="24"/>
           <w:szCs w:val="24"/>
         </w:rPr>
-        <w:t>Create your resume using HTML.Use text,link and lists.</w:t>
+        <w:t>Create your resume using HTML. Use text,link and lists.</w:t>
       </w:r>
     </w:p>
     <w:p>
@@ -5074,7 +4879,6 @@
             </w:pPr>
             <w:r>
               <w:rPr/>
-              <w:tab/>
               <w:t>&lt;!DOCTYPE html&gt;</w:t>
             </w:r>
           </w:p>
@@ -5155,7 +4959,15 @@
             </w:pPr>
             <w:r>
               <w:rPr/>
-              <w:t>Nme: Fifa Mariyam &lt;br&gt;</w:t>
+              <w:t>N</w:t>
+            </w:r>
+            <w:r>
+              <w:rPr/>
+              <w:t>a</w:t>
+            </w:r>
+            <w:r>
+              <w:rPr/>
+              <w:t>me: Fifa  Mariyam &lt;br&gt;</w:t>
             </w:r>
           </w:p>
           <w:p>
@@ -5704,6 +5516,269 @@
         </w:rPr>
         <w:t xml:space="preserve">                                                                                             </w:t>
       </w:r>
+    </w:p>
+    <w:p>
+      <w:pPr>
+        <w:pStyle w:val="LOnormal"/>
+        <w:spacing w:lineRule="auto" w:line="259"/>
+        <w:rPr>
+          <w:rFonts w:eastAsia="Roboto" w:cs="Roboto"/>
+          <w:b/>
+          <w:b/>
+          <w:bCs/>
+          <w:sz w:val="28"/>
+          <w:szCs w:val="28"/>
+        </w:rPr>
+      </w:pPr>
+      <w:r>
+        <w:rPr/>
+      </w:r>
+    </w:p>
+    <w:p>
+      <w:pPr>
+        <w:pStyle w:val="LOnormal"/>
+        <w:spacing w:lineRule="auto" w:line="259"/>
+        <w:rPr>
+          <w:rFonts w:eastAsia="Roboto" w:cs="Roboto"/>
+          <w:b/>
+          <w:b/>
+          <w:bCs/>
+          <w:sz w:val="28"/>
+          <w:szCs w:val="28"/>
+        </w:rPr>
+      </w:pPr>
+      <w:r>
+        <w:rPr/>
+      </w:r>
+    </w:p>
+    <w:p>
+      <w:pPr>
+        <w:pStyle w:val="LOnormal"/>
+        <w:spacing w:lineRule="auto" w:line="259"/>
+        <w:rPr>
+          <w:rFonts w:eastAsia="Roboto" w:cs="Roboto"/>
+          <w:b/>
+          <w:b/>
+          <w:bCs/>
+          <w:sz w:val="28"/>
+          <w:szCs w:val="28"/>
+        </w:rPr>
+      </w:pPr>
+      <w:r>
+        <w:rPr/>
+      </w:r>
+    </w:p>
+    <w:p>
+      <w:pPr>
+        <w:pStyle w:val="LOnormal"/>
+        <w:spacing w:lineRule="auto" w:line="259"/>
+        <w:rPr>
+          <w:rFonts w:eastAsia="Roboto" w:cs="Roboto"/>
+          <w:b/>
+          <w:b/>
+          <w:bCs/>
+          <w:sz w:val="28"/>
+          <w:szCs w:val="28"/>
+        </w:rPr>
+      </w:pPr>
+      <w:r>
+        <w:rPr/>
+      </w:r>
+    </w:p>
+    <w:p>
+      <w:pPr>
+        <w:pStyle w:val="LOnormal"/>
+        <w:spacing w:lineRule="auto" w:line="259"/>
+        <w:rPr>
+          <w:rFonts w:eastAsia="Roboto" w:cs="Roboto"/>
+          <w:b/>
+          <w:b/>
+          <w:bCs/>
+          <w:sz w:val="28"/>
+          <w:szCs w:val="28"/>
+        </w:rPr>
+      </w:pPr>
+      <w:r>
+        <w:rPr/>
+      </w:r>
+    </w:p>
+    <w:p>
+      <w:pPr>
+        <w:pStyle w:val="LOnormal"/>
+        <w:spacing w:lineRule="auto" w:line="259"/>
+        <w:rPr>
+          <w:rFonts w:eastAsia="Roboto" w:cs="Roboto"/>
+          <w:b/>
+          <w:b/>
+          <w:bCs/>
+          <w:sz w:val="28"/>
+          <w:szCs w:val="28"/>
+        </w:rPr>
+      </w:pPr>
+      <w:r>
+        <w:rPr/>
+      </w:r>
+    </w:p>
+    <w:p>
+      <w:pPr>
+        <w:pStyle w:val="LOnormal"/>
+        <w:spacing w:lineRule="auto" w:line="259"/>
+        <w:rPr>
+          <w:rFonts w:eastAsia="Roboto" w:cs="Roboto"/>
+          <w:b/>
+          <w:b/>
+          <w:bCs/>
+          <w:sz w:val="28"/>
+          <w:szCs w:val="28"/>
+        </w:rPr>
+      </w:pPr>
+      <w:r>
+        <w:rPr/>
+      </w:r>
+    </w:p>
+    <w:p>
+      <w:pPr>
+        <w:pStyle w:val="LOnormal"/>
+        <w:spacing w:lineRule="auto" w:line="259"/>
+        <w:rPr>
+          <w:rFonts w:eastAsia="Roboto" w:cs="Roboto"/>
+          <w:b/>
+          <w:b/>
+          <w:bCs/>
+          <w:sz w:val="28"/>
+          <w:szCs w:val="28"/>
+        </w:rPr>
+      </w:pPr>
+      <w:r>
+        <w:rPr/>
+      </w:r>
+    </w:p>
+    <w:p>
+      <w:pPr>
+        <w:pStyle w:val="LOnormal"/>
+        <w:spacing w:lineRule="auto" w:line="259"/>
+        <w:rPr>
+          <w:rFonts w:eastAsia="Roboto" w:cs="Roboto"/>
+          <w:b/>
+          <w:b/>
+          <w:bCs/>
+          <w:sz w:val="28"/>
+          <w:szCs w:val="28"/>
+        </w:rPr>
+      </w:pPr>
+      <w:r>
+        <w:rPr/>
+      </w:r>
+    </w:p>
+    <w:p>
+      <w:pPr>
+        <w:pStyle w:val="LOnormal"/>
+        <w:spacing w:lineRule="auto" w:line="259"/>
+        <w:rPr>
+          <w:rFonts w:eastAsia="Roboto" w:cs="Roboto"/>
+          <w:b/>
+          <w:b/>
+          <w:bCs/>
+          <w:sz w:val="28"/>
+          <w:szCs w:val="28"/>
+        </w:rPr>
+      </w:pPr>
+      <w:r>
+        <w:rPr/>
+      </w:r>
+    </w:p>
+    <w:p>
+      <w:pPr>
+        <w:pStyle w:val="LOnormal"/>
+        <w:spacing w:lineRule="auto" w:line="259"/>
+        <w:rPr>
+          <w:rFonts w:eastAsia="Roboto" w:cs="Roboto"/>
+          <w:b/>
+          <w:b/>
+          <w:bCs/>
+          <w:sz w:val="28"/>
+          <w:szCs w:val="28"/>
+        </w:rPr>
+      </w:pPr>
+      <w:r>
+        <w:rPr/>
+      </w:r>
+    </w:p>
+    <w:p>
+      <w:pPr>
+        <w:pStyle w:val="LOnormal"/>
+        <w:spacing w:lineRule="auto" w:line="259"/>
+        <w:rPr>
+          <w:rFonts w:eastAsia="Roboto" w:cs="Roboto"/>
+          <w:b/>
+          <w:b/>
+          <w:bCs/>
+          <w:sz w:val="28"/>
+          <w:szCs w:val="28"/>
+        </w:rPr>
+      </w:pPr>
+      <w:r>
+        <w:rPr/>
+      </w:r>
+    </w:p>
+    <w:p>
+      <w:pPr>
+        <w:pStyle w:val="LOnormal"/>
+        <w:spacing w:lineRule="auto" w:line="259"/>
+        <w:rPr>
+          <w:rFonts w:eastAsia="Roboto" w:cs="Roboto"/>
+          <w:b/>
+          <w:b/>
+          <w:bCs/>
+          <w:sz w:val="28"/>
+          <w:szCs w:val="28"/>
+        </w:rPr>
+      </w:pPr>
+      <w:r>
+        <w:rPr/>
+      </w:r>
+    </w:p>
+    <w:p>
+      <w:pPr>
+        <w:pStyle w:val="LOnormal"/>
+        <w:spacing w:lineRule="auto" w:line="259"/>
+        <w:rPr>
+          <w:rFonts w:eastAsia="Roboto" w:cs="Roboto"/>
+          <w:b/>
+          <w:b/>
+          <w:bCs/>
+          <w:sz w:val="28"/>
+          <w:szCs w:val="28"/>
+        </w:rPr>
+      </w:pPr>
+      <w:r>
+        <w:rPr/>
+      </w:r>
+    </w:p>
+    <w:p>
+      <w:pPr>
+        <w:pStyle w:val="LOnormal"/>
+        <w:spacing w:lineRule="auto" w:line="259"/>
+        <w:rPr>
+          <w:rFonts w:eastAsia="Roboto" w:cs="Roboto"/>
+          <w:b/>
+          <w:b/>
+          <w:bCs/>
+          <w:sz w:val="28"/>
+          <w:szCs w:val="28"/>
+        </w:rPr>
+      </w:pPr>
+      <w:r>
+        <w:rPr/>
+      </w:r>
+    </w:p>
+    <w:p>
+      <w:pPr>
+        <w:pStyle w:val="LOnormal"/>
+        <w:spacing w:lineRule="auto" w:line="259"/>
+        <w:jc w:val="right"/>
+        <w:rPr/>
+      </w:pPr>
       <w:r>
         <w:rPr>
           <w:rFonts w:eastAsia="Roboto" w:cs="Roboto"/>
@@ -6551,7 +6626,212 @@
           <w:sz w:val="28"/>
           <w:szCs w:val="28"/>
         </w:rPr>
-        <w:t xml:space="preserve">                                                                                               </w:t>
+        <w:t xml:space="preserve">                                                                                             </w:t>
+      </w:r>
+    </w:p>
+    <w:p>
+      <w:pPr>
+        <w:pStyle w:val="LOnormal"/>
+        <w:spacing w:lineRule="auto" w:line="259"/>
+        <w:rPr>
+          <w:rFonts w:eastAsia="Roboto" w:cs="Roboto"/>
+          <w:b/>
+          <w:b/>
+          <w:bCs/>
+          <w:sz w:val="28"/>
+          <w:szCs w:val="28"/>
+        </w:rPr>
+      </w:pPr>
+      <w:r>
+        <w:rPr/>
+      </w:r>
+    </w:p>
+    <w:p>
+      <w:pPr>
+        <w:pStyle w:val="LOnormal"/>
+        <w:spacing w:lineRule="auto" w:line="259"/>
+        <w:rPr>
+          <w:rFonts w:eastAsia="Roboto" w:cs="Roboto"/>
+          <w:b/>
+          <w:b/>
+          <w:bCs/>
+          <w:sz w:val="28"/>
+          <w:szCs w:val="28"/>
+        </w:rPr>
+      </w:pPr>
+      <w:r>
+        <w:rPr/>
+      </w:r>
+    </w:p>
+    <w:p>
+      <w:pPr>
+        <w:pStyle w:val="LOnormal"/>
+        <w:spacing w:lineRule="auto" w:line="259"/>
+        <w:rPr>
+          <w:rFonts w:eastAsia="Roboto" w:cs="Roboto"/>
+          <w:b/>
+          <w:b/>
+          <w:bCs/>
+          <w:sz w:val="28"/>
+          <w:szCs w:val="28"/>
+        </w:rPr>
+      </w:pPr>
+      <w:r>
+        <w:rPr/>
+      </w:r>
+    </w:p>
+    <w:p>
+      <w:pPr>
+        <w:pStyle w:val="LOnormal"/>
+        <w:spacing w:lineRule="auto" w:line="259"/>
+        <w:rPr>
+          <w:rFonts w:eastAsia="Roboto" w:cs="Roboto"/>
+          <w:b/>
+          <w:b/>
+          <w:bCs/>
+          <w:sz w:val="28"/>
+          <w:szCs w:val="28"/>
+        </w:rPr>
+      </w:pPr>
+      <w:r>
+        <w:rPr/>
+      </w:r>
+    </w:p>
+    <w:p>
+      <w:pPr>
+        <w:pStyle w:val="LOnormal"/>
+        <w:spacing w:lineRule="auto" w:line="259"/>
+        <w:rPr>
+          <w:rFonts w:eastAsia="Roboto" w:cs="Roboto"/>
+          <w:b/>
+          <w:b/>
+          <w:bCs/>
+          <w:sz w:val="28"/>
+          <w:szCs w:val="28"/>
+        </w:rPr>
+      </w:pPr>
+      <w:r>
+        <w:rPr/>
+      </w:r>
+    </w:p>
+    <w:p>
+      <w:pPr>
+        <w:pStyle w:val="LOnormal"/>
+        <w:spacing w:lineRule="auto" w:line="259"/>
+        <w:rPr>
+          <w:rFonts w:eastAsia="Roboto" w:cs="Roboto"/>
+          <w:b/>
+          <w:b/>
+          <w:bCs/>
+          <w:sz w:val="28"/>
+          <w:szCs w:val="28"/>
+        </w:rPr>
+      </w:pPr>
+      <w:r>
+        <w:rPr/>
+      </w:r>
+    </w:p>
+    <w:p>
+      <w:pPr>
+        <w:pStyle w:val="LOnormal"/>
+        <w:spacing w:lineRule="auto" w:line="259"/>
+        <w:rPr>
+          <w:rFonts w:eastAsia="Roboto" w:cs="Roboto"/>
+          <w:b/>
+          <w:b/>
+          <w:bCs/>
+          <w:sz w:val="28"/>
+          <w:szCs w:val="28"/>
+        </w:rPr>
+      </w:pPr>
+      <w:r>
+        <w:rPr/>
+      </w:r>
+    </w:p>
+    <w:p>
+      <w:pPr>
+        <w:pStyle w:val="LOnormal"/>
+        <w:spacing w:lineRule="auto" w:line="259"/>
+        <w:rPr>
+          <w:rFonts w:eastAsia="Roboto" w:cs="Roboto"/>
+          <w:b/>
+          <w:b/>
+          <w:bCs/>
+          <w:sz w:val="28"/>
+          <w:szCs w:val="28"/>
+        </w:rPr>
+      </w:pPr>
+      <w:r>
+        <w:rPr/>
+      </w:r>
+    </w:p>
+    <w:p>
+      <w:pPr>
+        <w:pStyle w:val="LOnormal"/>
+        <w:spacing w:lineRule="auto" w:line="259"/>
+        <w:rPr>
+          <w:rFonts w:eastAsia="Roboto" w:cs="Roboto"/>
+          <w:b/>
+          <w:b/>
+          <w:bCs/>
+          <w:sz w:val="28"/>
+          <w:szCs w:val="28"/>
+        </w:rPr>
+      </w:pPr>
+      <w:r>
+        <w:rPr/>
+      </w:r>
+    </w:p>
+    <w:p>
+      <w:pPr>
+        <w:pStyle w:val="LOnormal"/>
+        <w:spacing w:lineRule="auto" w:line="259"/>
+        <w:rPr>
+          <w:rFonts w:eastAsia="Roboto" w:cs="Roboto"/>
+          <w:b/>
+          <w:b/>
+          <w:bCs/>
+          <w:sz w:val="28"/>
+          <w:szCs w:val="28"/>
+        </w:rPr>
+      </w:pPr>
+      <w:r>
+        <w:rPr/>
+      </w:r>
+    </w:p>
+    <w:p>
+      <w:pPr>
+        <w:pStyle w:val="LOnormal"/>
+        <w:spacing w:lineRule="auto" w:line="259"/>
+        <w:rPr>
+          <w:rFonts w:eastAsia="Roboto" w:cs="Roboto"/>
+          <w:b/>
+          <w:b/>
+          <w:bCs/>
+          <w:sz w:val="28"/>
+          <w:szCs w:val="28"/>
+        </w:rPr>
+      </w:pPr>
+      <w:r>
+        <w:rPr/>
+      </w:r>
+    </w:p>
+    <w:p>
+      <w:pPr>
+        <w:pStyle w:val="LOnormal"/>
+        <w:spacing w:lineRule="auto" w:line="259"/>
+        <w:jc w:val="right"/>
+        <w:rPr/>
+      </w:pPr>
+      <w:r>
+        <w:rPr>
+          <w:rFonts w:eastAsia="Roboto" w:cs="Roboto"/>
+          <w:b/>
+          <w:bCs/>
+          <w:sz w:val="28"/>
+          <w:szCs w:val="28"/>
+        </w:rPr>
+        <w:t xml:space="preserve">  </w:t>
       </w:r>
       <w:r>
         <w:rPr>
@@ -7349,7 +7629,7 @@
           <w:sz w:val="28"/>
           <w:szCs w:val="28"/>
         </w:rPr>
-        <w:t xml:space="preserve">                                                                                              </w:t>
+        <w:t xml:space="preserve">                                                                                             </w:t>
       </w:r>
       <w:r>
         <w:rPr>
@@ -7361,6 +7641,286 @@
         </w:rPr>
         <w:t xml:space="preserve"> </w:t>
       </w:r>
+    </w:p>
+    <w:p>
+      <w:pPr>
+        <w:pStyle w:val="LOnormal"/>
+        <w:spacing w:lineRule="auto" w:line="259"/>
+        <w:rPr>
+          <w:rFonts w:eastAsia="Calibri" w:cs="Calibri"/>
+          <w:b/>
+          <w:b/>
+          <w:bCs/>
+          <w:sz w:val="38"/>
+          <w:szCs w:val="38"/>
+        </w:rPr>
+      </w:pPr>
+      <w:r>
+        <w:rPr/>
+      </w:r>
+    </w:p>
+    <w:p>
+      <w:pPr>
+        <w:pStyle w:val="LOnormal"/>
+        <w:spacing w:lineRule="auto" w:line="259"/>
+        <w:rPr>
+          <w:rFonts w:eastAsia="Calibri" w:cs="Calibri"/>
+          <w:b/>
+          <w:b/>
+          <w:bCs/>
+          <w:sz w:val="38"/>
+          <w:szCs w:val="38"/>
+        </w:rPr>
+      </w:pPr>
+      <w:r>
+        <w:rPr/>
+      </w:r>
+    </w:p>
+    <w:p>
+      <w:pPr>
+        <w:pStyle w:val="LOnormal"/>
+        <w:spacing w:lineRule="auto" w:line="259"/>
+        <w:rPr>
+          <w:rFonts w:eastAsia="Calibri" w:cs="Calibri"/>
+          <w:b/>
+          <w:b/>
+          <w:bCs/>
+          <w:sz w:val="38"/>
+          <w:szCs w:val="38"/>
+        </w:rPr>
+      </w:pPr>
+      <w:r>
+        <w:rPr/>
+      </w:r>
+    </w:p>
+    <w:p>
+      <w:pPr>
+        <w:pStyle w:val="LOnormal"/>
+        <w:spacing w:lineRule="auto" w:line="259"/>
+        <w:rPr>
+          <w:rFonts w:eastAsia="Calibri" w:cs="Calibri"/>
+          <w:b/>
+          <w:b/>
+          <w:bCs/>
+          <w:sz w:val="38"/>
+          <w:szCs w:val="38"/>
+        </w:rPr>
+      </w:pPr>
+      <w:r>
+        <w:rPr/>
+      </w:r>
+    </w:p>
+    <w:p>
+      <w:pPr>
+        <w:pStyle w:val="LOnormal"/>
+        <w:spacing w:lineRule="auto" w:line="259"/>
+        <w:rPr>
+          <w:rFonts w:eastAsia="Calibri" w:cs="Calibri"/>
+          <w:b/>
+          <w:b/>
+          <w:bCs/>
+          <w:sz w:val="38"/>
+          <w:szCs w:val="38"/>
+        </w:rPr>
+      </w:pPr>
+      <w:r>
+        <w:rPr/>
+      </w:r>
+    </w:p>
+    <w:p>
+      <w:pPr>
+        <w:pStyle w:val="LOnormal"/>
+        <w:spacing w:lineRule="auto" w:line="259"/>
+        <w:rPr>
+          <w:rFonts w:eastAsia="Calibri" w:cs="Calibri"/>
+          <w:b/>
+          <w:b/>
+          <w:bCs/>
+          <w:sz w:val="38"/>
+          <w:szCs w:val="38"/>
+        </w:rPr>
+      </w:pPr>
+      <w:r>
+        <w:rPr/>
+      </w:r>
+    </w:p>
+    <w:p>
+      <w:pPr>
+        <w:pStyle w:val="LOnormal"/>
+        <w:spacing w:lineRule="auto" w:line="259"/>
+        <w:rPr>
+          <w:rFonts w:eastAsia="Calibri" w:cs="Calibri"/>
+          <w:b/>
+          <w:b/>
+          <w:bCs/>
+          <w:sz w:val="38"/>
+          <w:szCs w:val="38"/>
+        </w:rPr>
+      </w:pPr>
+      <w:r>
+        <w:rPr/>
+      </w:r>
+    </w:p>
+    <w:p>
+      <w:pPr>
+        <w:pStyle w:val="LOnormal"/>
+        <w:spacing w:lineRule="auto" w:line="259"/>
+        <w:rPr>
+          <w:rFonts w:eastAsia="Calibri" w:cs="Calibri"/>
+          <w:b/>
+          <w:b/>
+          <w:bCs/>
+          <w:sz w:val="38"/>
+          <w:szCs w:val="38"/>
+        </w:rPr>
+      </w:pPr>
+      <w:r>
+        <w:rPr/>
+      </w:r>
+    </w:p>
+    <w:p>
+      <w:pPr>
+        <w:pStyle w:val="LOnormal"/>
+        <w:spacing w:lineRule="auto" w:line="259"/>
+        <w:rPr>
+          <w:rFonts w:eastAsia="Calibri" w:cs="Calibri"/>
+          <w:b/>
+          <w:b/>
+          <w:bCs/>
+          <w:sz w:val="38"/>
+          <w:szCs w:val="38"/>
+        </w:rPr>
+      </w:pPr>
+      <w:r>
+        <w:rPr/>
+      </w:r>
+    </w:p>
+    <w:p>
+      <w:pPr>
+        <w:pStyle w:val="LOnormal"/>
+        <w:spacing w:lineRule="auto" w:line="259"/>
+        <w:rPr>
+          <w:rFonts w:eastAsia="Calibri" w:cs="Calibri"/>
+          <w:b/>
+          <w:b/>
+          <w:bCs/>
+          <w:sz w:val="38"/>
+          <w:szCs w:val="38"/>
+        </w:rPr>
+      </w:pPr>
+      <w:r>
+        <w:rPr/>
+      </w:r>
+    </w:p>
+    <w:p>
+      <w:pPr>
+        <w:pStyle w:val="LOnormal"/>
+        <w:spacing w:lineRule="auto" w:line="259"/>
+        <w:rPr>
+          <w:rFonts w:eastAsia="Calibri" w:cs="Calibri"/>
+          <w:b/>
+          <w:b/>
+          <w:bCs/>
+          <w:sz w:val="38"/>
+          <w:szCs w:val="38"/>
+        </w:rPr>
+      </w:pPr>
+      <w:r>
+        <w:rPr/>
+      </w:r>
+    </w:p>
+    <w:p>
+      <w:pPr>
+        <w:pStyle w:val="LOnormal"/>
+        <w:spacing w:lineRule="auto" w:line="259"/>
+        <w:rPr>
+          <w:rFonts w:eastAsia="Calibri" w:cs="Calibri"/>
+          <w:b/>
+          <w:b/>
+          <w:bCs/>
+          <w:sz w:val="38"/>
+          <w:szCs w:val="38"/>
+        </w:rPr>
+      </w:pPr>
+      <w:r>
+        <w:rPr/>
+      </w:r>
+    </w:p>
+    <w:p>
+      <w:pPr>
+        <w:pStyle w:val="LOnormal"/>
+        <w:spacing w:lineRule="auto" w:line="259"/>
+        <w:rPr>
+          <w:rFonts w:eastAsia="Calibri" w:cs="Calibri"/>
+          <w:b/>
+          <w:b/>
+          <w:bCs/>
+          <w:sz w:val="38"/>
+          <w:szCs w:val="38"/>
+        </w:rPr>
+      </w:pPr>
+      <w:r>
+        <w:rPr/>
+      </w:r>
+    </w:p>
+    <w:p>
+      <w:pPr>
+        <w:pStyle w:val="LOnormal"/>
+        <w:spacing w:lineRule="auto" w:line="259"/>
+        <w:rPr>
+          <w:rFonts w:eastAsia="Calibri" w:cs="Calibri"/>
+          <w:b/>
+          <w:b/>
+          <w:bCs/>
+          <w:sz w:val="38"/>
+          <w:szCs w:val="38"/>
+        </w:rPr>
+      </w:pPr>
+      <w:r>
+        <w:rPr/>
+      </w:r>
+    </w:p>
+    <w:p>
+      <w:pPr>
+        <w:pStyle w:val="LOnormal"/>
+        <w:spacing w:lineRule="auto" w:line="259"/>
+        <w:rPr>
+          <w:rFonts w:eastAsia="Calibri" w:cs="Calibri"/>
+          <w:b/>
+          <w:b/>
+          <w:bCs/>
+          <w:sz w:val="38"/>
+          <w:szCs w:val="38"/>
+        </w:rPr>
+      </w:pPr>
+      <w:r>
+        <w:rPr/>
+      </w:r>
+    </w:p>
+    <w:p>
+      <w:pPr>
+        <w:pStyle w:val="LOnormal"/>
+        <w:spacing w:lineRule="auto" w:line="259"/>
+        <w:rPr>
+          <w:rFonts w:eastAsia="Calibri" w:cs="Calibri"/>
+          <w:b/>
+          <w:b/>
+          <w:bCs/>
+          <w:sz w:val="38"/>
+          <w:szCs w:val="38"/>
+        </w:rPr>
+      </w:pPr>
+      <w:r>
+        <w:rPr/>
+      </w:r>
+    </w:p>
+    <w:p>
+      <w:pPr>
+        <w:pStyle w:val="LOnormal"/>
+        <w:spacing w:lineRule="auto" w:line="259"/>
+        <w:jc w:val="right"/>
+        <w:rPr/>
+      </w:pPr>
       <w:r>
         <w:rPr>
           <w:rFonts w:eastAsia="Calibri" w:cs="Calibri"/>
@@ -8366,6 +8926,60 @@
         </w:rPr>
       </w:pPr>
       <w:r>
+        <w:rPr/>
+      </w:r>
+    </w:p>
+    <w:p>
+      <w:pPr>
+        <w:pStyle w:val="LOnormal"/>
+        <w:spacing w:lineRule="auto" w:line="259"/>
+        <w:jc w:val="right"/>
+        <w:rPr>
+          <w:rFonts w:eastAsia="Calibri" w:cs="Calibri"/>
+          <w:b/>
+          <w:b/>
+          <w:bCs/>
+          <w:sz w:val="38"/>
+          <w:szCs w:val="38"/>
+        </w:rPr>
+      </w:pPr>
+      <w:r>
+        <w:rPr/>
+      </w:r>
+    </w:p>
+    <w:p>
+      <w:pPr>
+        <w:pStyle w:val="LOnormal"/>
+        <w:spacing w:lineRule="auto" w:line="259"/>
+        <w:jc w:val="right"/>
+        <w:rPr>
+          <w:rFonts w:eastAsia="Calibri" w:cs="Calibri"/>
+          <w:b/>
+          <w:b/>
+          <w:bCs/>
+          <w:sz w:val="38"/>
+          <w:szCs w:val="38"/>
+        </w:rPr>
+      </w:pPr>
+      <w:r>
+        <w:rPr/>
+      </w:r>
+    </w:p>
+    <w:p>
+      <w:pPr>
+        <w:pStyle w:val="LOnormal"/>
+        <w:spacing w:lineRule="auto" w:line="259"/>
+        <w:jc w:val="right"/>
+        <w:rPr>
+          <w:rFonts w:eastAsia="Calibri" w:cs="Calibri"/>
+          <w:b/>
+          <w:b/>
+          <w:bCs/>
+          <w:sz w:val="38"/>
+          <w:szCs w:val="38"/>
+        </w:rPr>
+      </w:pPr>
+      <w:r>
         <w:rPr>
           <w:rFonts w:eastAsia="Calibri" w:cs="Calibri"/>
           <w:b/>
@@ -8404,29 +9018,6 @@
           <w:szCs w:val="24"/>
         </w:rPr>
         <w:t>Use all the CSS (inline,internal and external) to format the college web page that you have created.</w:t>
-      </w:r>
-    </w:p>
-    <w:p>
-      <w:pPr>
-        <w:pStyle w:val="LOnormal"/>
-        <w:spacing w:lineRule="auto" w:line="360"/>
-        <w:rPr>
-          <w:rFonts w:eastAsia="Roboto" w:cs="Roboto"/>
-          <w:b/>
-          <w:b/>
-          <w:bCs/>
-          <w:sz w:val="28"/>
-          <w:szCs w:val="28"/>
-        </w:rPr>
-      </w:pPr>
-      <w:r>
-        <w:rPr>
-          <w:rFonts w:eastAsia="Roboto" w:cs="Roboto"/>
-          <w:b/>
-          <w:bCs/>
-          <w:sz w:val="28"/>
-          <w:szCs w:val="28"/>
-        </w:rPr>
       </w:r>
     </w:p>
     <w:p>
@@ -9200,15 +9791,6 @@
                 <w:lang w:val="en-IN"/>
               </w:rPr>
               <w:t>}</w:t>
-            </w:r>
-          </w:p>
-          <w:p>
-            <w:pPr>
-              <w:pStyle w:val="TableContents"/>
-              <w:rPr/>
-            </w:pPr>
-            <w:r>
-              <w:rPr/>
             </w:r>
           </w:p>
         </w:tc>
@@ -9363,8 +9945,7 @@
     <w:p>
       <w:pPr>
         <w:pStyle w:val="LOnormal"/>
-        <w:spacing w:lineRule="auto" w:line="360"/>
-        <w:ind w:left="720" w:hanging="0"/>
+        <w:spacing w:lineRule="auto" w:line="259"/>
         <w:jc w:val="right"/>
         <w:rPr>
           <w:rFonts w:eastAsia="Roboto" w:cs="Roboto"/>
@@ -9383,13 +9964,13 @@
           <w:sz w:val="28"/>
           <w:szCs w:val="28"/>
         </w:rPr>
-      </w:r>
-    </w:p>
-    <w:p>
-      <w:pPr>
-        <w:pStyle w:val="LOnormal"/>
-        <w:spacing w:lineRule="auto" w:line="360"/>
-        <w:ind w:left="720" w:hanging="0"/>
+        <w:t xml:space="preserve"> </w:t>
+      </w:r>
+    </w:p>
+    <w:p>
+      <w:pPr>
+        <w:pStyle w:val="LOnormal"/>
+        <w:spacing w:lineRule="auto" w:line="259"/>
         <w:jc w:val="right"/>
         <w:rPr>
           <w:rFonts w:eastAsia="Roboto" w:cs="Roboto"/>
@@ -9401,20 +9982,13 @@
         </w:rPr>
       </w:pPr>
       <w:r>
-        <w:rPr>
-          <w:rFonts w:eastAsia="Roboto" w:cs="Roboto"/>
-          <w:b/>
-          <w:bCs/>
-          <w:sz w:val="28"/>
-          <w:szCs w:val="28"/>
-        </w:rPr>
-      </w:r>
-    </w:p>
-    <w:p>
-      <w:pPr>
-        <w:pStyle w:val="LOnormal"/>
-        <w:spacing w:lineRule="auto" w:line="360"/>
-        <w:ind w:left="720" w:hanging="0"/>
+        <w:rPr/>
+      </w:r>
+    </w:p>
+    <w:p>
+      <w:pPr>
+        <w:pStyle w:val="LOnormal"/>
+        <w:spacing w:lineRule="auto" w:line="259"/>
         <w:jc w:val="right"/>
         <w:rPr>
           <w:rFonts w:eastAsia="Roboto" w:cs="Roboto"/>
@@ -9426,20 +10000,13 @@
         </w:rPr>
       </w:pPr>
       <w:r>
-        <w:rPr>
-          <w:rFonts w:eastAsia="Roboto" w:cs="Roboto"/>
-          <w:b/>
-          <w:bCs/>
-          <w:sz w:val="28"/>
-          <w:szCs w:val="28"/>
-        </w:rPr>
-      </w:r>
-    </w:p>
-    <w:p>
-      <w:pPr>
-        <w:pStyle w:val="LOnormal"/>
-        <w:spacing w:lineRule="auto" w:line="360"/>
-        <w:ind w:left="720" w:hanging="0"/>
+        <w:rPr/>
+      </w:r>
+    </w:p>
+    <w:p>
+      <w:pPr>
+        <w:pStyle w:val="LOnormal"/>
+        <w:spacing w:lineRule="auto" w:line="259"/>
         <w:jc w:val="right"/>
         <w:rPr>
           <w:rFonts w:eastAsia="Roboto" w:cs="Roboto"/>
@@ -9451,20 +10018,13 @@
         </w:rPr>
       </w:pPr>
       <w:r>
-        <w:rPr>
-          <w:rFonts w:eastAsia="Roboto" w:cs="Roboto"/>
-          <w:b/>
-          <w:bCs/>
-          <w:sz w:val="28"/>
-          <w:szCs w:val="28"/>
-        </w:rPr>
-      </w:r>
-    </w:p>
-    <w:p>
-      <w:pPr>
-        <w:pStyle w:val="LOnormal"/>
-        <w:spacing w:lineRule="auto" w:line="360"/>
-        <w:ind w:left="720" w:hanging="0"/>
+        <w:rPr/>
+      </w:r>
+    </w:p>
+    <w:p>
+      <w:pPr>
+        <w:pStyle w:val="LOnormal"/>
+        <w:spacing w:lineRule="auto" w:line="259"/>
         <w:jc w:val="right"/>
         <w:rPr>
           <w:rFonts w:eastAsia="Roboto" w:cs="Roboto"/>
@@ -9476,20 +10036,13 @@
         </w:rPr>
       </w:pPr>
       <w:r>
-        <w:rPr>
-          <w:rFonts w:eastAsia="Roboto" w:cs="Roboto"/>
-          <w:b/>
-          <w:bCs/>
-          <w:sz w:val="28"/>
-          <w:szCs w:val="28"/>
-        </w:rPr>
-      </w:r>
-    </w:p>
-    <w:p>
-      <w:pPr>
-        <w:pStyle w:val="LOnormal"/>
-        <w:spacing w:lineRule="auto" w:line="360"/>
-        <w:ind w:left="720" w:hanging="0"/>
+        <w:rPr/>
+      </w:r>
+    </w:p>
+    <w:p>
+      <w:pPr>
+        <w:pStyle w:val="LOnormal"/>
+        <w:spacing w:lineRule="auto" w:line="259"/>
         <w:jc w:val="right"/>
         <w:rPr>
           <w:rFonts w:eastAsia="Roboto" w:cs="Roboto"/>
@@ -9501,20 +10054,13 @@
         </w:rPr>
       </w:pPr>
       <w:r>
-        <w:rPr>
-          <w:rFonts w:eastAsia="Roboto" w:cs="Roboto"/>
-          <w:b/>
-          <w:bCs/>
-          <w:sz w:val="28"/>
-          <w:szCs w:val="28"/>
-        </w:rPr>
-      </w:r>
-    </w:p>
-    <w:p>
-      <w:pPr>
-        <w:pStyle w:val="LOnormal"/>
-        <w:spacing w:lineRule="auto" w:line="360"/>
-        <w:ind w:left="720" w:hanging="0"/>
+        <w:rPr/>
+      </w:r>
+    </w:p>
+    <w:p>
+      <w:pPr>
+        <w:pStyle w:val="LOnormal"/>
+        <w:spacing w:lineRule="auto" w:line="259"/>
         <w:jc w:val="right"/>
         <w:rPr>
           <w:rFonts w:eastAsia="Roboto" w:cs="Roboto"/>
@@ -9526,20 +10072,13 @@
         </w:rPr>
       </w:pPr>
       <w:r>
-        <w:rPr>
-          <w:rFonts w:eastAsia="Roboto" w:cs="Roboto"/>
-          <w:b/>
-          <w:bCs/>
-          <w:sz w:val="28"/>
-          <w:szCs w:val="28"/>
-        </w:rPr>
-      </w:r>
-    </w:p>
-    <w:p>
-      <w:pPr>
-        <w:pStyle w:val="LOnormal"/>
-        <w:spacing w:lineRule="auto" w:line="360"/>
-        <w:ind w:left="720" w:hanging="0"/>
+        <w:rPr/>
+      </w:r>
+    </w:p>
+    <w:p>
+      <w:pPr>
+        <w:pStyle w:val="LOnormal"/>
+        <w:spacing w:lineRule="auto" w:line="259"/>
         <w:jc w:val="right"/>
         <w:rPr>
           <w:rFonts w:eastAsia="Roboto" w:cs="Roboto"/>
@@ -9551,20 +10090,13 @@
         </w:rPr>
       </w:pPr>
       <w:r>
-        <w:rPr>
-          <w:rFonts w:eastAsia="Roboto" w:cs="Roboto"/>
-          <w:b/>
-          <w:bCs/>
-          <w:sz w:val="28"/>
-          <w:szCs w:val="28"/>
-        </w:rPr>
-      </w:r>
-    </w:p>
-    <w:p>
-      <w:pPr>
-        <w:pStyle w:val="LOnormal"/>
-        <w:spacing w:lineRule="auto" w:line="360"/>
-        <w:ind w:left="720" w:hanging="0"/>
+        <w:rPr/>
+      </w:r>
+    </w:p>
+    <w:p>
+      <w:pPr>
+        <w:pStyle w:val="LOnormal"/>
+        <w:spacing w:lineRule="auto" w:line="259"/>
         <w:jc w:val="right"/>
         <w:rPr>
           <w:rFonts w:eastAsia="Roboto" w:cs="Roboto"/>
@@ -9576,262 +10108,401 @@
         </w:rPr>
       </w:pPr>
       <w:r>
-        <w:rPr>
-          <w:rFonts w:eastAsia="Roboto" w:cs="Roboto"/>
-          <w:b/>
-          <w:bCs/>
-          <w:sz w:val="28"/>
-          <w:szCs w:val="28"/>
-        </w:rPr>
+        <w:rPr/>
       </w:r>
     </w:p>
     <w:p>
       <w:pPr>
         <w:pStyle w:val="LOnormal"/>
         <w:spacing w:lineRule="auto" w:line="259"/>
-        <w:rPr>
-          <w:rFonts w:eastAsia="Roboto" w:cs="Roboto"/>
-          <w:b/>
-          <w:b/>
-          <w:bCs/>
-          <w:sz w:val="28"/>
-          <w:szCs w:val="28"/>
-        </w:rPr>
-      </w:pPr>
-      <w:r>
-        <w:rPr>
-          <w:rFonts w:eastAsia="Roboto" w:cs="Roboto"/>
-          <w:b/>
-          <w:bCs/>
-          <w:sz w:val="28"/>
-          <w:szCs w:val="28"/>
-        </w:rPr>
-        <w:t xml:space="preserve">                                                                                             </w:t>
+        <w:jc w:val="right"/>
+        <w:rPr>
+          <w:rFonts w:eastAsia="Roboto" w:cs="Roboto"/>
+          <w:b/>
+          <w:b/>
+          <w:bCs/>
+          <w:sz w:val="28"/>
+          <w:szCs w:val="28"/>
+        </w:rPr>
+      </w:pPr>
+      <w:r>
+        <w:rPr/>
       </w:r>
     </w:p>
     <w:p>
       <w:pPr>
         <w:pStyle w:val="LOnormal"/>
         <w:spacing w:lineRule="auto" w:line="259"/>
-        <w:rPr>
-          <w:rFonts w:eastAsia="Roboto" w:cs="Roboto"/>
-          <w:b/>
-          <w:b/>
-          <w:bCs/>
-          <w:sz w:val="28"/>
-          <w:szCs w:val="28"/>
-        </w:rPr>
-      </w:pPr>
-      <w:r>
-        <w:rPr>
-          <w:rFonts w:eastAsia="Roboto" w:cs="Roboto"/>
-          <w:b/>
-          <w:bCs/>
-          <w:sz w:val="28"/>
-          <w:szCs w:val="28"/>
-        </w:rPr>
+        <w:jc w:val="right"/>
+        <w:rPr>
+          <w:rFonts w:eastAsia="Roboto" w:cs="Roboto"/>
+          <w:b/>
+          <w:b/>
+          <w:bCs/>
+          <w:sz w:val="28"/>
+          <w:szCs w:val="28"/>
+        </w:rPr>
+      </w:pPr>
+      <w:r>
+        <w:rPr/>
       </w:r>
     </w:p>
     <w:p>
       <w:pPr>
         <w:pStyle w:val="LOnormal"/>
         <w:spacing w:lineRule="auto" w:line="259"/>
-        <w:rPr>
-          <w:rFonts w:eastAsia="Roboto" w:cs="Roboto"/>
-          <w:b/>
-          <w:b/>
-          <w:bCs/>
-          <w:sz w:val="28"/>
-          <w:szCs w:val="28"/>
-        </w:rPr>
-      </w:pPr>
-      <w:r>
-        <w:rPr>
-          <w:rFonts w:eastAsia="Roboto" w:cs="Roboto"/>
-          <w:b/>
-          <w:bCs/>
-          <w:sz w:val="28"/>
-          <w:szCs w:val="28"/>
-        </w:rPr>
+        <w:jc w:val="right"/>
+        <w:rPr>
+          <w:rFonts w:eastAsia="Roboto" w:cs="Roboto"/>
+          <w:b/>
+          <w:b/>
+          <w:bCs/>
+          <w:sz w:val="28"/>
+          <w:szCs w:val="28"/>
+        </w:rPr>
+      </w:pPr>
+      <w:r>
+        <w:rPr/>
       </w:r>
     </w:p>
     <w:p>
       <w:pPr>
         <w:pStyle w:val="LOnormal"/>
         <w:spacing w:lineRule="auto" w:line="259"/>
-        <w:rPr>
-          <w:rFonts w:eastAsia="Roboto" w:cs="Roboto"/>
-          <w:b/>
-          <w:b/>
-          <w:bCs/>
-          <w:sz w:val="28"/>
-          <w:szCs w:val="28"/>
-        </w:rPr>
-      </w:pPr>
-      <w:r>
-        <w:rPr>
-          <w:rFonts w:eastAsia="Roboto" w:cs="Roboto"/>
-          <w:b/>
-          <w:bCs/>
-          <w:sz w:val="28"/>
-          <w:szCs w:val="28"/>
-        </w:rPr>
+        <w:jc w:val="right"/>
+        <w:rPr>
+          <w:rFonts w:eastAsia="Roboto" w:cs="Roboto"/>
+          <w:b/>
+          <w:b/>
+          <w:bCs/>
+          <w:sz w:val="28"/>
+          <w:szCs w:val="28"/>
+        </w:rPr>
+      </w:pPr>
+      <w:r>
+        <w:rPr/>
       </w:r>
     </w:p>
     <w:p>
       <w:pPr>
         <w:pStyle w:val="LOnormal"/>
         <w:spacing w:lineRule="auto" w:line="259"/>
-        <w:rPr>
-          <w:rFonts w:eastAsia="Roboto" w:cs="Roboto"/>
-          <w:b/>
-          <w:b/>
-          <w:bCs/>
-          <w:sz w:val="28"/>
-          <w:szCs w:val="28"/>
-        </w:rPr>
-      </w:pPr>
-      <w:r>
-        <w:rPr>
-          <w:rFonts w:eastAsia="Roboto" w:cs="Roboto"/>
-          <w:b/>
-          <w:bCs/>
-          <w:sz w:val="28"/>
-          <w:szCs w:val="28"/>
-        </w:rPr>
+        <w:jc w:val="right"/>
+        <w:rPr>
+          <w:rFonts w:eastAsia="Roboto" w:cs="Roboto"/>
+          <w:b/>
+          <w:b/>
+          <w:bCs/>
+          <w:sz w:val="28"/>
+          <w:szCs w:val="28"/>
+        </w:rPr>
+      </w:pPr>
+      <w:r>
+        <w:rPr/>
       </w:r>
     </w:p>
     <w:p>
       <w:pPr>
         <w:pStyle w:val="LOnormal"/>
         <w:spacing w:lineRule="auto" w:line="259"/>
-        <w:rPr>
-          <w:rFonts w:eastAsia="Roboto" w:cs="Roboto"/>
-          <w:b/>
-          <w:b/>
-          <w:bCs/>
-          <w:sz w:val="28"/>
-          <w:szCs w:val="28"/>
-        </w:rPr>
-      </w:pPr>
-      <w:r>
-        <w:rPr>
-          <w:rFonts w:eastAsia="Roboto" w:cs="Roboto"/>
-          <w:b/>
-          <w:bCs/>
-          <w:sz w:val="28"/>
-          <w:szCs w:val="28"/>
-        </w:rPr>
+        <w:jc w:val="right"/>
+        <w:rPr>
+          <w:rFonts w:eastAsia="Roboto" w:cs="Roboto"/>
+          <w:b/>
+          <w:b/>
+          <w:bCs/>
+          <w:sz w:val="28"/>
+          <w:szCs w:val="28"/>
+        </w:rPr>
+      </w:pPr>
+      <w:r>
+        <w:rPr/>
       </w:r>
     </w:p>
     <w:p>
       <w:pPr>
         <w:pStyle w:val="LOnormal"/>
         <w:spacing w:lineRule="auto" w:line="259"/>
-        <w:rPr>
-          <w:rFonts w:eastAsia="Roboto" w:cs="Roboto"/>
-          <w:b/>
-          <w:b/>
-          <w:bCs/>
-          <w:sz w:val="28"/>
-          <w:szCs w:val="28"/>
-        </w:rPr>
-      </w:pPr>
-      <w:r>
-        <w:rPr>
-          <w:rFonts w:eastAsia="Roboto" w:cs="Roboto"/>
-          <w:b/>
-          <w:bCs/>
-          <w:sz w:val="28"/>
-          <w:szCs w:val="28"/>
-        </w:rPr>
+        <w:jc w:val="right"/>
+        <w:rPr>
+          <w:rFonts w:eastAsia="Roboto" w:cs="Roboto"/>
+          <w:b/>
+          <w:b/>
+          <w:bCs/>
+          <w:sz w:val="28"/>
+          <w:szCs w:val="28"/>
+        </w:rPr>
+      </w:pPr>
+      <w:r>
+        <w:rPr/>
       </w:r>
     </w:p>
     <w:p>
       <w:pPr>
         <w:pStyle w:val="LOnormal"/>
         <w:spacing w:lineRule="auto" w:line="259"/>
-        <w:rPr>
-          <w:rFonts w:eastAsia="Roboto" w:cs="Roboto"/>
-          <w:b/>
-          <w:b/>
-          <w:bCs/>
-          <w:sz w:val="28"/>
-          <w:szCs w:val="28"/>
-        </w:rPr>
-      </w:pPr>
-      <w:r>
-        <w:rPr>
-          <w:rFonts w:eastAsia="Roboto" w:cs="Roboto"/>
-          <w:b/>
-          <w:bCs/>
-          <w:sz w:val="28"/>
-          <w:szCs w:val="28"/>
-        </w:rPr>
+        <w:jc w:val="right"/>
+        <w:rPr>
+          <w:rFonts w:eastAsia="Roboto" w:cs="Roboto"/>
+          <w:b/>
+          <w:b/>
+          <w:bCs/>
+          <w:sz w:val="28"/>
+          <w:szCs w:val="28"/>
+        </w:rPr>
+      </w:pPr>
+      <w:r>
+        <w:rPr/>
       </w:r>
     </w:p>
     <w:p>
       <w:pPr>
         <w:pStyle w:val="LOnormal"/>
         <w:spacing w:lineRule="auto" w:line="259"/>
-        <w:rPr>
-          <w:rFonts w:eastAsia="Roboto" w:cs="Roboto"/>
-          <w:b/>
-          <w:b/>
-          <w:bCs/>
-          <w:sz w:val="28"/>
-          <w:szCs w:val="28"/>
-        </w:rPr>
-      </w:pPr>
-      <w:r>
-        <w:rPr>
-          <w:rFonts w:eastAsia="Roboto" w:cs="Roboto"/>
-          <w:b/>
-          <w:bCs/>
-          <w:sz w:val="28"/>
-          <w:szCs w:val="28"/>
-        </w:rPr>
+        <w:jc w:val="right"/>
+        <w:rPr>
+          <w:rFonts w:eastAsia="Roboto" w:cs="Roboto"/>
+          <w:b/>
+          <w:b/>
+          <w:bCs/>
+          <w:sz w:val="28"/>
+          <w:szCs w:val="28"/>
+        </w:rPr>
+      </w:pPr>
+      <w:r>
+        <w:rPr/>
       </w:r>
     </w:p>
     <w:p>
       <w:pPr>
         <w:pStyle w:val="LOnormal"/>
         <w:spacing w:lineRule="auto" w:line="259"/>
-        <w:rPr>
-          <w:rFonts w:eastAsia="Roboto" w:cs="Roboto"/>
-          <w:b/>
-          <w:b/>
-          <w:bCs/>
-          <w:sz w:val="28"/>
-          <w:szCs w:val="28"/>
-        </w:rPr>
-      </w:pPr>
-      <w:r>
-        <w:rPr>
-          <w:rFonts w:eastAsia="Roboto" w:cs="Roboto"/>
-          <w:b/>
-          <w:bCs/>
-          <w:sz w:val="28"/>
-          <w:szCs w:val="28"/>
-        </w:rPr>
+        <w:jc w:val="right"/>
+        <w:rPr>
+          <w:rFonts w:eastAsia="Roboto" w:cs="Roboto"/>
+          <w:b/>
+          <w:b/>
+          <w:bCs/>
+          <w:sz w:val="28"/>
+          <w:szCs w:val="28"/>
+        </w:rPr>
+      </w:pPr>
+      <w:r>
+        <w:rPr/>
       </w:r>
     </w:p>
     <w:p>
       <w:pPr>
         <w:pStyle w:val="LOnormal"/>
         <w:spacing w:lineRule="auto" w:line="259"/>
-        <w:rPr/>
-      </w:pPr>
-      <w:r>
-        <w:rPr>
-          <w:rFonts w:eastAsia="Roboto" w:cs="Roboto"/>
-          <w:b/>
-          <w:bCs/>
-          <w:sz w:val="28"/>
-          <w:szCs w:val="28"/>
-        </w:rPr>
-        <w:t xml:space="preserve">                                                                                               </w:t>
-      </w:r>
+        <w:jc w:val="right"/>
+        <w:rPr>
+          <w:rFonts w:eastAsia="Roboto" w:cs="Roboto"/>
+          <w:b/>
+          <w:b/>
+          <w:bCs/>
+          <w:sz w:val="28"/>
+          <w:szCs w:val="28"/>
+        </w:rPr>
+      </w:pPr>
+      <w:r>
+        <w:rPr/>
+      </w:r>
+    </w:p>
+    <w:p>
+      <w:pPr>
+        <w:pStyle w:val="LOnormal"/>
+        <w:spacing w:lineRule="auto" w:line="259"/>
+        <w:jc w:val="right"/>
+        <w:rPr>
+          <w:rFonts w:eastAsia="Roboto" w:cs="Roboto"/>
+          <w:b/>
+          <w:b/>
+          <w:bCs/>
+          <w:sz w:val="28"/>
+          <w:szCs w:val="28"/>
+        </w:rPr>
+      </w:pPr>
+      <w:r>
+        <w:rPr/>
+      </w:r>
+    </w:p>
+    <w:p>
+      <w:pPr>
+        <w:pStyle w:val="LOnormal"/>
+        <w:spacing w:lineRule="auto" w:line="259"/>
+        <w:jc w:val="right"/>
+        <w:rPr>
+          <w:rFonts w:eastAsia="Roboto" w:cs="Roboto"/>
+          <w:b/>
+          <w:b/>
+          <w:bCs/>
+          <w:sz w:val="28"/>
+          <w:szCs w:val="28"/>
+        </w:rPr>
+      </w:pPr>
+      <w:r>
+        <w:rPr/>
+      </w:r>
+    </w:p>
+    <w:p>
+      <w:pPr>
+        <w:pStyle w:val="LOnormal"/>
+        <w:spacing w:lineRule="auto" w:line="259"/>
+        <w:jc w:val="right"/>
+        <w:rPr>
+          <w:rFonts w:eastAsia="Roboto" w:cs="Roboto"/>
+          <w:b/>
+          <w:b/>
+          <w:bCs/>
+          <w:sz w:val="28"/>
+          <w:szCs w:val="28"/>
+        </w:rPr>
+      </w:pPr>
+      <w:r>
+        <w:rPr/>
+      </w:r>
+    </w:p>
+    <w:p>
+      <w:pPr>
+        <w:pStyle w:val="LOnormal"/>
+        <w:spacing w:lineRule="auto" w:line="259"/>
+        <w:jc w:val="right"/>
+        <w:rPr>
+          <w:rFonts w:eastAsia="Roboto" w:cs="Roboto"/>
+          <w:b/>
+          <w:b/>
+          <w:bCs/>
+          <w:sz w:val="28"/>
+          <w:szCs w:val="28"/>
+        </w:rPr>
+      </w:pPr>
+      <w:r>
+        <w:rPr/>
+      </w:r>
+    </w:p>
+    <w:p>
+      <w:pPr>
+        <w:pStyle w:val="LOnormal"/>
+        <w:spacing w:lineRule="auto" w:line="259"/>
+        <w:jc w:val="right"/>
+        <w:rPr>
+          <w:rFonts w:eastAsia="Roboto" w:cs="Roboto"/>
+          <w:b/>
+          <w:b/>
+          <w:bCs/>
+          <w:sz w:val="28"/>
+          <w:szCs w:val="28"/>
+        </w:rPr>
+      </w:pPr>
+      <w:r>
+        <w:rPr/>
+      </w:r>
+    </w:p>
+    <w:p>
+      <w:pPr>
+        <w:pStyle w:val="LOnormal"/>
+        <w:spacing w:lineRule="auto" w:line="259"/>
+        <w:jc w:val="right"/>
+        <w:rPr>
+          <w:rFonts w:eastAsia="Roboto" w:cs="Roboto"/>
+          <w:b/>
+          <w:b/>
+          <w:bCs/>
+          <w:sz w:val="28"/>
+          <w:szCs w:val="28"/>
+        </w:rPr>
+      </w:pPr>
+      <w:r>
+        <w:rPr/>
+      </w:r>
+    </w:p>
+    <w:p>
+      <w:pPr>
+        <w:pStyle w:val="LOnormal"/>
+        <w:spacing w:lineRule="auto" w:line="259"/>
+        <w:jc w:val="right"/>
+        <w:rPr>
+          <w:rFonts w:eastAsia="Roboto" w:cs="Roboto"/>
+          <w:b/>
+          <w:b/>
+          <w:bCs/>
+          <w:sz w:val="28"/>
+          <w:szCs w:val="28"/>
+        </w:rPr>
+      </w:pPr>
+      <w:r>
+        <w:rPr/>
+      </w:r>
+    </w:p>
+    <w:p>
+      <w:pPr>
+        <w:pStyle w:val="LOnormal"/>
+        <w:spacing w:lineRule="auto" w:line="259"/>
+        <w:jc w:val="right"/>
+        <w:rPr>
+          <w:rFonts w:eastAsia="Roboto" w:cs="Roboto"/>
+          <w:b/>
+          <w:b/>
+          <w:bCs/>
+          <w:sz w:val="28"/>
+          <w:szCs w:val="28"/>
+        </w:rPr>
+      </w:pPr>
+      <w:r>
+        <w:rPr/>
+      </w:r>
+    </w:p>
+    <w:p>
+      <w:pPr>
+        <w:pStyle w:val="LOnormal"/>
+        <w:spacing w:lineRule="auto" w:line="259"/>
+        <w:jc w:val="right"/>
+        <w:rPr>
+          <w:rFonts w:eastAsia="Roboto" w:cs="Roboto"/>
+          <w:b/>
+          <w:b/>
+          <w:bCs/>
+          <w:sz w:val="28"/>
+          <w:szCs w:val="28"/>
+        </w:rPr>
+      </w:pPr>
+      <w:r>
+        <w:rPr/>
+      </w:r>
+    </w:p>
+    <w:p>
+      <w:pPr>
+        <w:pStyle w:val="LOnormal"/>
+        <w:spacing w:lineRule="auto" w:line="259"/>
+        <w:jc w:val="right"/>
+        <w:rPr>
+          <w:rFonts w:eastAsia="Roboto" w:cs="Roboto"/>
+          <w:b/>
+          <w:b/>
+          <w:bCs/>
+          <w:sz w:val="28"/>
+          <w:szCs w:val="28"/>
+        </w:rPr>
+      </w:pPr>
+      <w:r>
+        <w:rPr/>
+      </w:r>
+    </w:p>
+    <w:p>
+      <w:pPr>
+        <w:pStyle w:val="LOnormal"/>
+        <w:spacing w:lineRule="auto" w:line="259"/>
+        <w:jc w:val="right"/>
+        <w:rPr>
+          <w:rFonts w:eastAsia="Roboto" w:cs="Roboto"/>
+          <w:b/>
+          <w:b/>
+          <w:bCs/>
+          <w:sz w:val="28"/>
+          <w:szCs w:val="28"/>
+        </w:rPr>
+      </w:pPr>
       <w:r>
         <w:rPr>
           <w:rFonts w:eastAsia="Calibri" w:cs="Calibri"/>
@@ -10778,6 +11449,23 @@
           <w:szCs w:val="28"/>
         </w:rPr>
         <w:t>Output</w:t>
+      </w:r>
+    </w:p>
+    <w:p>
+      <w:pPr>
+        <w:pStyle w:val="LOnormal"/>
+        <w:spacing w:lineRule="auto" w:line="360"/>
+        <w:rPr>
+          <w:rFonts w:eastAsia="Roboto" w:cs="Roboto"/>
+          <w:b/>
+          <w:b/>
+          <w:bCs/>
+          <w:sz w:val="28"/>
+          <w:szCs w:val="28"/>
+        </w:rPr>
+      </w:pPr>
+      <w:r>
+        <w:rPr/>
       </w:r>
     </w:p>
     <w:p>
@@ -10838,461 +11526,8 @@
     <w:p>
       <w:pPr>
         <w:pStyle w:val="LOnormal"/>
-        <w:spacing w:lineRule="auto" w:line="360"/>
-        <w:ind w:left="720" w:hanging="0"/>
-        <w:jc w:val="right"/>
-        <w:rPr>
-          <w:rFonts w:eastAsia="Roboto" w:cs="Roboto"/>
-          <w:b/>
-          <w:b/>
-          <w:bCs/>
-          <w:sz w:val="28"/>
-          <w:szCs w:val="28"/>
-        </w:rPr>
-      </w:pPr>
-      <w:r>
-        <w:rPr>
-          <w:rFonts w:eastAsia="Roboto" w:cs="Roboto"/>
-          <w:b/>
-          <w:bCs/>
-          <w:sz w:val="28"/>
-          <w:szCs w:val="28"/>
-        </w:rPr>
-      </w:r>
-    </w:p>
-    <w:p>
-      <w:pPr>
-        <w:pStyle w:val="LOnormal"/>
-        <w:spacing w:lineRule="auto" w:line="360"/>
-        <w:ind w:left="720" w:hanging="0"/>
-        <w:jc w:val="right"/>
-        <w:rPr>
-          <w:rFonts w:eastAsia="Roboto" w:cs="Roboto"/>
-          <w:b/>
-          <w:b/>
-          <w:bCs/>
-          <w:sz w:val="28"/>
-          <w:szCs w:val="28"/>
-        </w:rPr>
-      </w:pPr>
-      <w:r>
-        <w:rPr>
-          <w:rFonts w:eastAsia="Roboto" w:cs="Roboto"/>
-          <w:b/>
-          <w:bCs/>
-          <w:sz w:val="28"/>
-          <w:szCs w:val="28"/>
-        </w:rPr>
-      </w:r>
-    </w:p>
-    <w:p>
-      <w:pPr>
-        <w:pStyle w:val="LOnormal"/>
-        <w:spacing w:lineRule="auto" w:line="360"/>
-        <w:ind w:left="720" w:hanging="0"/>
-        <w:jc w:val="right"/>
-        <w:rPr>
-          <w:rFonts w:eastAsia="Roboto" w:cs="Roboto"/>
-          <w:b/>
-          <w:b/>
-          <w:bCs/>
-          <w:sz w:val="28"/>
-          <w:szCs w:val="28"/>
-        </w:rPr>
-      </w:pPr>
-      <w:r>
-        <w:rPr>
-          <w:rFonts w:eastAsia="Roboto" w:cs="Roboto"/>
-          <w:b/>
-          <w:bCs/>
-          <w:sz w:val="28"/>
-          <w:szCs w:val="28"/>
-        </w:rPr>
-      </w:r>
-    </w:p>
-    <w:p>
-      <w:pPr>
-        <w:pStyle w:val="LOnormal"/>
-        <w:spacing w:lineRule="auto" w:line="360"/>
-        <w:ind w:left="720" w:hanging="0"/>
-        <w:jc w:val="right"/>
-        <w:rPr>
-          <w:rFonts w:eastAsia="Roboto" w:cs="Roboto"/>
-          <w:b/>
-          <w:b/>
-          <w:bCs/>
-          <w:sz w:val="28"/>
-          <w:szCs w:val="28"/>
-        </w:rPr>
-      </w:pPr>
-      <w:r>
-        <w:rPr>
-          <w:rFonts w:eastAsia="Roboto" w:cs="Roboto"/>
-          <w:b/>
-          <w:bCs/>
-          <w:sz w:val="28"/>
-          <w:szCs w:val="28"/>
-        </w:rPr>
-      </w:r>
-    </w:p>
-    <w:p>
-      <w:pPr>
-        <w:pStyle w:val="LOnormal"/>
-        <w:spacing w:lineRule="auto" w:line="360"/>
-        <w:ind w:left="720" w:hanging="0"/>
-        <w:jc w:val="right"/>
-        <w:rPr>
-          <w:rFonts w:eastAsia="Roboto" w:cs="Roboto"/>
-          <w:b/>
-          <w:b/>
-          <w:bCs/>
-          <w:sz w:val="28"/>
-          <w:szCs w:val="28"/>
-        </w:rPr>
-      </w:pPr>
-      <w:r>
-        <w:rPr>
-          <w:rFonts w:eastAsia="Roboto" w:cs="Roboto"/>
-          <w:b/>
-          <w:bCs/>
-          <w:sz w:val="28"/>
-          <w:szCs w:val="28"/>
-        </w:rPr>
-      </w:r>
-    </w:p>
-    <w:p>
-      <w:pPr>
-        <w:pStyle w:val="LOnormal"/>
-        <w:spacing w:lineRule="auto" w:line="360"/>
-        <w:ind w:left="720" w:hanging="0"/>
-        <w:jc w:val="right"/>
-        <w:rPr>
-          <w:rFonts w:eastAsia="Roboto" w:cs="Roboto"/>
-          <w:b/>
-          <w:b/>
-          <w:bCs/>
-          <w:sz w:val="28"/>
-          <w:szCs w:val="28"/>
-        </w:rPr>
-      </w:pPr>
-      <w:r>
-        <w:rPr>
-          <w:rFonts w:eastAsia="Roboto" w:cs="Roboto"/>
-          <w:b/>
-          <w:bCs/>
-          <w:sz w:val="28"/>
-          <w:szCs w:val="28"/>
-        </w:rPr>
-      </w:r>
-    </w:p>
-    <w:p>
-      <w:pPr>
-        <w:pStyle w:val="LOnormal"/>
-        <w:spacing w:lineRule="auto" w:line="360"/>
-        <w:ind w:left="720" w:hanging="0"/>
-        <w:jc w:val="right"/>
-        <w:rPr>
-          <w:rFonts w:eastAsia="Roboto" w:cs="Roboto"/>
-          <w:b/>
-          <w:b/>
-          <w:bCs/>
-          <w:sz w:val="28"/>
-          <w:szCs w:val="28"/>
-        </w:rPr>
-      </w:pPr>
-      <w:r>
-        <w:rPr>
-          <w:rFonts w:eastAsia="Roboto" w:cs="Roboto"/>
-          <w:b/>
-          <w:bCs/>
-          <w:sz w:val="28"/>
-          <w:szCs w:val="28"/>
-        </w:rPr>
-      </w:r>
-    </w:p>
-    <w:p>
-      <w:pPr>
-        <w:pStyle w:val="LOnormal"/>
-        <w:spacing w:lineRule="auto" w:line="360"/>
-        <w:ind w:left="720" w:hanging="0"/>
-        <w:jc w:val="right"/>
-        <w:rPr>
-          <w:rFonts w:eastAsia="Roboto" w:cs="Roboto"/>
-          <w:b/>
-          <w:b/>
-          <w:bCs/>
-          <w:sz w:val="28"/>
-          <w:szCs w:val="28"/>
-        </w:rPr>
-      </w:pPr>
-      <w:r>
-        <w:rPr>
-          <w:rFonts w:eastAsia="Roboto" w:cs="Roboto"/>
-          <w:b/>
-          <w:bCs/>
-          <w:sz w:val="28"/>
-          <w:szCs w:val="28"/>
-        </w:rPr>
-      </w:r>
-    </w:p>
-    <w:p>
-      <w:pPr>
-        <w:pStyle w:val="LOnormal"/>
-        <w:spacing w:lineRule="auto" w:line="360"/>
-        <w:ind w:left="720" w:hanging="0"/>
-        <w:jc w:val="right"/>
-        <w:rPr>
-          <w:rFonts w:eastAsia="Roboto" w:cs="Roboto"/>
-          <w:b/>
-          <w:b/>
-          <w:bCs/>
-          <w:sz w:val="28"/>
-          <w:szCs w:val="28"/>
-        </w:rPr>
-      </w:pPr>
-      <w:r>
-        <w:rPr>
-          <w:rFonts w:eastAsia="Roboto" w:cs="Roboto"/>
-          <w:b/>
-          <w:bCs/>
-          <w:sz w:val="28"/>
-          <w:szCs w:val="28"/>
-        </w:rPr>
-      </w:r>
-    </w:p>
-    <w:p>
-      <w:pPr>
-        <w:pStyle w:val="LOnormal"/>
-        <w:spacing w:lineRule="auto" w:line="360"/>
-        <w:ind w:left="720" w:hanging="0"/>
-        <w:jc w:val="right"/>
-        <w:rPr>
-          <w:rFonts w:eastAsia="Roboto" w:cs="Roboto"/>
-          <w:b/>
-          <w:b/>
-          <w:bCs/>
-          <w:sz w:val="28"/>
-          <w:szCs w:val="28"/>
-        </w:rPr>
-      </w:pPr>
-      <w:r>
-        <w:rPr>
-          <w:rFonts w:eastAsia="Roboto" w:cs="Roboto"/>
-          <w:b/>
-          <w:bCs/>
-          <w:sz w:val="28"/>
-          <w:szCs w:val="28"/>
-        </w:rPr>
-      </w:r>
-    </w:p>
-    <w:p>
-      <w:pPr>
-        <w:pStyle w:val="LOnormal"/>
-        <w:spacing w:lineRule="auto" w:line="360"/>
-        <w:ind w:left="720" w:hanging="0"/>
-        <w:jc w:val="right"/>
-        <w:rPr>
-          <w:rFonts w:eastAsia="Roboto" w:cs="Roboto"/>
-          <w:b/>
-          <w:b/>
-          <w:bCs/>
-          <w:sz w:val="28"/>
-          <w:szCs w:val="28"/>
-        </w:rPr>
-      </w:pPr>
-      <w:r>
-        <w:rPr>
-          <w:rFonts w:eastAsia="Roboto" w:cs="Roboto"/>
-          <w:b/>
-          <w:bCs/>
-          <w:sz w:val="28"/>
-          <w:szCs w:val="28"/>
-        </w:rPr>
-      </w:r>
-    </w:p>
-    <w:p>
-      <w:pPr>
-        <w:pStyle w:val="LOnormal"/>
-        <w:spacing w:lineRule="auto" w:line="360"/>
-        <w:ind w:left="720" w:hanging="0"/>
-        <w:jc w:val="right"/>
-        <w:rPr>
-          <w:rFonts w:eastAsia="Roboto" w:cs="Roboto"/>
-          <w:b/>
-          <w:b/>
-          <w:bCs/>
-          <w:sz w:val="28"/>
-          <w:szCs w:val="28"/>
-        </w:rPr>
-      </w:pPr>
-      <w:r>
-        <w:rPr>
-          <w:rFonts w:eastAsia="Roboto" w:cs="Roboto"/>
-          <w:b/>
-          <w:bCs/>
-          <w:sz w:val="28"/>
-          <w:szCs w:val="28"/>
-        </w:rPr>
-      </w:r>
-    </w:p>
-    <w:p>
-      <w:pPr>
-        <w:pStyle w:val="LOnormal"/>
-        <w:spacing w:lineRule="auto" w:line="360"/>
-        <w:ind w:left="720" w:hanging="0"/>
-        <w:jc w:val="right"/>
-        <w:rPr>
-          <w:rFonts w:eastAsia="Roboto" w:cs="Roboto"/>
-          <w:b/>
-          <w:b/>
-          <w:bCs/>
-          <w:sz w:val="28"/>
-          <w:szCs w:val="28"/>
-        </w:rPr>
-      </w:pPr>
-      <w:r>
-        <w:rPr>
-          <w:rFonts w:eastAsia="Roboto" w:cs="Roboto"/>
-          <w:b/>
-          <w:bCs/>
-          <w:sz w:val="28"/>
-          <w:szCs w:val="28"/>
-        </w:rPr>
-      </w:r>
-    </w:p>
-    <w:p>
-      <w:pPr>
-        <w:pStyle w:val="LOnormal"/>
-        <w:spacing w:lineRule="auto" w:line="360"/>
-        <w:ind w:left="720" w:hanging="0"/>
-        <w:jc w:val="right"/>
-        <w:rPr>
-          <w:rFonts w:eastAsia="Roboto" w:cs="Roboto"/>
-          <w:b/>
-          <w:b/>
-          <w:bCs/>
-          <w:sz w:val="28"/>
-          <w:szCs w:val="28"/>
-        </w:rPr>
-      </w:pPr>
-      <w:r>
-        <w:rPr>
-          <w:rFonts w:eastAsia="Roboto" w:cs="Roboto"/>
-          <w:b/>
-          <w:bCs/>
-          <w:sz w:val="28"/>
-          <w:szCs w:val="28"/>
-        </w:rPr>
-      </w:r>
-    </w:p>
-    <w:p>
-      <w:pPr>
-        <w:pStyle w:val="LOnormal"/>
-        <w:spacing w:lineRule="auto" w:line="360"/>
-        <w:ind w:left="720" w:hanging="0"/>
-        <w:jc w:val="right"/>
-        <w:rPr>
-          <w:rFonts w:eastAsia="Roboto" w:cs="Roboto"/>
-          <w:b/>
-          <w:b/>
-          <w:bCs/>
-          <w:sz w:val="28"/>
-          <w:szCs w:val="28"/>
-        </w:rPr>
-      </w:pPr>
-      <w:r>
-        <w:rPr>
-          <w:rFonts w:eastAsia="Roboto" w:cs="Roboto"/>
-          <w:b/>
-          <w:bCs/>
-          <w:sz w:val="28"/>
-          <w:szCs w:val="28"/>
-        </w:rPr>
-      </w:r>
-    </w:p>
-    <w:p>
-      <w:pPr>
-        <w:pStyle w:val="LOnormal"/>
-        <w:spacing w:lineRule="auto" w:line="360"/>
-        <w:ind w:left="720" w:hanging="0"/>
-        <w:jc w:val="right"/>
-        <w:rPr>
-          <w:rFonts w:eastAsia="Roboto" w:cs="Roboto"/>
-          <w:b/>
-          <w:b/>
-          <w:bCs/>
-          <w:sz w:val="28"/>
-          <w:szCs w:val="28"/>
-        </w:rPr>
-      </w:pPr>
-      <w:r>
-        <w:rPr>
-          <w:rFonts w:eastAsia="Roboto" w:cs="Roboto"/>
-          <w:b/>
-          <w:bCs/>
-          <w:sz w:val="28"/>
-          <w:szCs w:val="28"/>
-        </w:rPr>
-      </w:r>
-    </w:p>
-    <w:p>
-      <w:pPr>
-        <w:pStyle w:val="LOnormal"/>
-        <w:spacing w:lineRule="auto" w:line="360"/>
-        <w:ind w:left="720" w:hanging="0"/>
-        <w:jc w:val="right"/>
-        <w:rPr>
-          <w:rFonts w:eastAsia="Roboto" w:cs="Roboto"/>
-          <w:b/>
-          <w:b/>
-          <w:bCs/>
-          <w:sz w:val="28"/>
-          <w:szCs w:val="28"/>
-        </w:rPr>
-      </w:pPr>
-      <w:r>
-        <w:rPr>
-          <w:rFonts w:eastAsia="Roboto" w:cs="Roboto"/>
-          <w:b/>
-          <w:bCs/>
-          <w:sz w:val="28"/>
-          <w:szCs w:val="28"/>
-        </w:rPr>
-      </w:r>
-    </w:p>
-    <w:p>
-      <w:pPr>
-        <w:pStyle w:val="LOnormal"/>
-        <w:spacing w:lineRule="auto" w:line="360"/>
-        <w:ind w:left="720" w:hanging="0"/>
-        <w:jc w:val="right"/>
-        <w:rPr>
-          <w:rFonts w:eastAsia="Roboto" w:cs="Roboto"/>
-          <w:b/>
-          <w:b/>
-          <w:bCs/>
-          <w:sz w:val="28"/>
-          <w:szCs w:val="28"/>
-        </w:rPr>
-      </w:pPr>
-      <w:r>
-        <w:rPr>
-          <w:rFonts w:eastAsia="Roboto" w:cs="Roboto"/>
-          <w:b/>
-          <w:bCs/>
-          <w:sz w:val="28"/>
-          <w:szCs w:val="28"/>
-        </w:rPr>
-      </w:r>
-      <w:r>
-        <w:br w:type="page"/>
-      </w:r>
-    </w:p>
-    <w:p>
-      <w:pPr>
-        <w:pStyle w:val="LOnormal"/>
         <w:spacing w:lineRule="auto" w:line="259"/>
-        <w:ind w:left="720" w:hanging="0"/>
+        <w:ind w:hanging="0"/>
         <w:jc w:val="right"/>
         <w:rPr>
           <w:rFonts w:eastAsia="Calibri" w:cs="Calibri"/>
@@ -11304,20 +11539,33 @@
         </w:rPr>
       </w:pPr>
       <w:r>
+        <w:rPr/>
+      </w:r>
+    </w:p>
+    <w:p>
+      <w:pPr>
+        <w:pStyle w:val="LOnormal"/>
+        <w:spacing w:lineRule="auto" w:line="259"/>
+        <w:ind w:hanging="0"/>
+        <w:jc w:val="right"/>
         <w:rPr>
           <w:rFonts w:eastAsia="Calibri" w:cs="Calibri"/>
+          <w:b/>
           <w:b/>
           <w:bCs/>
           <w:sz w:val="38"/>
           <w:szCs w:val="38"/>
         </w:rPr>
+      </w:pPr>
+      <w:r>
+        <w:rPr/>
       </w:r>
     </w:p>
     <w:p>
       <w:pPr>
         <w:pStyle w:val="LOnormal"/>
         <w:spacing w:lineRule="auto" w:line="259"/>
-        <w:ind w:left="720" w:hanging="0"/>
+        <w:ind w:hanging="0"/>
         <w:jc w:val="right"/>
         <w:rPr>
           <w:rFonts w:eastAsia="Calibri" w:cs="Calibri"/>
@@ -11329,20 +11577,565 @@
         </w:rPr>
       </w:pPr>
       <w:r>
+        <w:rPr/>
+      </w:r>
+    </w:p>
+    <w:p>
+      <w:pPr>
+        <w:pStyle w:val="LOnormal"/>
+        <w:spacing w:lineRule="auto" w:line="259"/>
+        <w:ind w:hanging="0"/>
+        <w:jc w:val="right"/>
         <w:rPr>
           <w:rFonts w:eastAsia="Calibri" w:cs="Calibri"/>
+          <w:b/>
           <w:b/>
           <w:bCs/>
           <w:sz w:val="38"/>
           <w:szCs w:val="38"/>
         </w:rPr>
+      </w:pPr>
+      <w:r>
+        <w:rPr/>
       </w:r>
     </w:p>
     <w:p>
       <w:pPr>
         <w:pStyle w:val="LOnormal"/>
         <w:spacing w:lineRule="auto" w:line="259"/>
-        <w:ind w:left="720" w:hanging="0"/>
+        <w:ind w:hanging="0"/>
+        <w:jc w:val="right"/>
+        <w:rPr>
+          <w:rFonts w:eastAsia="Calibri" w:cs="Calibri"/>
+          <w:b/>
+          <w:b/>
+          <w:bCs/>
+          <w:sz w:val="38"/>
+          <w:szCs w:val="38"/>
+        </w:rPr>
+      </w:pPr>
+      <w:r>
+        <w:rPr/>
+      </w:r>
+    </w:p>
+    <w:p>
+      <w:pPr>
+        <w:pStyle w:val="LOnormal"/>
+        <w:spacing w:lineRule="auto" w:line="259"/>
+        <w:ind w:hanging="0"/>
+        <w:jc w:val="right"/>
+        <w:rPr>
+          <w:rFonts w:eastAsia="Calibri" w:cs="Calibri"/>
+          <w:b/>
+          <w:b/>
+          <w:bCs/>
+          <w:sz w:val="38"/>
+          <w:szCs w:val="38"/>
+        </w:rPr>
+      </w:pPr>
+      <w:r>
+        <w:rPr/>
+      </w:r>
+    </w:p>
+    <w:p>
+      <w:pPr>
+        <w:pStyle w:val="LOnormal"/>
+        <w:spacing w:lineRule="auto" w:line="259"/>
+        <w:ind w:hanging="0"/>
+        <w:jc w:val="right"/>
+        <w:rPr>
+          <w:rFonts w:eastAsia="Calibri" w:cs="Calibri"/>
+          <w:b/>
+          <w:b/>
+          <w:bCs/>
+          <w:sz w:val="38"/>
+          <w:szCs w:val="38"/>
+        </w:rPr>
+      </w:pPr>
+      <w:r>
+        <w:rPr/>
+      </w:r>
+    </w:p>
+    <w:p>
+      <w:pPr>
+        <w:pStyle w:val="LOnormal"/>
+        <w:spacing w:lineRule="auto" w:line="259"/>
+        <w:ind w:hanging="0"/>
+        <w:jc w:val="right"/>
+        <w:rPr>
+          <w:rFonts w:eastAsia="Calibri" w:cs="Calibri"/>
+          <w:b/>
+          <w:b/>
+          <w:bCs/>
+          <w:sz w:val="38"/>
+          <w:szCs w:val="38"/>
+        </w:rPr>
+      </w:pPr>
+      <w:r>
+        <w:rPr/>
+      </w:r>
+    </w:p>
+    <w:p>
+      <w:pPr>
+        <w:pStyle w:val="LOnormal"/>
+        <w:spacing w:lineRule="auto" w:line="259"/>
+        <w:ind w:hanging="0"/>
+        <w:jc w:val="right"/>
+        <w:rPr>
+          <w:rFonts w:eastAsia="Calibri" w:cs="Calibri"/>
+          <w:b/>
+          <w:b/>
+          <w:bCs/>
+          <w:sz w:val="38"/>
+          <w:szCs w:val="38"/>
+        </w:rPr>
+      </w:pPr>
+      <w:r>
+        <w:rPr/>
+      </w:r>
+    </w:p>
+    <w:p>
+      <w:pPr>
+        <w:pStyle w:val="LOnormal"/>
+        <w:spacing w:lineRule="auto" w:line="259"/>
+        <w:ind w:hanging="0"/>
+        <w:jc w:val="right"/>
+        <w:rPr>
+          <w:rFonts w:eastAsia="Calibri" w:cs="Calibri"/>
+          <w:b/>
+          <w:b/>
+          <w:bCs/>
+          <w:sz w:val="38"/>
+          <w:szCs w:val="38"/>
+        </w:rPr>
+      </w:pPr>
+      <w:r>
+        <w:rPr/>
+      </w:r>
+    </w:p>
+    <w:p>
+      <w:pPr>
+        <w:pStyle w:val="LOnormal"/>
+        <w:spacing w:lineRule="auto" w:line="259"/>
+        <w:ind w:hanging="0"/>
+        <w:jc w:val="right"/>
+        <w:rPr>
+          <w:rFonts w:eastAsia="Calibri" w:cs="Calibri"/>
+          <w:b/>
+          <w:b/>
+          <w:bCs/>
+          <w:sz w:val="38"/>
+          <w:szCs w:val="38"/>
+        </w:rPr>
+      </w:pPr>
+      <w:r>
+        <w:rPr/>
+      </w:r>
+    </w:p>
+    <w:p>
+      <w:pPr>
+        <w:pStyle w:val="LOnormal"/>
+        <w:spacing w:lineRule="auto" w:line="259"/>
+        <w:ind w:hanging="0"/>
+        <w:jc w:val="right"/>
+        <w:rPr>
+          <w:rFonts w:eastAsia="Calibri" w:cs="Calibri"/>
+          <w:b/>
+          <w:b/>
+          <w:bCs/>
+          <w:sz w:val="38"/>
+          <w:szCs w:val="38"/>
+        </w:rPr>
+      </w:pPr>
+      <w:r>
+        <w:rPr/>
+      </w:r>
+    </w:p>
+    <w:p>
+      <w:pPr>
+        <w:pStyle w:val="LOnormal"/>
+        <w:spacing w:lineRule="auto" w:line="259"/>
+        <w:ind w:hanging="0"/>
+        <w:jc w:val="right"/>
+        <w:rPr>
+          <w:rFonts w:eastAsia="Calibri" w:cs="Calibri"/>
+          <w:b/>
+          <w:b/>
+          <w:bCs/>
+          <w:sz w:val="38"/>
+          <w:szCs w:val="38"/>
+        </w:rPr>
+      </w:pPr>
+      <w:r>
+        <w:rPr/>
+      </w:r>
+    </w:p>
+    <w:p>
+      <w:pPr>
+        <w:pStyle w:val="LOnormal"/>
+        <w:spacing w:lineRule="auto" w:line="259"/>
+        <w:ind w:hanging="0"/>
+        <w:jc w:val="right"/>
+        <w:rPr>
+          <w:rFonts w:eastAsia="Calibri" w:cs="Calibri"/>
+          <w:b/>
+          <w:b/>
+          <w:bCs/>
+          <w:sz w:val="38"/>
+          <w:szCs w:val="38"/>
+        </w:rPr>
+      </w:pPr>
+      <w:r>
+        <w:rPr/>
+      </w:r>
+    </w:p>
+    <w:p>
+      <w:pPr>
+        <w:pStyle w:val="LOnormal"/>
+        <w:spacing w:lineRule="auto" w:line="259"/>
+        <w:ind w:hanging="0"/>
+        <w:jc w:val="right"/>
+        <w:rPr>
+          <w:rFonts w:eastAsia="Calibri" w:cs="Calibri"/>
+          <w:b/>
+          <w:b/>
+          <w:bCs/>
+          <w:sz w:val="38"/>
+          <w:szCs w:val="38"/>
+        </w:rPr>
+      </w:pPr>
+      <w:r>
+        <w:rPr/>
+      </w:r>
+    </w:p>
+    <w:p>
+      <w:pPr>
+        <w:pStyle w:val="LOnormal"/>
+        <w:spacing w:lineRule="auto" w:line="259"/>
+        <w:ind w:hanging="0"/>
+        <w:jc w:val="right"/>
+        <w:rPr>
+          <w:rFonts w:eastAsia="Calibri" w:cs="Calibri"/>
+          <w:b/>
+          <w:b/>
+          <w:bCs/>
+          <w:sz w:val="38"/>
+          <w:szCs w:val="38"/>
+        </w:rPr>
+      </w:pPr>
+      <w:r>
+        <w:rPr/>
+      </w:r>
+    </w:p>
+    <w:p>
+      <w:pPr>
+        <w:pStyle w:val="LOnormal"/>
+        <w:spacing w:lineRule="auto" w:line="259"/>
+        <w:ind w:hanging="0"/>
+        <w:jc w:val="right"/>
+        <w:rPr>
+          <w:rFonts w:eastAsia="Calibri" w:cs="Calibri"/>
+          <w:b/>
+          <w:b/>
+          <w:bCs/>
+          <w:sz w:val="38"/>
+          <w:szCs w:val="38"/>
+        </w:rPr>
+      </w:pPr>
+      <w:r>
+        <w:rPr/>
+      </w:r>
+    </w:p>
+    <w:p>
+      <w:pPr>
+        <w:pStyle w:val="LOnormal"/>
+        <w:spacing w:lineRule="auto" w:line="259"/>
+        <w:ind w:hanging="0"/>
+        <w:jc w:val="right"/>
+        <w:rPr>
+          <w:rFonts w:eastAsia="Calibri" w:cs="Calibri"/>
+          <w:b/>
+          <w:b/>
+          <w:bCs/>
+          <w:sz w:val="38"/>
+          <w:szCs w:val="38"/>
+        </w:rPr>
+      </w:pPr>
+      <w:r>
+        <w:rPr/>
+      </w:r>
+    </w:p>
+    <w:p>
+      <w:pPr>
+        <w:pStyle w:val="LOnormal"/>
+        <w:spacing w:lineRule="auto" w:line="259"/>
+        <w:ind w:hanging="0"/>
+        <w:jc w:val="right"/>
+        <w:rPr>
+          <w:rFonts w:eastAsia="Calibri" w:cs="Calibri"/>
+          <w:b/>
+          <w:b/>
+          <w:bCs/>
+          <w:sz w:val="38"/>
+          <w:szCs w:val="38"/>
+        </w:rPr>
+      </w:pPr>
+      <w:r>
+        <w:rPr/>
+      </w:r>
+    </w:p>
+    <w:p>
+      <w:pPr>
+        <w:pStyle w:val="LOnormal"/>
+        <w:spacing w:lineRule="auto" w:line="259"/>
+        <w:ind w:hanging="0"/>
+        <w:jc w:val="right"/>
+        <w:rPr>
+          <w:rFonts w:eastAsia="Calibri" w:cs="Calibri"/>
+          <w:b/>
+          <w:b/>
+          <w:bCs/>
+          <w:sz w:val="38"/>
+          <w:szCs w:val="38"/>
+        </w:rPr>
+      </w:pPr>
+      <w:r>
+        <w:rPr/>
+      </w:r>
+    </w:p>
+    <w:p>
+      <w:pPr>
+        <w:pStyle w:val="LOnormal"/>
+        <w:spacing w:lineRule="auto" w:line="259"/>
+        <w:ind w:hanging="0"/>
+        <w:jc w:val="right"/>
+        <w:rPr>
+          <w:rFonts w:eastAsia="Calibri" w:cs="Calibri"/>
+          <w:b/>
+          <w:b/>
+          <w:bCs/>
+          <w:sz w:val="38"/>
+          <w:szCs w:val="38"/>
+        </w:rPr>
+      </w:pPr>
+      <w:r>
+        <w:rPr/>
+      </w:r>
+    </w:p>
+    <w:p>
+      <w:pPr>
+        <w:pStyle w:val="LOnormal"/>
+        <w:spacing w:lineRule="auto" w:line="259"/>
+        <w:ind w:hanging="0"/>
+        <w:jc w:val="right"/>
+        <w:rPr>
+          <w:rFonts w:eastAsia="Calibri" w:cs="Calibri"/>
+          <w:b/>
+          <w:b/>
+          <w:bCs/>
+          <w:sz w:val="38"/>
+          <w:szCs w:val="38"/>
+        </w:rPr>
+      </w:pPr>
+      <w:r>
+        <w:rPr/>
+      </w:r>
+    </w:p>
+    <w:p>
+      <w:pPr>
+        <w:pStyle w:val="LOnormal"/>
+        <w:spacing w:lineRule="auto" w:line="259"/>
+        <w:ind w:hanging="0"/>
+        <w:jc w:val="right"/>
+        <w:rPr>
+          <w:rFonts w:eastAsia="Calibri" w:cs="Calibri"/>
+          <w:b/>
+          <w:b/>
+          <w:bCs/>
+          <w:sz w:val="38"/>
+          <w:szCs w:val="38"/>
+        </w:rPr>
+      </w:pPr>
+      <w:r>
+        <w:rPr/>
+      </w:r>
+    </w:p>
+    <w:p>
+      <w:pPr>
+        <w:pStyle w:val="LOnormal"/>
+        <w:spacing w:lineRule="auto" w:line="259"/>
+        <w:ind w:hanging="0"/>
+        <w:jc w:val="right"/>
+        <w:rPr>
+          <w:rFonts w:eastAsia="Calibri" w:cs="Calibri"/>
+          <w:b/>
+          <w:b/>
+          <w:bCs/>
+          <w:sz w:val="38"/>
+          <w:szCs w:val="38"/>
+        </w:rPr>
+      </w:pPr>
+      <w:r>
+        <w:rPr/>
+      </w:r>
+    </w:p>
+    <w:p>
+      <w:pPr>
+        <w:pStyle w:val="LOnormal"/>
+        <w:spacing w:lineRule="auto" w:line="259"/>
+        <w:ind w:hanging="0"/>
+        <w:jc w:val="right"/>
+        <w:rPr>
+          <w:rFonts w:eastAsia="Calibri" w:cs="Calibri"/>
+          <w:b/>
+          <w:b/>
+          <w:bCs/>
+          <w:sz w:val="38"/>
+          <w:szCs w:val="38"/>
+        </w:rPr>
+      </w:pPr>
+      <w:r>
+        <w:rPr/>
+      </w:r>
+    </w:p>
+    <w:p>
+      <w:pPr>
+        <w:pStyle w:val="LOnormal"/>
+        <w:spacing w:lineRule="auto" w:line="259"/>
+        <w:ind w:hanging="0"/>
+        <w:jc w:val="right"/>
+        <w:rPr>
+          <w:rFonts w:eastAsia="Calibri" w:cs="Calibri"/>
+          <w:b/>
+          <w:b/>
+          <w:bCs/>
+          <w:sz w:val="38"/>
+          <w:szCs w:val="38"/>
+        </w:rPr>
+      </w:pPr>
+      <w:r>
+        <w:rPr/>
+      </w:r>
+    </w:p>
+    <w:p>
+      <w:pPr>
+        <w:pStyle w:val="LOnormal"/>
+        <w:spacing w:lineRule="auto" w:line="259"/>
+        <w:ind w:hanging="0"/>
+        <w:jc w:val="right"/>
+        <w:rPr>
+          <w:rFonts w:eastAsia="Calibri" w:cs="Calibri"/>
+          <w:b/>
+          <w:b/>
+          <w:bCs/>
+          <w:sz w:val="38"/>
+          <w:szCs w:val="38"/>
+        </w:rPr>
+      </w:pPr>
+      <w:r>
+        <w:rPr/>
+      </w:r>
+    </w:p>
+    <w:p>
+      <w:pPr>
+        <w:pStyle w:val="LOnormal"/>
+        <w:spacing w:lineRule="auto" w:line="259"/>
+        <w:ind w:hanging="0"/>
+        <w:jc w:val="right"/>
+        <w:rPr>
+          <w:rFonts w:eastAsia="Calibri" w:cs="Calibri"/>
+          <w:b/>
+          <w:b/>
+          <w:bCs/>
+          <w:sz w:val="38"/>
+          <w:szCs w:val="38"/>
+        </w:rPr>
+      </w:pPr>
+      <w:r>
+        <w:rPr/>
+      </w:r>
+    </w:p>
+    <w:p>
+      <w:pPr>
+        <w:pStyle w:val="LOnormal"/>
+        <w:spacing w:lineRule="auto" w:line="259"/>
+        <w:ind w:hanging="0"/>
+        <w:jc w:val="right"/>
+        <w:rPr>
+          <w:rFonts w:eastAsia="Calibri" w:cs="Calibri"/>
+          <w:b/>
+          <w:b/>
+          <w:bCs/>
+          <w:sz w:val="38"/>
+          <w:szCs w:val="38"/>
+        </w:rPr>
+      </w:pPr>
+      <w:r>
+        <w:rPr/>
+      </w:r>
+    </w:p>
+    <w:p>
+      <w:pPr>
+        <w:pStyle w:val="LOnormal"/>
+        <w:spacing w:lineRule="auto" w:line="259"/>
+        <w:ind w:hanging="0"/>
+        <w:jc w:val="right"/>
+        <w:rPr>
+          <w:rFonts w:eastAsia="Calibri" w:cs="Calibri"/>
+          <w:b/>
+          <w:b/>
+          <w:bCs/>
+          <w:sz w:val="38"/>
+          <w:szCs w:val="38"/>
+        </w:rPr>
+      </w:pPr>
+      <w:r>
+        <w:rPr/>
+      </w:r>
+    </w:p>
+    <w:p>
+      <w:pPr>
+        <w:pStyle w:val="LOnormal"/>
+        <w:spacing w:lineRule="auto" w:line="259"/>
+        <w:ind w:hanging="0"/>
+        <w:jc w:val="right"/>
+        <w:rPr>
+          <w:rFonts w:eastAsia="Calibri" w:cs="Calibri"/>
+          <w:b/>
+          <w:b/>
+          <w:bCs/>
+          <w:sz w:val="38"/>
+          <w:szCs w:val="38"/>
+        </w:rPr>
+      </w:pPr>
+      <w:r>
+        <w:rPr/>
+      </w:r>
+    </w:p>
+    <w:p>
+      <w:pPr>
+        <w:pStyle w:val="LOnormal"/>
+        <w:spacing w:lineRule="auto" w:line="259"/>
+        <w:ind w:hanging="0"/>
+        <w:jc w:val="right"/>
+        <w:rPr>
+          <w:rFonts w:eastAsia="Calibri" w:cs="Calibri"/>
+          <w:b/>
+          <w:b/>
+          <w:bCs/>
+          <w:sz w:val="38"/>
+          <w:szCs w:val="38"/>
+        </w:rPr>
+      </w:pPr>
+      <w:r>
+        <w:rPr/>
+      </w:r>
+    </w:p>
+    <w:p>
+      <w:pPr>
+        <w:pStyle w:val="LOnormal"/>
+        <w:spacing w:lineRule="auto" w:line="259"/>
+        <w:ind w:hanging="0"/>
         <w:jc w:val="right"/>
         <w:rPr/>
       </w:pPr>
@@ -11551,11 +12344,7 @@
             </w:pPr>
             <w:r>
               <w:rPr/>
-              <w:t>&lt;h</w:t>
-            </w:r>
-            <w:r>
-              <w:rPr/>
-              <w:t>ead&gt;</w:t>
+              <w:t>&lt;head&gt;</w:t>
             </w:r>
           </w:p>
           <w:p>
@@ -11952,7 +12741,13 @@
               </w:rPr>
             </w:pPr>
             <w:r>
-              <w:rPr/>
+              <w:rPr>
+                <w:rFonts w:eastAsia="Roboto" w:cs="Roboto"/>
+                <w:b/>
+                <w:bCs/>
+                <w:sz w:val="28"/>
+                <w:szCs w:val="28"/>
+              </w:rPr>
             </w:r>
           </w:p>
         </w:tc>
@@ -11972,7 +12767,13 @@
         </w:rPr>
       </w:pPr>
       <w:r>
-        <w:rPr/>
+        <w:rPr>
+          <w:rFonts w:eastAsia="Roboto" w:cs="Roboto"/>
+          <w:b/>
+          <w:bCs/>
+          <w:sz w:val="28"/>
+          <w:szCs w:val="28"/>
+        </w:rPr>
       </w:r>
     </w:p>
     <w:p>
@@ -11989,7 +12790,13 @@
         </w:rPr>
       </w:pPr>
       <w:r>
-        <w:rPr/>
+        <w:rPr>
+          <w:rFonts w:eastAsia="Roboto" w:cs="Roboto"/>
+          <w:b/>
+          <w:bCs/>
+          <w:sz w:val="28"/>
+          <w:szCs w:val="28"/>
+        </w:rPr>
       </w:r>
     </w:p>
     <w:p>
@@ -12006,7 +12813,14 @@
         </w:rPr>
       </w:pPr>
       <w:r>
-        <w:rPr/>
+        <w:rPr>
+          <w:rFonts w:eastAsia="Roboto" w:cs="Roboto"/>
+          <w:b/>
+          <w:bCs/>
+          <w:sz w:val="28"/>
+          <w:szCs w:val="28"/>
+        </w:rPr>
+        <w:t>Output</w:t>
       </w:r>
     </w:p>
     <w:p>
@@ -12023,7 +12837,13 @@
         </w:rPr>
       </w:pPr>
       <w:r>
-        <w:rPr/>
+        <w:rPr>
+          <w:rFonts w:eastAsia="Roboto" w:cs="Roboto"/>
+          <w:b/>
+          <w:bCs/>
+          <w:sz w:val="28"/>
+          <w:szCs w:val="28"/>
+        </w:rPr>
       </w:r>
     </w:p>
     <w:p>
@@ -12040,7 +12860,13 @@
         </w:rPr>
       </w:pPr>
       <w:r>
-        <w:rPr/>
+        <w:rPr>
+          <w:rFonts w:eastAsia="Roboto" w:cs="Roboto"/>
+          <w:b/>
+          <w:bCs/>
+          <w:sz w:val="28"/>
+          <w:szCs w:val="28"/>
+        </w:rPr>
       </w:r>
     </w:p>
     <w:p>
@@ -12057,100 +12883,21 @@
         </w:rPr>
       </w:pPr>
       <w:r>
-        <w:rPr/>
-      </w:r>
-    </w:p>
-    <w:p>
-      <w:pPr>
-        <w:pStyle w:val="LOnormal"/>
-        <w:spacing w:lineRule="auto" w:line="360"/>
-        <w:rPr>
-          <w:rFonts w:eastAsia="Roboto" w:cs="Roboto"/>
-          <w:b/>
-          <w:b/>
-          <w:bCs/>
-          <w:sz w:val="28"/>
-          <w:szCs w:val="28"/>
-        </w:rPr>
-      </w:pPr>
-      <w:r>
-        <w:rPr/>
-      </w:r>
-    </w:p>
-    <w:p>
-      <w:pPr>
-        <w:pStyle w:val="LOnormal"/>
-        <w:spacing w:lineRule="auto" w:line="360"/>
-        <w:rPr>
-          <w:rFonts w:eastAsia="Roboto" w:cs="Roboto"/>
-          <w:b/>
-          <w:b/>
-          <w:bCs/>
-          <w:sz w:val="28"/>
-          <w:szCs w:val="28"/>
-        </w:rPr>
-      </w:pPr>
-      <w:r>
-        <w:rPr/>
-      </w:r>
-    </w:p>
-    <w:p>
-      <w:pPr>
-        <w:pStyle w:val="LOnormal"/>
-        <w:spacing w:lineRule="auto" w:line="360"/>
-        <w:rPr>
-          <w:rFonts w:eastAsia="Roboto" w:cs="Roboto"/>
-          <w:b/>
-          <w:b/>
-          <w:bCs/>
-          <w:sz w:val="28"/>
-          <w:szCs w:val="28"/>
-        </w:rPr>
-      </w:pPr>
-      <w:r>
-        <w:rPr/>
-      </w:r>
-    </w:p>
-    <w:p>
-      <w:pPr>
-        <w:pStyle w:val="LOnormal"/>
-        <w:spacing w:lineRule="auto" w:line="360"/>
-        <w:rPr>
-          <w:rFonts w:eastAsia="Roboto" w:cs="Roboto"/>
-          <w:b/>
-          <w:b/>
-          <w:bCs/>
-          <w:sz w:val="28"/>
-          <w:szCs w:val="28"/>
-        </w:rPr>
-      </w:pPr>
-      <w:r>
-        <w:rPr/>
-      </w:r>
-    </w:p>
-    <w:p>
-      <w:pPr>
-        <w:pStyle w:val="LOnormal"/>
-        <w:spacing w:lineRule="auto" w:line="360"/>
-        <w:rPr>
-          <w:rFonts w:eastAsia="Roboto" w:cs="Roboto"/>
-          <w:b/>
-          <w:b/>
-          <w:bCs/>
-          <w:sz w:val="28"/>
-          <w:szCs w:val="28"/>
-        </w:rPr>
-      </w:pPr>
-      <w:r>
-        <w:rPr/>
+        <w:rPr>
+          <w:rFonts w:eastAsia="Roboto" w:cs="Roboto"/>
+          <w:b/>
+          <w:bCs/>
+          <w:sz w:val="28"/>
+          <w:szCs w:val="28"/>
+        </w:rPr>
         <w:drawing>
-          <wp:anchor behindDoc="0" distT="0" distB="0" distL="0" distR="0" simplePos="0" locked="0" layoutInCell="1" allowOverlap="1" relativeHeight="43">
+          <wp:anchor behindDoc="0" distT="0" distB="0" distL="0" distR="0" simplePos="0" locked="0" layoutInCell="1" allowOverlap="1" relativeHeight="2">
             <wp:simplePos x="0" y="0"/>
             <wp:positionH relativeFrom="column">
-              <wp:posOffset>314325</wp:posOffset>
+              <wp:posOffset>628650</wp:posOffset>
             </wp:positionH>
             <wp:positionV relativeFrom="paragraph">
-              <wp:posOffset>-5715</wp:posOffset>
+              <wp:posOffset>89535</wp:posOffset>
             </wp:positionV>
             <wp:extent cx="3962400" cy="1885950"/>
             <wp:effectExtent l="0" t="0" r="0" b="0"/>
@@ -12204,7 +12951,13 @@
         </w:rPr>
       </w:pPr>
       <w:r>
-        <w:rPr/>
+        <w:rPr>
+          <w:rFonts w:eastAsia="Roboto" w:cs="Roboto"/>
+          <w:b/>
+          <w:bCs/>
+          <w:sz w:val="28"/>
+          <w:szCs w:val="28"/>
+        </w:rPr>
       </w:r>
     </w:p>
     <w:p>
@@ -12221,7 +12974,13 @@
         </w:rPr>
       </w:pPr>
       <w:r>
-        <w:rPr/>
+        <w:rPr>
+          <w:rFonts w:eastAsia="Roboto" w:cs="Roboto"/>
+          <w:b/>
+          <w:bCs/>
+          <w:sz w:val="28"/>
+          <w:szCs w:val="28"/>
+        </w:rPr>
       </w:r>
     </w:p>
     <w:p>
@@ -12238,7 +12997,13 @@
         </w:rPr>
       </w:pPr>
       <w:r>
-        <w:rPr/>
+        <w:rPr>
+          <w:rFonts w:eastAsia="Roboto" w:cs="Roboto"/>
+          <w:b/>
+          <w:bCs/>
+          <w:sz w:val="28"/>
+          <w:szCs w:val="28"/>
+        </w:rPr>
       </w:r>
     </w:p>
     <w:p>
@@ -12255,7 +13020,13 @@
         </w:rPr>
       </w:pPr>
       <w:r>
-        <w:rPr/>
+        <w:rPr>
+          <w:rFonts w:eastAsia="Roboto" w:cs="Roboto"/>
+          <w:b/>
+          <w:bCs/>
+          <w:sz w:val="28"/>
+          <w:szCs w:val="28"/>
+        </w:rPr>
       </w:r>
     </w:p>
     <w:p>
@@ -12272,7 +13043,13 @@
         </w:rPr>
       </w:pPr>
       <w:r>
-        <w:rPr/>
+        <w:rPr>
+          <w:rFonts w:eastAsia="Roboto" w:cs="Roboto"/>
+          <w:b/>
+          <w:bCs/>
+          <w:sz w:val="28"/>
+          <w:szCs w:val="28"/>
+        </w:rPr>
       </w:r>
     </w:p>
     <w:p>
@@ -12289,7 +13066,13 @@
         </w:rPr>
       </w:pPr>
       <w:r>
-        <w:rPr/>
+        <w:rPr>
+          <w:rFonts w:eastAsia="Roboto" w:cs="Roboto"/>
+          <w:b/>
+          <w:bCs/>
+          <w:sz w:val="28"/>
+          <w:szCs w:val="28"/>
+        </w:rPr>
       </w:r>
     </w:p>
     <w:p>
@@ -12306,7 +13089,13 @@
         </w:rPr>
       </w:pPr>
       <w:r>
-        <w:rPr/>
+        <w:rPr>
+          <w:rFonts w:eastAsia="Roboto" w:cs="Roboto"/>
+          <w:b/>
+          <w:bCs/>
+          <w:sz w:val="28"/>
+          <w:szCs w:val="28"/>
+        </w:rPr>
       </w:r>
     </w:p>
     <w:p>
@@ -12323,7 +13112,13 @@
         </w:rPr>
       </w:pPr>
       <w:r>
-        <w:rPr/>
+        <w:rPr>
+          <w:rFonts w:eastAsia="Roboto" w:cs="Roboto"/>
+          <w:b/>
+          <w:bCs/>
+          <w:sz w:val="28"/>
+          <w:szCs w:val="28"/>
+        </w:rPr>
       </w:r>
     </w:p>
     <w:p>
@@ -12340,7 +13135,13 @@
         </w:rPr>
       </w:pPr>
       <w:r>
-        <w:rPr/>
+        <w:rPr>
+          <w:rFonts w:eastAsia="Roboto" w:cs="Roboto"/>
+          <w:b/>
+          <w:bCs/>
+          <w:sz w:val="28"/>
+          <w:szCs w:val="28"/>
+        </w:rPr>
       </w:r>
     </w:p>
     <w:p>
@@ -12357,7 +13158,13 @@
         </w:rPr>
       </w:pPr>
       <w:r>
-        <w:rPr/>
+        <w:rPr>
+          <w:rFonts w:eastAsia="Roboto" w:cs="Roboto"/>
+          <w:b/>
+          <w:bCs/>
+          <w:sz w:val="28"/>
+          <w:szCs w:val="28"/>
+        </w:rPr>
       </w:r>
     </w:p>
     <w:p>
@@ -12374,7 +13181,13 @@
         </w:rPr>
       </w:pPr>
       <w:r>
-        <w:rPr/>
+        <w:rPr>
+          <w:rFonts w:eastAsia="Roboto" w:cs="Roboto"/>
+          <w:b/>
+          <w:bCs/>
+          <w:sz w:val="28"/>
+          <w:szCs w:val="28"/>
+        </w:rPr>
       </w:r>
     </w:p>
     <w:p>
@@ -12391,7 +13204,13 @@
         </w:rPr>
       </w:pPr>
       <w:r>
-        <w:rPr/>
+        <w:rPr>
+          <w:rFonts w:eastAsia="Roboto" w:cs="Roboto"/>
+          <w:b/>
+          <w:bCs/>
+          <w:sz w:val="28"/>
+          <w:szCs w:val="28"/>
+        </w:rPr>
       </w:r>
     </w:p>
     <w:p>
@@ -12408,7 +13227,13 @@
         </w:rPr>
       </w:pPr>
       <w:r>
-        <w:rPr/>
+        <w:rPr>
+          <w:rFonts w:eastAsia="Roboto" w:cs="Roboto"/>
+          <w:b/>
+          <w:bCs/>
+          <w:sz w:val="28"/>
+          <w:szCs w:val="28"/>
+        </w:rPr>
       </w:r>
     </w:p>
     <w:p>
@@ -12425,14 +13250,112 @@
         </w:rPr>
       </w:pPr>
       <w:r>
-        <w:rPr/>
+        <w:rPr>
+          <w:rFonts w:eastAsia="Roboto" w:cs="Roboto"/>
+          <w:b/>
+          <w:bCs/>
+          <w:sz w:val="28"/>
+          <w:szCs w:val="28"/>
+        </w:rPr>
+      </w:r>
+    </w:p>
+    <w:p>
+      <w:pPr>
+        <w:pStyle w:val="LOnormal"/>
+        <w:spacing w:lineRule="auto" w:line="360"/>
+        <w:rPr>
+          <w:rFonts w:eastAsia="Roboto" w:cs="Roboto"/>
+          <w:b/>
+          <w:b/>
+          <w:bCs/>
+          <w:sz w:val="28"/>
+          <w:szCs w:val="28"/>
+        </w:rPr>
+      </w:pPr>
+      <w:r>
+        <w:rPr>
+          <w:rFonts w:eastAsia="Roboto" w:cs="Roboto"/>
+          <w:b/>
+          <w:bCs/>
+          <w:sz w:val="28"/>
+          <w:szCs w:val="28"/>
+        </w:rPr>
+      </w:r>
+    </w:p>
+    <w:p>
+      <w:pPr>
+        <w:pStyle w:val="LOnormal"/>
+        <w:spacing w:lineRule="auto" w:line="360"/>
+        <w:rPr>
+          <w:rFonts w:eastAsia="Roboto" w:cs="Roboto"/>
+          <w:b/>
+          <w:b/>
+          <w:bCs/>
+          <w:sz w:val="28"/>
+          <w:szCs w:val="28"/>
+        </w:rPr>
+      </w:pPr>
+      <w:r>
+        <w:rPr>
+          <w:rFonts w:eastAsia="Roboto" w:cs="Roboto"/>
+          <w:b/>
+          <w:bCs/>
+          <w:sz w:val="28"/>
+          <w:szCs w:val="28"/>
+        </w:rPr>
+      </w:r>
+    </w:p>
+    <w:p>
+      <w:pPr>
+        <w:pStyle w:val="LOnormal"/>
+        <w:spacing w:lineRule="auto" w:line="360"/>
+        <w:rPr>
+          <w:rFonts w:eastAsia="Roboto" w:cs="Roboto"/>
+          <w:b/>
+          <w:b/>
+          <w:bCs/>
+          <w:sz w:val="28"/>
+          <w:szCs w:val="28"/>
+        </w:rPr>
+      </w:pPr>
+      <w:r>
+        <w:rPr>
+          <w:rFonts w:eastAsia="Roboto" w:cs="Roboto"/>
+          <w:b/>
+          <w:bCs/>
+          <w:sz w:val="28"/>
+          <w:szCs w:val="28"/>
+        </w:rPr>
+      </w:r>
+    </w:p>
+    <w:p>
+      <w:pPr>
+        <w:pStyle w:val="LOnormal"/>
+        <w:spacing w:lineRule="auto" w:line="360"/>
+        <w:rPr>
+          <w:rFonts w:eastAsia="Roboto" w:cs="Roboto"/>
+          <w:b/>
+          <w:b/>
+          <w:bCs/>
+          <w:sz w:val="28"/>
+          <w:szCs w:val="28"/>
+        </w:rPr>
+      </w:pPr>
+      <w:r>
+        <w:rPr>
+          <w:rFonts w:eastAsia="Roboto" w:cs="Roboto"/>
+          <w:b/>
+          <w:bCs/>
+          <w:sz w:val="28"/>
+          <w:szCs w:val="28"/>
+        </w:rPr>
       </w:r>
     </w:p>
     <w:p>
       <w:pPr>
         <w:pStyle w:val="LOnormal"/>
         <w:spacing w:lineRule="auto" w:line="259"/>
-        <w:ind w:left="720" w:hanging="0"/>
+        <w:ind w:hanging="0"/>
         <w:jc w:val="right"/>
         <w:rPr>
           <w:rFonts w:eastAsia="Calibri" w:cs="Calibri"/>
@@ -12444,20 +13367,33 @@
         </w:rPr>
       </w:pPr>
       <w:r>
+        <w:rPr/>
+      </w:r>
+    </w:p>
+    <w:p>
+      <w:pPr>
+        <w:pStyle w:val="LOnormal"/>
+        <w:spacing w:lineRule="auto" w:line="259"/>
+        <w:ind w:hanging="0"/>
+        <w:jc w:val="right"/>
         <w:rPr>
           <w:rFonts w:eastAsia="Calibri" w:cs="Calibri"/>
+          <w:b/>
           <w:b/>
           <w:bCs/>
           <w:sz w:val="38"/>
           <w:szCs w:val="38"/>
         </w:rPr>
+      </w:pPr>
+      <w:r>
+        <w:rPr/>
       </w:r>
     </w:p>
     <w:p>
       <w:pPr>
         <w:pStyle w:val="LOnormal"/>
         <w:spacing w:lineRule="auto" w:line="259"/>
-        <w:ind w:left="720" w:hanging="0"/>
+        <w:ind w:hanging="0"/>
         <w:jc w:val="right"/>
         <w:rPr>
           <w:rFonts w:eastAsia="Calibri" w:cs="Calibri"/>
@@ -12476,7 +13412,7 @@
       <w:pPr>
         <w:pStyle w:val="LOnormal"/>
         <w:spacing w:lineRule="auto" w:line="259"/>
-        <w:ind w:left="720" w:hanging="0"/>
+        <w:ind w:hanging="0"/>
         <w:jc w:val="right"/>
         <w:rPr>
           <w:rFonts w:eastAsia="Calibri" w:cs="Calibri"/>
@@ -12495,7 +13431,7 @@
       <w:pPr>
         <w:pStyle w:val="LOnormal"/>
         <w:spacing w:lineRule="auto" w:line="259"/>
-        <w:ind w:left="720" w:hanging="0"/>
+        <w:ind w:hanging="0"/>
         <w:jc w:val="right"/>
         <w:rPr>
           <w:rFonts w:eastAsia="Calibri" w:cs="Calibri"/>
@@ -12514,105 +13450,19 @@
       <w:pPr>
         <w:pStyle w:val="LOnormal"/>
         <w:spacing w:lineRule="auto" w:line="259"/>
-        <w:ind w:left="720" w:hanging="0"/>
+        <w:ind w:hanging="0"/>
         <w:jc w:val="right"/>
+        <w:rPr/>
+      </w:pPr>
+      <w:r>
         <w:rPr>
           <w:rFonts w:eastAsia="Calibri" w:cs="Calibri"/>
-          <w:b/>
           <w:b/>
           <w:bCs/>
           <w:sz w:val="38"/>
           <w:szCs w:val="38"/>
         </w:rPr>
-      </w:pPr>
-      <w:r>
-        <w:rPr/>
-      </w:r>
-    </w:p>
-    <w:p>
-      <w:pPr>
-        <w:pStyle w:val="LOnormal"/>
-        <w:spacing w:lineRule="auto" w:line="259"/>
-        <w:ind w:left="720" w:hanging="0"/>
-        <w:jc w:val="right"/>
-        <w:rPr>
-          <w:rFonts w:eastAsia="Calibri" w:cs="Calibri"/>
-          <w:b/>
-          <w:b/>
-          <w:bCs/>
-          <w:sz w:val="38"/>
-          <w:szCs w:val="38"/>
-        </w:rPr>
-      </w:pPr>
-      <w:r>
-        <w:rPr/>
-      </w:r>
-    </w:p>
-    <w:p>
-      <w:pPr>
-        <w:pStyle w:val="LOnormal"/>
-        <w:spacing w:lineRule="auto" w:line="259"/>
-        <w:ind w:left="720" w:hanging="0"/>
-        <w:jc w:val="right"/>
-        <w:rPr>
-          <w:rFonts w:eastAsia="Calibri" w:cs="Calibri"/>
-          <w:b/>
-          <w:b/>
-          <w:bCs/>
-          <w:sz w:val="38"/>
-          <w:szCs w:val="38"/>
-        </w:rPr>
-      </w:pPr>
-      <w:r>
-        <w:rPr/>
-      </w:r>
-    </w:p>
-    <w:p>
-      <w:pPr>
-        <w:pStyle w:val="LOnormal"/>
-        <w:spacing w:lineRule="auto" w:line="259"/>
-        <w:ind w:left="720" w:hanging="0"/>
-        <w:jc w:val="right"/>
-        <w:rPr>
-          <w:rFonts w:eastAsia="Calibri" w:cs="Calibri"/>
-          <w:b/>
-          <w:b/>
-          <w:bCs/>
-          <w:sz w:val="38"/>
-          <w:szCs w:val="38"/>
-        </w:rPr>
-      </w:pPr>
-      <w:r>
-        <w:rPr/>
-      </w:r>
-    </w:p>
-    <w:p>
-      <w:pPr>
-        <w:pStyle w:val="LOnormal"/>
-        <w:spacing w:lineRule="auto" w:line="259"/>
-        <w:ind w:left="720" w:hanging="0"/>
-        <w:jc w:val="right"/>
-        <w:rPr/>
-      </w:pPr>
-      <w:r>
-        <w:rPr>
-          <w:rFonts w:eastAsia="Calibri" w:cs="Calibri"/>
-          <w:b/>
-          <w:bCs/>
-          <w:sz w:val="38"/>
-          <w:szCs w:val="38"/>
-        </w:rPr>
-        <w:t xml:space="preserve">Program </w:t>
-      </w:r>
-      <w:r>
-        <w:rPr>
-          <w:rFonts w:eastAsia="Calibri" w:cs="Calibri"/>
-          <w:b/>
-          <w:bCs/>
-          <w:sz w:val="38"/>
-          <w:szCs w:val="38"/>
-        </w:rPr>
-        <w:t>10</w:t>
+        <w:t>Program 10</w:t>
       </w:r>
     </w:p>
     <w:p>
@@ -12687,7 +13537,7 @@
           <w:sz w:val="24"/>
           <w:szCs w:val="24"/>
         </w:rPr>
-        <w:t>Write an HTML /JavaScript page to create a login page with validations.</w:t>
+        <w:t>Develop a simple calculator for addition,subtraction,multiplication and division operation using JavaScript</w:t>
       </w:r>
     </w:p>
     <w:p>
@@ -13247,7 +14097,13 @@
         </w:rPr>
       </w:pPr>
       <w:r>
-        <w:rPr/>
+        <w:rPr>
+          <w:rFonts w:eastAsia="Roboto" w:cs="Roboto"/>
+          <w:b/>
+          <w:bCs/>
+          <w:sz w:val="28"/>
+          <w:szCs w:val="28"/>
+        </w:rPr>
       </w:r>
     </w:p>
     <w:p>
@@ -13264,7 +14120,13 @@
         </w:rPr>
       </w:pPr>
       <w:r>
-        <w:rPr/>
+        <w:rPr>
+          <w:rFonts w:eastAsia="Roboto" w:cs="Roboto"/>
+          <w:b/>
+          <w:bCs/>
+          <w:sz w:val="28"/>
+          <w:szCs w:val="28"/>
+        </w:rPr>
       </w:r>
     </w:p>
     <w:p>
@@ -13281,7 +14143,13 @@
         </w:rPr>
       </w:pPr>
       <w:r>
-        <w:rPr/>
+        <w:rPr>
+          <w:rFonts w:eastAsia="Roboto" w:cs="Roboto"/>
+          <w:b/>
+          <w:bCs/>
+          <w:sz w:val="28"/>
+          <w:szCs w:val="28"/>
+        </w:rPr>
       </w:r>
     </w:p>
     <w:p>
@@ -13298,7 +14166,14 @@
         </w:rPr>
       </w:pPr>
       <w:r>
-        <w:rPr/>
+        <w:rPr>
+          <w:rFonts w:eastAsia="Roboto" w:cs="Roboto"/>
+          <w:b/>
+          <w:bCs/>
+          <w:sz w:val="28"/>
+          <w:szCs w:val="28"/>
+        </w:rPr>
+        <w:t>Output</w:t>
       </w:r>
     </w:p>
     <w:p>
@@ -13315,7 +14190,13 @@
         </w:rPr>
       </w:pPr>
       <w:r>
-        <w:rPr/>
+        <w:rPr>
+          <w:rFonts w:eastAsia="Roboto" w:cs="Roboto"/>
+          <w:b/>
+          <w:bCs/>
+          <w:sz w:val="28"/>
+          <w:szCs w:val="28"/>
+        </w:rPr>
       </w:r>
     </w:p>
     <w:p>
@@ -13332,7 +14213,13 @@
         </w:rPr>
       </w:pPr>
       <w:r>
-        <w:rPr/>
+        <w:rPr>
+          <w:rFonts w:eastAsia="Roboto" w:cs="Roboto"/>
+          <w:b/>
+          <w:bCs/>
+          <w:sz w:val="28"/>
+          <w:szCs w:val="28"/>
+        </w:rPr>
       </w:r>
     </w:p>
     <w:p>
@@ -13349,100 +14236,21 @@
         </w:rPr>
       </w:pPr>
       <w:r>
-        <w:rPr/>
-      </w:r>
-    </w:p>
-    <w:p>
-      <w:pPr>
-        <w:pStyle w:val="LOnormal"/>
-        <w:spacing w:lineRule="auto" w:line="360"/>
-        <w:rPr>
-          <w:rFonts w:eastAsia="Roboto" w:cs="Roboto"/>
-          <w:b/>
-          <w:b/>
-          <w:bCs/>
-          <w:sz w:val="28"/>
-          <w:szCs w:val="28"/>
-        </w:rPr>
-      </w:pPr>
-      <w:r>
-        <w:rPr/>
-      </w:r>
-    </w:p>
-    <w:p>
-      <w:pPr>
-        <w:pStyle w:val="LOnormal"/>
-        <w:spacing w:lineRule="auto" w:line="360"/>
-        <w:rPr>
-          <w:rFonts w:eastAsia="Roboto" w:cs="Roboto"/>
-          <w:b/>
-          <w:b/>
-          <w:bCs/>
-          <w:sz w:val="28"/>
-          <w:szCs w:val="28"/>
-        </w:rPr>
-      </w:pPr>
-      <w:r>
-        <w:rPr/>
-      </w:r>
-    </w:p>
-    <w:p>
-      <w:pPr>
-        <w:pStyle w:val="LOnormal"/>
-        <w:spacing w:lineRule="auto" w:line="360"/>
-        <w:rPr>
-          <w:rFonts w:eastAsia="Roboto" w:cs="Roboto"/>
-          <w:b/>
-          <w:b/>
-          <w:bCs/>
-          <w:sz w:val="28"/>
-          <w:szCs w:val="28"/>
-        </w:rPr>
-      </w:pPr>
-      <w:r>
-        <w:rPr/>
-      </w:r>
-    </w:p>
-    <w:p>
-      <w:pPr>
-        <w:pStyle w:val="LOnormal"/>
-        <w:spacing w:lineRule="auto" w:line="360"/>
-        <w:rPr>
-          <w:rFonts w:eastAsia="Roboto" w:cs="Roboto"/>
-          <w:b/>
-          <w:b/>
-          <w:bCs/>
-          <w:sz w:val="28"/>
-          <w:szCs w:val="28"/>
-        </w:rPr>
-      </w:pPr>
-      <w:r>
-        <w:rPr/>
-      </w:r>
-    </w:p>
-    <w:p>
-      <w:pPr>
-        <w:pStyle w:val="LOnormal"/>
-        <w:spacing w:lineRule="auto" w:line="360"/>
-        <w:rPr>
-          <w:rFonts w:eastAsia="Roboto" w:cs="Roboto"/>
-          <w:b/>
-          <w:b/>
-          <w:bCs/>
-          <w:sz w:val="28"/>
-          <w:szCs w:val="28"/>
-        </w:rPr>
-      </w:pPr>
-      <w:r>
-        <w:rPr/>
+        <w:rPr>
+          <w:rFonts w:eastAsia="Roboto" w:cs="Roboto"/>
+          <w:b/>
+          <w:bCs/>
+          <w:sz w:val="28"/>
+          <w:szCs w:val="28"/>
+        </w:rPr>
         <w:drawing>
-          <wp:anchor behindDoc="0" distT="0" distB="0" distL="0" distR="0" simplePos="0" locked="0" layoutInCell="1" allowOverlap="1" relativeHeight="44">
+          <wp:anchor behindDoc="0" distT="0" distB="0" distL="0" distR="0" simplePos="0" locked="0" layoutInCell="1" allowOverlap="1" relativeHeight="3">
             <wp:simplePos x="0" y="0"/>
             <wp:positionH relativeFrom="column">
-              <wp:align>center</wp:align>
+              <wp:posOffset>228600</wp:posOffset>
             </wp:positionH>
             <wp:positionV relativeFrom="paragraph">
-              <wp:posOffset>635</wp:posOffset>
+              <wp:posOffset>172085</wp:posOffset>
             </wp:positionV>
             <wp:extent cx="5943600" cy="895985"/>
             <wp:effectExtent l="0" t="0" r="0" b="0"/>
@@ -13496,7 +14304,13 @@
         </w:rPr>
       </w:pPr>
       <w:r>
-        <w:rPr/>
+        <w:rPr>
+          <w:rFonts w:eastAsia="Roboto" w:cs="Roboto"/>
+          <w:b/>
+          <w:bCs/>
+          <w:sz w:val="28"/>
+          <w:szCs w:val="28"/>
+        </w:rPr>
       </w:r>
     </w:p>
     <w:p>
@@ -13513,7 +14327,13 @@
         </w:rPr>
       </w:pPr>
       <w:r>
-        <w:rPr/>
+        <w:rPr>
+          <w:rFonts w:eastAsia="Roboto" w:cs="Roboto"/>
+          <w:b/>
+          <w:bCs/>
+          <w:sz w:val="28"/>
+          <w:szCs w:val="28"/>
+        </w:rPr>
       </w:r>
     </w:p>
     <w:p>
@@ -13530,7 +14350,13 @@
         </w:rPr>
       </w:pPr>
       <w:r>
-        <w:rPr/>
+        <w:rPr>
+          <w:rFonts w:eastAsia="Roboto" w:cs="Roboto"/>
+          <w:b/>
+          <w:bCs/>
+          <w:sz w:val="28"/>
+          <w:szCs w:val="28"/>
+        </w:rPr>
       </w:r>
     </w:p>
     <w:p>
@@ -13547,7 +14373,13 @@
         </w:rPr>
       </w:pPr>
       <w:r>
-        <w:rPr/>
+        <w:rPr>
+          <w:rFonts w:eastAsia="Roboto" w:cs="Roboto"/>
+          <w:b/>
+          <w:bCs/>
+          <w:sz w:val="28"/>
+          <w:szCs w:val="28"/>
+        </w:rPr>
       </w:r>
     </w:p>
     <w:p>
@@ -13564,201 +14396,20 @@
         </w:rPr>
       </w:pPr>
       <w:r>
-        <w:rPr/>
-      </w:r>
-    </w:p>
-    <w:p>
-      <w:pPr>
-        <w:pStyle w:val="LOnormal"/>
-        <w:spacing w:lineRule="auto" w:line="360"/>
-        <w:rPr>
-          <w:rFonts w:eastAsia="Roboto" w:cs="Roboto"/>
-          <w:b/>
-          <w:b/>
-          <w:bCs/>
-          <w:sz w:val="28"/>
-          <w:szCs w:val="28"/>
-        </w:rPr>
-      </w:pPr>
-      <w:r>
-        <w:rPr/>
-      </w:r>
-    </w:p>
-    <w:p>
-      <w:pPr>
-        <w:pStyle w:val="LOnormal"/>
-        <w:spacing w:lineRule="auto" w:line="360"/>
-        <w:rPr>
-          <w:rFonts w:eastAsia="Roboto" w:cs="Roboto"/>
-          <w:b/>
-          <w:b/>
-          <w:bCs/>
-          <w:sz w:val="28"/>
-          <w:szCs w:val="28"/>
-        </w:rPr>
-      </w:pPr>
-      <w:r>
-        <w:rPr/>
-      </w:r>
-    </w:p>
-    <w:p>
-      <w:pPr>
-        <w:pStyle w:val="LOnormal"/>
-        <w:spacing w:lineRule="auto" w:line="360"/>
-        <w:rPr>
-          <w:rFonts w:eastAsia="Roboto" w:cs="Roboto"/>
-          <w:b/>
-          <w:b/>
-          <w:bCs/>
-          <w:sz w:val="28"/>
-          <w:szCs w:val="28"/>
-        </w:rPr>
-      </w:pPr>
-      <w:r>
-        <w:rPr/>
-      </w:r>
-    </w:p>
-    <w:p>
-      <w:pPr>
-        <w:pStyle w:val="LOnormal"/>
-        <w:spacing w:lineRule="auto" w:line="360"/>
-        <w:rPr>
-          <w:rFonts w:eastAsia="Roboto" w:cs="Roboto"/>
-          <w:b/>
-          <w:b/>
-          <w:bCs/>
-          <w:sz w:val="28"/>
-          <w:szCs w:val="28"/>
-        </w:rPr>
-      </w:pPr>
-      <w:r>
-        <w:rPr/>
-      </w:r>
-    </w:p>
-    <w:p>
-      <w:pPr>
-        <w:pStyle w:val="LOnormal"/>
-        <w:spacing w:lineRule="auto" w:line="360"/>
-        <w:rPr>
-          <w:rFonts w:eastAsia="Roboto" w:cs="Roboto"/>
-          <w:b/>
-          <w:b/>
-          <w:bCs/>
-          <w:sz w:val="28"/>
-          <w:szCs w:val="28"/>
-        </w:rPr>
-      </w:pPr>
-      <w:r>
-        <w:rPr/>
-      </w:r>
-    </w:p>
-    <w:p>
-      <w:pPr>
-        <w:pStyle w:val="LOnormal"/>
-        <w:spacing w:lineRule="auto" w:line="360"/>
-        <w:rPr>
-          <w:rFonts w:eastAsia="Roboto" w:cs="Roboto"/>
-          <w:b/>
-          <w:b/>
-          <w:bCs/>
-          <w:sz w:val="28"/>
-          <w:szCs w:val="28"/>
-        </w:rPr>
-      </w:pPr>
-      <w:r>
-        <w:rPr/>
-      </w:r>
-    </w:p>
-    <w:p>
-      <w:pPr>
-        <w:pStyle w:val="LOnormal"/>
-        <w:spacing w:lineRule="auto" w:line="360"/>
-        <w:rPr>
-          <w:rFonts w:eastAsia="Roboto" w:cs="Roboto"/>
-          <w:b/>
-          <w:b/>
-          <w:bCs/>
-          <w:sz w:val="28"/>
-          <w:szCs w:val="28"/>
-        </w:rPr>
-      </w:pPr>
-      <w:r>
-        <w:rPr/>
-      </w:r>
-    </w:p>
-    <w:p>
-      <w:pPr>
-        <w:pStyle w:val="LOnormal"/>
-        <w:spacing w:lineRule="auto" w:line="360"/>
-        <w:rPr>
-          <w:rFonts w:eastAsia="Roboto" w:cs="Roboto"/>
-          <w:b/>
-          <w:b/>
-          <w:bCs/>
-          <w:sz w:val="28"/>
-          <w:szCs w:val="28"/>
-        </w:rPr>
-      </w:pPr>
-      <w:r>
-        <w:rPr/>
-      </w:r>
-    </w:p>
-    <w:p>
-      <w:pPr>
-        <w:pStyle w:val="LOnormal"/>
-        <w:spacing w:lineRule="auto" w:line="360"/>
-        <w:rPr>
-          <w:rFonts w:eastAsia="Roboto" w:cs="Roboto"/>
-          <w:b/>
-          <w:b/>
-          <w:bCs/>
-          <w:sz w:val="28"/>
-          <w:szCs w:val="28"/>
-        </w:rPr>
-      </w:pPr>
-      <w:r>
-        <w:rPr/>
-      </w:r>
-    </w:p>
-    <w:p>
-      <w:pPr>
-        <w:pStyle w:val="LOnormal"/>
-        <w:spacing w:lineRule="auto" w:line="360"/>
-        <w:rPr>
-          <w:rFonts w:eastAsia="Roboto" w:cs="Roboto"/>
-          <w:b/>
-          <w:b/>
-          <w:bCs/>
-          <w:sz w:val="28"/>
-          <w:szCs w:val="28"/>
-        </w:rPr>
-      </w:pPr>
-      <w:r>
-        <w:rPr/>
-      </w:r>
-    </w:p>
-    <w:p>
-      <w:pPr>
-        <w:pStyle w:val="LOnormal"/>
-        <w:spacing w:lineRule="auto" w:line="360"/>
-        <w:rPr>
-          <w:rFonts w:eastAsia="Roboto" w:cs="Roboto"/>
-          <w:b/>
-          <w:b/>
-          <w:bCs/>
-          <w:sz w:val="28"/>
-          <w:szCs w:val="28"/>
-        </w:rPr>
-      </w:pPr>
-      <w:r>
-        <w:rPr/>
+        <w:rPr>
+          <w:rFonts w:eastAsia="Roboto" w:cs="Roboto"/>
+          <w:b/>
+          <w:bCs/>
+          <w:sz w:val="28"/>
+          <w:szCs w:val="28"/>
+        </w:rPr>
       </w:r>
     </w:p>
     <w:p>
       <w:pPr>
         <w:pStyle w:val="LOnormal"/>
         <w:spacing w:lineRule="auto" w:line="259"/>
-        <w:ind w:left="720" w:hanging="0"/>
+        <w:ind w:hanging="0"/>
         <w:jc w:val="right"/>
         <w:rPr>
           <w:rFonts w:eastAsia="Calibri" w:cs="Calibri"/>
@@ -13770,42 +14421,425 @@
         </w:rPr>
       </w:pPr>
       <w:r>
+        <w:rPr/>
+      </w:r>
+    </w:p>
+    <w:p>
+      <w:pPr>
+        <w:pStyle w:val="LOnormal"/>
+        <w:spacing w:lineRule="auto" w:line="259"/>
+        <w:ind w:hanging="0"/>
+        <w:jc w:val="right"/>
         <w:rPr>
           <w:rFonts w:eastAsia="Calibri" w:cs="Calibri"/>
+          <w:b/>
           <w:b/>
           <w:bCs/>
           <w:sz w:val="38"/>
           <w:szCs w:val="38"/>
         </w:rPr>
+      </w:pPr>
+      <w:r>
+        <w:rPr/>
       </w:r>
     </w:p>
     <w:p>
       <w:pPr>
         <w:pStyle w:val="LOnormal"/>
         <w:spacing w:lineRule="auto" w:line="259"/>
-        <w:ind w:left="720" w:hanging="0"/>
+        <w:ind w:hanging="0"/>
         <w:jc w:val="right"/>
-        <w:rPr/>
-      </w:pPr>
-      <w:r>
         <w:rPr>
           <w:rFonts w:eastAsia="Calibri" w:cs="Calibri"/>
+          <w:b/>
           <w:b/>
           <w:bCs/>
           <w:sz w:val="38"/>
           <w:szCs w:val="38"/>
         </w:rPr>
-        <w:t xml:space="preserve">Program </w:t>
-      </w:r>
-      <w:r>
+      </w:pPr>
+      <w:r>
+        <w:rPr/>
+      </w:r>
+    </w:p>
+    <w:p>
+      <w:pPr>
+        <w:pStyle w:val="LOnormal"/>
+        <w:spacing w:lineRule="auto" w:line="259"/>
+        <w:ind w:hanging="0"/>
+        <w:jc w:val="right"/>
         <w:rPr>
           <w:rFonts w:eastAsia="Calibri" w:cs="Calibri"/>
+          <w:b/>
           <w:b/>
           <w:bCs/>
           <w:sz w:val="38"/>
           <w:szCs w:val="38"/>
         </w:rPr>
-        <w:t>11</w:t>
+      </w:pPr>
+      <w:r>
+        <w:rPr/>
+      </w:r>
+    </w:p>
+    <w:p>
+      <w:pPr>
+        <w:pStyle w:val="LOnormal"/>
+        <w:spacing w:lineRule="auto" w:line="259"/>
+        <w:ind w:hanging="0"/>
+        <w:jc w:val="right"/>
+        <w:rPr>
+          <w:rFonts w:eastAsia="Calibri" w:cs="Calibri"/>
+          <w:b/>
+          <w:b/>
+          <w:bCs/>
+          <w:sz w:val="38"/>
+          <w:szCs w:val="38"/>
+        </w:rPr>
+      </w:pPr>
+      <w:r>
+        <w:rPr/>
+      </w:r>
+    </w:p>
+    <w:p>
+      <w:pPr>
+        <w:pStyle w:val="LOnormal"/>
+        <w:spacing w:lineRule="auto" w:line="259"/>
+        <w:ind w:hanging="0"/>
+        <w:jc w:val="right"/>
+        <w:rPr>
+          <w:rFonts w:eastAsia="Calibri" w:cs="Calibri"/>
+          <w:b/>
+          <w:b/>
+          <w:bCs/>
+          <w:sz w:val="38"/>
+          <w:szCs w:val="38"/>
+        </w:rPr>
+      </w:pPr>
+      <w:r>
+        <w:rPr/>
+      </w:r>
+    </w:p>
+    <w:p>
+      <w:pPr>
+        <w:pStyle w:val="LOnormal"/>
+        <w:spacing w:lineRule="auto" w:line="259"/>
+        <w:ind w:hanging="0"/>
+        <w:jc w:val="right"/>
+        <w:rPr>
+          <w:rFonts w:eastAsia="Calibri" w:cs="Calibri"/>
+          <w:b/>
+          <w:b/>
+          <w:bCs/>
+          <w:sz w:val="38"/>
+          <w:szCs w:val="38"/>
+        </w:rPr>
+      </w:pPr>
+      <w:r>
+        <w:rPr/>
+      </w:r>
+    </w:p>
+    <w:p>
+      <w:pPr>
+        <w:pStyle w:val="LOnormal"/>
+        <w:spacing w:lineRule="auto" w:line="259"/>
+        <w:ind w:hanging="0"/>
+        <w:jc w:val="right"/>
+        <w:rPr>
+          <w:rFonts w:eastAsia="Calibri" w:cs="Calibri"/>
+          <w:b/>
+          <w:b/>
+          <w:bCs/>
+          <w:sz w:val="38"/>
+          <w:szCs w:val="38"/>
+        </w:rPr>
+      </w:pPr>
+      <w:r>
+        <w:rPr/>
+      </w:r>
+    </w:p>
+    <w:p>
+      <w:pPr>
+        <w:pStyle w:val="LOnormal"/>
+        <w:spacing w:lineRule="auto" w:line="259"/>
+        <w:ind w:hanging="0"/>
+        <w:jc w:val="right"/>
+        <w:rPr>
+          <w:rFonts w:eastAsia="Calibri" w:cs="Calibri"/>
+          <w:b/>
+          <w:b/>
+          <w:bCs/>
+          <w:sz w:val="38"/>
+          <w:szCs w:val="38"/>
+        </w:rPr>
+      </w:pPr>
+      <w:r>
+        <w:rPr/>
+      </w:r>
+    </w:p>
+    <w:p>
+      <w:pPr>
+        <w:pStyle w:val="LOnormal"/>
+        <w:spacing w:lineRule="auto" w:line="259"/>
+        <w:ind w:hanging="0"/>
+        <w:jc w:val="right"/>
+        <w:rPr>
+          <w:rFonts w:eastAsia="Calibri" w:cs="Calibri"/>
+          <w:b/>
+          <w:b/>
+          <w:bCs/>
+          <w:sz w:val="38"/>
+          <w:szCs w:val="38"/>
+        </w:rPr>
+      </w:pPr>
+      <w:r>
+        <w:rPr/>
+      </w:r>
+    </w:p>
+    <w:p>
+      <w:pPr>
+        <w:pStyle w:val="LOnormal"/>
+        <w:spacing w:lineRule="auto" w:line="259"/>
+        <w:ind w:hanging="0"/>
+        <w:jc w:val="right"/>
+        <w:rPr>
+          <w:rFonts w:eastAsia="Calibri" w:cs="Calibri"/>
+          <w:b/>
+          <w:b/>
+          <w:bCs/>
+          <w:sz w:val="38"/>
+          <w:szCs w:val="38"/>
+        </w:rPr>
+      </w:pPr>
+      <w:r>
+        <w:rPr/>
+      </w:r>
+    </w:p>
+    <w:p>
+      <w:pPr>
+        <w:pStyle w:val="LOnormal"/>
+        <w:spacing w:lineRule="auto" w:line="259"/>
+        <w:ind w:hanging="0"/>
+        <w:jc w:val="right"/>
+        <w:rPr>
+          <w:rFonts w:eastAsia="Calibri" w:cs="Calibri"/>
+          <w:b/>
+          <w:b/>
+          <w:bCs/>
+          <w:sz w:val="38"/>
+          <w:szCs w:val="38"/>
+        </w:rPr>
+      </w:pPr>
+      <w:r>
+        <w:rPr/>
+      </w:r>
+    </w:p>
+    <w:p>
+      <w:pPr>
+        <w:pStyle w:val="LOnormal"/>
+        <w:spacing w:lineRule="auto" w:line="259"/>
+        <w:ind w:hanging="0"/>
+        <w:jc w:val="right"/>
+        <w:rPr>
+          <w:rFonts w:eastAsia="Calibri" w:cs="Calibri"/>
+          <w:b/>
+          <w:b/>
+          <w:bCs/>
+          <w:sz w:val="38"/>
+          <w:szCs w:val="38"/>
+        </w:rPr>
+      </w:pPr>
+      <w:r>
+        <w:rPr/>
+      </w:r>
+    </w:p>
+    <w:p>
+      <w:pPr>
+        <w:pStyle w:val="LOnormal"/>
+        <w:spacing w:lineRule="auto" w:line="259"/>
+        <w:ind w:hanging="0"/>
+        <w:jc w:val="right"/>
+        <w:rPr>
+          <w:rFonts w:eastAsia="Calibri" w:cs="Calibri"/>
+          <w:b/>
+          <w:b/>
+          <w:bCs/>
+          <w:sz w:val="38"/>
+          <w:szCs w:val="38"/>
+        </w:rPr>
+      </w:pPr>
+      <w:r>
+        <w:rPr/>
+      </w:r>
+    </w:p>
+    <w:p>
+      <w:pPr>
+        <w:pStyle w:val="LOnormal"/>
+        <w:spacing w:lineRule="auto" w:line="259"/>
+        <w:ind w:hanging="0"/>
+        <w:jc w:val="right"/>
+        <w:rPr>
+          <w:rFonts w:eastAsia="Calibri" w:cs="Calibri"/>
+          <w:b/>
+          <w:b/>
+          <w:bCs/>
+          <w:sz w:val="38"/>
+          <w:szCs w:val="38"/>
+        </w:rPr>
+      </w:pPr>
+      <w:r>
+        <w:rPr/>
+      </w:r>
+    </w:p>
+    <w:p>
+      <w:pPr>
+        <w:pStyle w:val="LOnormal"/>
+        <w:spacing w:lineRule="auto" w:line="259"/>
+        <w:ind w:hanging="0"/>
+        <w:jc w:val="right"/>
+        <w:rPr>
+          <w:rFonts w:eastAsia="Calibri" w:cs="Calibri"/>
+          <w:b/>
+          <w:b/>
+          <w:bCs/>
+          <w:sz w:val="38"/>
+          <w:szCs w:val="38"/>
+        </w:rPr>
+      </w:pPr>
+      <w:r>
+        <w:rPr/>
+      </w:r>
+    </w:p>
+    <w:p>
+      <w:pPr>
+        <w:pStyle w:val="LOnormal"/>
+        <w:spacing w:lineRule="auto" w:line="259"/>
+        <w:ind w:hanging="0"/>
+        <w:jc w:val="right"/>
+        <w:rPr>
+          <w:rFonts w:eastAsia="Calibri" w:cs="Calibri"/>
+          <w:b/>
+          <w:b/>
+          <w:bCs/>
+          <w:sz w:val="38"/>
+          <w:szCs w:val="38"/>
+        </w:rPr>
+      </w:pPr>
+      <w:r>
+        <w:rPr/>
+      </w:r>
+    </w:p>
+    <w:p>
+      <w:pPr>
+        <w:pStyle w:val="LOnormal"/>
+        <w:spacing w:lineRule="auto" w:line="259"/>
+        <w:ind w:hanging="0"/>
+        <w:jc w:val="right"/>
+        <w:rPr>
+          <w:rFonts w:eastAsia="Calibri" w:cs="Calibri"/>
+          <w:b/>
+          <w:b/>
+          <w:bCs/>
+          <w:sz w:val="38"/>
+          <w:szCs w:val="38"/>
+        </w:rPr>
+      </w:pPr>
+      <w:r>
+        <w:rPr/>
+      </w:r>
+    </w:p>
+    <w:p>
+      <w:pPr>
+        <w:pStyle w:val="LOnormal"/>
+        <w:spacing w:lineRule="auto" w:line="259"/>
+        <w:ind w:hanging="0"/>
+        <w:jc w:val="right"/>
+        <w:rPr>
+          <w:rFonts w:eastAsia="Calibri" w:cs="Calibri"/>
+          <w:b/>
+          <w:b/>
+          <w:bCs/>
+          <w:sz w:val="38"/>
+          <w:szCs w:val="38"/>
+        </w:rPr>
+      </w:pPr>
+      <w:r>
+        <w:rPr/>
+      </w:r>
+    </w:p>
+    <w:p>
+      <w:pPr>
+        <w:pStyle w:val="LOnormal"/>
+        <w:spacing w:lineRule="auto" w:line="259"/>
+        <w:ind w:hanging="0"/>
+        <w:jc w:val="right"/>
+        <w:rPr>
+          <w:rFonts w:eastAsia="Calibri" w:cs="Calibri"/>
+          <w:b/>
+          <w:b/>
+          <w:bCs/>
+          <w:sz w:val="38"/>
+          <w:szCs w:val="38"/>
+        </w:rPr>
+      </w:pPr>
+      <w:r>
+        <w:rPr/>
+      </w:r>
+    </w:p>
+    <w:p>
+      <w:pPr>
+        <w:pStyle w:val="LOnormal"/>
+        <w:spacing w:lineRule="auto" w:line="259"/>
+        <w:ind w:hanging="0"/>
+        <w:jc w:val="right"/>
+        <w:rPr>
+          <w:rFonts w:eastAsia="Calibri" w:cs="Calibri"/>
+          <w:b/>
+          <w:b/>
+          <w:bCs/>
+          <w:sz w:val="38"/>
+          <w:szCs w:val="38"/>
+        </w:rPr>
+      </w:pPr>
+      <w:r>
+        <w:rPr/>
+      </w:r>
+    </w:p>
+    <w:p>
+      <w:pPr>
+        <w:pStyle w:val="LOnormal"/>
+        <w:spacing w:lineRule="auto" w:line="259"/>
+        <w:ind w:hanging="0"/>
+        <w:jc w:val="right"/>
+        <w:rPr>
+          <w:rFonts w:eastAsia="Calibri" w:cs="Calibri"/>
+          <w:b/>
+          <w:b/>
+          <w:bCs/>
+          <w:sz w:val="38"/>
+          <w:szCs w:val="38"/>
+        </w:rPr>
+      </w:pPr>
+      <w:r>
+        <w:rPr/>
+      </w:r>
+    </w:p>
+    <w:p>
+      <w:pPr>
+        <w:pStyle w:val="LOnormal"/>
+        <w:spacing w:lineRule="auto" w:line="259"/>
+        <w:ind w:hanging="0"/>
+        <w:jc w:val="right"/>
+        <w:rPr/>
+      </w:pPr>
+      <w:r>
+        <w:rPr>
+          <w:rFonts w:eastAsia="Calibri" w:cs="Calibri"/>
+          <w:b/>
+          <w:bCs/>
+          <w:sz w:val="38"/>
+          <w:szCs w:val="38"/>
+        </w:rPr>
+        <w:t>Program 11</w:t>
       </w:r>
     </w:p>
     <w:p>
@@ -13824,7 +14858,7 @@
           <w:sz w:val="24"/>
           <w:szCs w:val="24"/>
         </w:rPr>
-        <w:t xml:space="preserve">Write an HTML /JavaScript Page  to create a login page  with validations.           </w:t>
+        <w:t>Use a Regular Expression for validation in login page using JavaScript.</w:t>
       </w:r>
     </w:p>
     <w:p>
@@ -13880,7 +14914,7 @@
           <w:sz w:val="24"/>
           <w:szCs w:val="24"/>
         </w:rPr>
-        <w:t>Write an HTML /JavaScript page to create a login page with validations.</w:t>
+        <w:t>Use a Regular Expression for validation in login page using JavaScript.</w:t>
       </w:r>
     </w:p>
     <w:p>
@@ -14492,11 +15526,7 @@
             </w:pPr>
             <w:r>
               <w:rPr/>
-              <w:t>&lt;/htm</w:t>
-            </w:r>
-            <w:r>
-              <w:rPr/>
-              <w:t>l&gt;</w:t>
+              <w:t>&lt;/html&gt;</w:t>
             </w:r>
           </w:p>
           <w:p>
@@ -14534,7 +15564,13 @@
         </w:rPr>
       </w:pPr>
       <w:r>
-        <w:rPr/>
+        <w:rPr>
+          <w:rFonts w:eastAsia="Roboto" w:cs="Roboto"/>
+          <w:b/>
+          <w:bCs/>
+          <w:sz w:val="28"/>
+          <w:szCs w:val="28"/>
+        </w:rPr>
       </w:r>
     </w:p>
     <w:p>
@@ -14551,7 +15587,13 @@
         </w:rPr>
       </w:pPr>
       <w:r>
-        <w:rPr/>
+        <w:rPr>
+          <w:rFonts w:eastAsia="Roboto" w:cs="Roboto"/>
+          <w:b/>
+          <w:bCs/>
+          <w:sz w:val="28"/>
+          <w:szCs w:val="28"/>
+        </w:rPr>
       </w:r>
     </w:p>
     <w:p>
@@ -14568,7 +15610,13 @@
         </w:rPr>
       </w:pPr>
       <w:r>
-        <w:rPr/>
+        <w:rPr>
+          <w:rFonts w:eastAsia="Roboto" w:cs="Roboto"/>
+          <w:b/>
+          <w:bCs/>
+          <w:sz w:val="28"/>
+          <w:szCs w:val="28"/>
+        </w:rPr>
       </w:r>
     </w:p>
     <w:p>
@@ -14585,7 +15633,13 @@
         </w:rPr>
       </w:pPr>
       <w:r>
-        <w:rPr/>
+        <w:rPr>
+          <w:rFonts w:eastAsia="Roboto" w:cs="Roboto"/>
+          <w:b/>
+          <w:bCs/>
+          <w:sz w:val="28"/>
+          <w:szCs w:val="28"/>
+        </w:rPr>
       </w:r>
     </w:p>
     <w:p>
@@ -14602,7 +15656,14 @@
         </w:rPr>
       </w:pPr>
       <w:r>
-        <w:rPr/>
+        <w:rPr>
+          <w:rFonts w:eastAsia="Roboto" w:cs="Roboto"/>
+          <w:b/>
+          <w:bCs/>
+          <w:sz w:val="28"/>
+          <w:szCs w:val="28"/>
+        </w:rPr>
+        <w:t>Output</w:t>
       </w:r>
     </w:p>
     <w:p>
@@ -14619,7 +15680,13 @@
         </w:rPr>
       </w:pPr>
       <w:r>
-        <w:rPr/>
+        <w:rPr>
+          <w:rFonts w:eastAsia="Roboto" w:cs="Roboto"/>
+          <w:b/>
+          <w:bCs/>
+          <w:sz w:val="28"/>
+          <w:szCs w:val="28"/>
+        </w:rPr>
       </w:r>
     </w:p>
     <w:p>
@@ -14636,7 +15703,13 @@
         </w:rPr>
       </w:pPr>
       <w:r>
-        <w:rPr/>
+        <w:rPr>
+          <w:rFonts w:eastAsia="Roboto" w:cs="Roboto"/>
+          <w:b/>
+          <w:bCs/>
+          <w:sz w:val="28"/>
+          <w:szCs w:val="28"/>
+        </w:rPr>
       </w:r>
     </w:p>
     <w:p>
@@ -14653,83 +15726,21 @@
         </w:rPr>
       </w:pPr>
       <w:r>
-        <w:rPr/>
-      </w:r>
-    </w:p>
-    <w:p>
-      <w:pPr>
-        <w:pStyle w:val="LOnormal"/>
-        <w:spacing w:lineRule="auto" w:line="360"/>
-        <w:rPr>
-          <w:rFonts w:eastAsia="Roboto" w:cs="Roboto"/>
-          <w:b/>
-          <w:b/>
-          <w:bCs/>
-          <w:sz w:val="28"/>
-          <w:szCs w:val="28"/>
-        </w:rPr>
-      </w:pPr>
-      <w:r>
-        <w:rPr/>
-      </w:r>
-    </w:p>
-    <w:p>
-      <w:pPr>
-        <w:pStyle w:val="LOnormal"/>
-        <w:spacing w:lineRule="auto" w:line="360"/>
-        <w:rPr>
-          <w:rFonts w:eastAsia="Roboto" w:cs="Roboto"/>
-          <w:b/>
-          <w:b/>
-          <w:bCs/>
-          <w:sz w:val="28"/>
-          <w:szCs w:val="28"/>
-        </w:rPr>
-      </w:pPr>
-      <w:r>
-        <w:rPr/>
-      </w:r>
-    </w:p>
-    <w:p>
-      <w:pPr>
-        <w:pStyle w:val="LOnormal"/>
-        <w:spacing w:lineRule="auto" w:line="360"/>
-        <w:rPr>
-          <w:rFonts w:eastAsia="Roboto" w:cs="Roboto"/>
-          <w:b/>
-          <w:b/>
-          <w:bCs/>
-          <w:sz w:val="28"/>
-          <w:szCs w:val="28"/>
-        </w:rPr>
-      </w:pPr>
-      <w:r>
-        <w:rPr/>
-      </w:r>
-    </w:p>
-    <w:p>
-      <w:pPr>
-        <w:pStyle w:val="LOnormal"/>
-        <w:spacing w:lineRule="auto" w:line="360"/>
-        <w:rPr>
-          <w:rFonts w:eastAsia="Roboto" w:cs="Roboto"/>
-          <w:b/>
-          <w:b/>
-          <w:bCs/>
-          <w:sz w:val="28"/>
-          <w:szCs w:val="28"/>
-        </w:rPr>
-      </w:pPr>
-      <w:r>
-        <w:rPr/>
+        <w:rPr>
+          <w:rFonts w:eastAsia="Roboto" w:cs="Roboto"/>
+          <w:b/>
+          <w:bCs/>
+          <w:sz w:val="28"/>
+          <w:szCs w:val="28"/>
+        </w:rPr>
         <w:drawing>
-          <wp:anchor behindDoc="0" distT="0" distB="0" distL="0" distR="0" simplePos="0" locked="0" layoutInCell="1" allowOverlap="1" relativeHeight="45">
+          <wp:anchor behindDoc="0" distT="0" distB="0" distL="0" distR="0" simplePos="0" locked="0" layoutInCell="1" allowOverlap="1" relativeHeight="4">
             <wp:simplePos x="0" y="0"/>
             <wp:positionH relativeFrom="column">
-              <wp:posOffset>900430</wp:posOffset>
+              <wp:posOffset>1062355</wp:posOffset>
             </wp:positionH>
             <wp:positionV relativeFrom="paragraph">
-              <wp:posOffset>67310</wp:posOffset>
+              <wp:posOffset>74930</wp:posOffset>
             </wp:positionV>
             <wp:extent cx="3057525" cy="1724025"/>
             <wp:effectExtent l="0" t="0" r="0" b="0"/>
@@ -14783,7 +15794,13 @@
         </w:rPr>
       </w:pPr>
       <w:r>
-        <w:rPr/>
+        <w:rPr>
+          <w:rFonts w:eastAsia="Roboto" w:cs="Roboto"/>
+          <w:b/>
+          <w:bCs/>
+          <w:sz w:val="28"/>
+          <w:szCs w:val="28"/>
+        </w:rPr>
       </w:r>
     </w:p>
     <w:p>
@@ -14800,7 +15817,13 @@
         </w:rPr>
       </w:pPr>
       <w:r>
-        <w:rPr/>
+        <w:rPr>
+          <w:rFonts w:eastAsia="Roboto" w:cs="Roboto"/>
+          <w:b/>
+          <w:bCs/>
+          <w:sz w:val="28"/>
+          <w:szCs w:val="28"/>
+        </w:rPr>
       </w:r>
     </w:p>
     <w:p>
@@ -14817,7 +15840,13 @@
         </w:rPr>
       </w:pPr>
       <w:r>
-        <w:rPr/>
+        <w:rPr>
+          <w:rFonts w:eastAsia="Roboto" w:cs="Roboto"/>
+          <w:b/>
+          <w:bCs/>
+          <w:sz w:val="28"/>
+          <w:szCs w:val="28"/>
+        </w:rPr>
       </w:r>
     </w:p>
     <w:p>
@@ -14834,7 +15863,13 @@
         </w:rPr>
       </w:pPr>
       <w:r>
-        <w:rPr/>
+        <w:rPr>
+          <w:rFonts w:eastAsia="Roboto" w:cs="Roboto"/>
+          <w:b/>
+          <w:bCs/>
+          <w:sz w:val="28"/>
+          <w:szCs w:val="28"/>
+        </w:rPr>
       </w:r>
     </w:p>
     <w:p>
@@ -14851,7 +15886,13 @@
         </w:rPr>
       </w:pPr>
       <w:r>
-        <w:rPr/>
+        <w:rPr>
+          <w:rFonts w:eastAsia="Roboto" w:cs="Roboto"/>
+          <w:b/>
+          <w:bCs/>
+          <w:sz w:val="28"/>
+          <w:szCs w:val="28"/>
+        </w:rPr>
       </w:r>
     </w:p>
     <w:p>
@@ -14868,7 +15909,13 @@
         </w:rPr>
       </w:pPr>
       <w:r>
-        <w:rPr/>
+        <w:rPr>
+          <w:rFonts w:eastAsia="Roboto" w:cs="Roboto"/>
+          <w:b/>
+          <w:bCs/>
+          <w:sz w:val="28"/>
+          <w:szCs w:val="28"/>
+        </w:rPr>
       </w:r>
     </w:p>
     <w:p>
@@ -14885,7 +15932,13 @@
         </w:rPr>
       </w:pPr>
       <w:r>
-        <w:rPr/>
+        <w:rPr>
+          <w:rFonts w:eastAsia="Roboto" w:cs="Roboto"/>
+          <w:b/>
+          <w:bCs/>
+          <w:sz w:val="28"/>
+          <w:szCs w:val="28"/>
+        </w:rPr>
       </w:r>
     </w:p>
     <w:p>
@@ -14902,7 +15955,105 @@
         </w:rPr>
       </w:pPr>
       <w:r>
-        <w:rPr/>
+        <w:rPr>
+          <w:rFonts w:eastAsia="Roboto" w:cs="Roboto"/>
+          <w:b/>
+          <w:bCs/>
+          <w:sz w:val="28"/>
+          <w:szCs w:val="28"/>
+        </w:rPr>
+      </w:r>
+    </w:p>
+    <w:p>
+      <w:pPr>
+        <w:pStyle w:val="LOnormal"/>
+        <w:spacing w:lineRule="auto" w:line="360"/>
+        <w:rPr>
+          <w:rFonts w:eastAsia="Roboto" w:cs="Roboto"/>
+          <w:b/>
+          <w:b/>
+          <w:bCs/>
+          <w:sz w:val="28"/>
+          <w:szCs w:val="28"/>
+        </w:rPr>
+      </w:pPr>
+      <w:r>
+        <w:rPr>
+          <w:rFonts w:eastAsia="Roboto" w:cs="Roboto"/>
+          <w:b/>
+          <w:bCs/>
+          <w:sz w:val="28"/>
+          <w:szCs w:val="28"/>
+        </w:rPr>
+      </w:r>
+    </w:p>
+    <w:p>
+      <w:pPr>
+        <w:pStyle w:val="LOnormal"/>
+        <w:spacing w:lineRule="auto" w:line="360"/>
+        <w:rPr>
+          <w:rFonts w:eastAsia="Roboto" w:cs="Roboto"/>
+          <w:b/>
+          <w:b/>
+          <w:bCs/>
+          <w:sz w:val="28"/>
+          <w:szCs w:val="28"/>
+        </w:rPr>
+      </w:pPr>
+      <w:r>
+        <w:rPr>
+          <w:rFonts w:eastAsia="Roboto" w:cs="Roboto"/>
+          <w:b/>
+          <w:bCs/>
+          <w:sz w:val="28"/>
+          <w:szCs w:val="28"/>
+        </w:rPr>
+      </w:r>
+    </w:p>
+    <w:p>
+      <w:pPr>
+        <w:pStyle w:val="LOnormal"/>
+        <w:spacing w:lineRule="auto" w:line="360"/>
+        <w:rPr>
+          <w:rFonts w:eastAsia="Roboto" w:cs="Roboto"/>
+          <w:b/>
+          <w:b/>
+          <w:bCs/>
+          <w:sz w:val="28"/>
+          <w:szCs w:val="28"/>
+        </w:rPr>
+      </w:pPr>
+      <w:r>
+        <w:rPr>
+          <w:rFonts w:eastAsia="Roboto" w:cs="Roboto"/>
+          <w:b/>
+          <w:bCs/>
+          <w:sz w:val="28"/>
+          <w:szCs w:val="28"/>
+        </w:rPr>
+      </w:r>
+    </w:p>
+    <w:p>
+      <w:pPr>
+        <w:pStyle w:val="LOnormal"/>
+        <w:spacing w:lineRule="auto" w:line="360"/>
+        <w:rPr>
+          <w:rFonts w:eastAsia="Roboto" w:cs="Roboto"/>
+          <w:b/>
+          <w:b/>
+          <w:bCs/>
+          <w:sz w:val="28"/>
+          <w:szCs w:val="28"/>
+        </w:rPr>
+      </w:pPr>
+      <w:r>
+        <w:rPr>
+          <w:rFonts w:eastAsia="Roboto" w:cs="Roboto"/>
+          <w:b/>
+          <w:bCs/>
+          <w:sz w:val="28"/>
+          <w:szCs w:val="28"/>
+        </w:rPr>
       </w:r>
     </w:p>
     <w:p>
@@ -14946,131 +16097,32 @@
         </w:rPr>
       </w:pPr>
       <w:r>
-        <w:rPr/>
-      </w:r>
-    </w:p>
-    <w:p>
-      <w:pPr>
-        <w:pStyle w:val="LOnormal"/>
-        <w:spacing w:lineRule="auto" w:line="259"/>
-        <w:ind w:left="720" w:hanging="0"/>
-        <w:jc w:val="right"/>
         <w:rPr>
           <w:rFonts w:eastAsia="Calibri" w:cs="Calibri"/>
-          <w:b/>
           <w:b/>
           <w:bCs/>
           <w:sz w:val="38"/>
           <w:szCs w:val="38"/>
         </w:rPr>
-      </w:pPr>
-      <w:r>
-        <w:rPr/>
       </w:r>
     </w:p>
     <w:p>
       <w:pPr>
         <w:pStyle w:val="LOnormal"/>
         <w:spacing w:lineRule="auto" w:line="259"/>
-        <w:ind w:left="720" w:hanging="0"/>
+        <w:ind w:hanging="0"/>
         <w:jc w:val="right"/>
+        <w:rPr/>
+      </w:pPr>
+      <w:r>
         <w:rPr>
           <w:rFonts w:eastAsia="Calibri" w:cs="Calibri"/>
-          <w:b/>
           <w:b/>
           <w:bCs/>
           <w:sz w:val="38"/>
           <w:szCs w:val="38"/>
         </w:rPr>
-      </w:pPr>
-      <w:r>
-        <w:rPr/>
-      </w:r>
-    </w:p>
-    <w:p>
-      <w:pPr>
-        <w:pStyle w:val="LOnormal"/>
-        <w:spacing w:lineRule="auto" w:line="259"/>
-        <w:ind w:left="720" w:hanging="0"/>
-        <w:jc w:val="right"/>
-        <w:rPr>
-          <w:rFonts w:eastAsia="Calibri" w:cs="Calibri"/>
-          <w:b/>
-          <w:b/>
-          <w:bCs/>
-          <w:sz w:val="38"/>
-          <w:szCs w:val="38"/>
-        </w:rPr>
-      </w:pPr>
-      <w:r>
-        <w:rPr/>
-      </w:r>
-    </w:p>
-    <w:p>
-      <w:pPr>
-        <w:pStyle w:val="LOnormal"/>
-        <w:spacing w:lineRule="auto" w:line="259"/>
-        <w:ind w:left="720" w:hanging="0"/>
-        <w:jc w:val="right"/>
-        <w:rPr>
-          <w:rFonts w:eastAsia="Calibri" w:cs="Calibri"/>
-          <w:b/>
-          <w:b/>
-          <w:bCs/>
-          <w:sz w:val="38"/>
-          <w:szCs w:val="38"/>
-        </w:rPr>
-      </w:pPr>
-      <w:r>
-        <w:rPr/>
-      </w:r>
-    </w:p>
-    <w:p>
-      <w:pPr>
-        <w:pStyle w:val="LOnormal"/>
-        <w:spacing w:lineRule="auto" w:line="259"/>
-        <w:ind w:left="720" w:hanging="0"/>
-        <w:jc w:val="right"/>
-        <w:rPr>
-          <w:rFonts w:eastAsia="Calibri" w:cs="Calibri"/>
-          <w:b/>
-          <w:b/>
-          <w:bCs/>
-          <w:sz w:val="38"/>
-          <w:szCs w:val="38"/>
-        </w:rPr>
-      </w:pPr>
-      <w:r>
-        <w:rPr/>
-      </w:r>
-    </w:p>
-    <w:p>
-      <w:pPr>
-        <w:pStyle w:val="LOnormal"/>
-        <w:spacing w:lineRule="auto" w:line="259"/>
-        <w:ind w:left="720" w:hanging="0"/>
-        <w:jc w:val="right"/>
-        <w:rPr/>
-      </w:pPr>
-      <w:r>
-        <w:rPr>
-          <w:rFonts w:eastAsia="Calibri" w:cs="Calibri"/>
-          <w:b/>
-          <w:bCs/>
-          <w:sz w:val="38"/>
-          <w:szCs w:val="38"/>
-        </w:rPr>
-        <w:t xml:space="preserve">Program </w:t>
-      </w:r>
-      <w:r>
-        <w:rPr>
-          <w:rFonts w:eastAsia="Calibri" w:cs="Calibri"/>
-          <w:b/>
-          <w:bCs/>
-          <w:sz w:val="38"/>
-          <w:szCs w:val="38"/>
-        </w:rPr>
-        <w:t>12</w:t>
+        <w:t>Program 12</w:t>
       </w:r>
     </w:p>
     <w:p>
@@ -15089,7 +16141,7 @@
           <w:sz w:val="24"/>
           <w:szCs w:val="24"/>
         </w:rPr>
-        <w:t xml:space="preserve">Write an HTML /JavaScript Page  to create a login page  with validations.           </w:t>
+        <w:t xml:space="preserve">Write a program to retrieve data from a text file and display it using AJAX.  </w:t>
       </w:r>
     </w:p>
     <w:p>
@@ -15145,26 +16197,15 @@
           <w:sz w:val="24"/>
           <w:szCs w:val="24"/>
         </w:rPr>
-        <w:t>Write an HTML /JavaScript page to create a login page with validations.</w:t>
-      </w:r>
-    </w:p>
-    <w:p>
-      <w:pPr>
-        <w:pStyle w:val="LOnormal"/>
-        <w:spacing w:lineRule="auto" w:line="360"/>
-        <w:jc w:val="both"/>
+        <w:t>Writ</w:t>
+      </w:r>
+      <w:r>
         <w:rPr>
           <w:rFonts w:eastAsia="Roboto" w:cs="Roboto"/>
           <w:sz w:val="24"/>
           <w:szCs w:val="24"/>
         </w:rPr>
-      </w:pPr>
-      <w:r>
-        <w:rPr>
-          <w:rFonts w:eastAsia="Roboto" w:cs="Roboto"/>
-          <w:sz w:val="24"/>
-          <w:szCs w:val="24"/>
-        </w:rPr>
+        <w:t xml:space="preserve">e a Program to retrieve data from a text file and display it using AJAX. </w:t>
       </w:r>
     </w:p>
     <w:p>
@@ -15870,18 +16911,100 @@
         <w:pStyle w:val="LOnormal"/>
         <w:spacing w:lineRule="auto" w:line="360"/>
         <w:ind w:hanging="0"/>
-        <w:jc w:val="both"/>
-        <w:rPr>
-          <w:rFonts w:eastAsia="Roboto" w:cs="Roboto"/>
-          <w:b/>
-          <w:b/>
-          <w:bCs/>
-          <w:sz w:val="28"/>
-          <w:szCs w:val="28"/>
-        </w:rPr>
-      </w:pPr>
-      <w:r>
-        <w:rPr/>
+        <w:jc w:val="right"/>
+        <w:rPr>
+          <w:rFonts w:eastAsia="Roboto" w:cs="Roboto"/>
+          <w:b/>
+          <w:b/>
+          <w:bCs/>
+          <w:sz w:val="28"/>
+          <w:szCs w:val="28"/>
+        </w:rPr>
+      </w:pPr>
+      <w:r>
+        <w:rPr>
+          <w:rFonts w:eastAsia="Roboto" w:cs="Roboto"/>
+          <w:b/>
+          <w:bCs/>
+          <w:sz w:val="28"/>
+          <w:szCs w:val="28"/>
+        </w:rPr>
+      </w:r>
+    </w:p>
+    <w:p>
+      <w:pPr>
+        <w:pStyle w:val="LOnormal"/>
+        <w:spacing w:lineRule="auto" w:line="360"/>
+        <w:ind w:hanging="0"/>
+        <w:jc w:val="left"/>
+        <w:rPr>
+          <w:rFonts w:eastAsia="Roboto" w:cs="Roboto"/>
+          <w:b/>
+          <w:b/>
+          <w:bCs/>
+          <w:sz w:val="28"/>
+          <w:szCs w:val="28"/>
+        </w:rPr>
+      </w:pPr>
+      <w:r>
+        <w:rPr>
+          <w:rFonts w:eastAsia="Roboto" w:cs="Roboto"/>
+          <w:b/>
+          <w:bCs/>
+          <w:sz w:val="28"/>
+          <w:szCs w:val="28"/>
+        </w:rPr>
+      </w:r>
+    </w:p>
+    <w:p>
+      <w:pPr>
+        <w:pStyle w:val="LOnormal"/>
+        <w:spacing w:lineRule="auto" w:line="360"/>
+        <w:ind w:hanging="0"/>
+        <w:jc w:val="left"/>
+        <w:rPr>
+          <w:rFonts w:eastAsia="Roboto" w:cs="Roboto"/>
+          <w:b/>
+          <w:b/>
+          <w:bCs/>
+          <w:sz w:val="28"/>
+          <w:szCs w:val="28"/>
+        </w:rPr>
+      </w:pPr>
+      <w:r>
+        <w:rPr>
+          <w:rFonts w:eastAsia="Roboto" w:cs="Roboto"/>
+          <w:b/>
+          <w:bCs/>
+          <w:sz w:val="28"/>
+          <w:szCs w:val="28"/>
+        </w:rPr>
+        <w:t>Output</w:t>
+      </w:r>
+    </w:p>
+    <w:p>
+      <w:pPr>
+        <w:pStyle w:val="LOnormal"/>
+        <w:spacing w:lineRule="auto" w:line="360"/>
+        <w:ind w:hanging="0"/>
+        <w:jc w:val="right"/>
+        <w:rPr>
+          <w:rFonts w:eastAsia="Roboto" w:cs="Roboto"/>
+          <w:b/>
+          <w:b/>
+          <w:bCs/>
+          <w:sz w:val="28"/>
+          <w:szCs w:val="28"/>
+        </w:rPr>
+      </w:pPr>
+      <w:r>
+        <w:rPr>
+          <w:rFonts w:eastAsia="Roboto" w:cs="Roboto"/>
+          <w:b/>
+          <w:bCs/>
+          <w:sz w:val="28"/>
+          <w:szCs w:val="28"/>
+        </w:rPr>
       </w:r>
     </w:p>
     <w:p>
@@ -15932,133 +17055,8 @@
           <w:sz w:val="28"/>
           <w:szCs w:val="28"/>
         </w:rPr>
-      </w:r>
-    </w:p>
-    <w:p>
-      <w:pPr>
-        <w:pStyle w:val="LOnormal"/>
-        <w:spacing w:lineRule="auto" w:line="360"/>
-        <w:ind w:left="720" w:hanging="0"/>
-        <w:jc w:val="right"/>
-        <w:rPr>
-          <w:rFonts w:eastAsia="Roboto" w:cs="Roboto"/>
-          <w:b/>
-          <w:b/>
-          <w:bCs/>
-          <w:sz w:val="28"/>
-          <w:szCs w:val="28"/>
-        </w:rPr>
-      </w:pPr>
-      <w:r>
-        <w:rPr>
-          <w:rFonts w:eastAsia="Roboto" w:cs="Roboto"/>
-          <w:b/>
-          <w:bCs/>
-          <w:sz w:val="28"/>
-          <w:szCs w:val="28"/>
-        </w:rPr>
-      </w:r>
-    </w:p>
-    <w:p>
-      <w:pPr>
-        <w:pStyle w:val="LOnormal"/>
-        <w:spacing w:lineRule="auto" w:line="360"/>
-        <w:ind w:left="720" w:hanging="0"/>
-        <w:jc w:val="right"/>
-        <w:rPr>
-          <w:rFonts w:eastAsia="Roboto" w:cs="Roboto"/>
-          <w:b/>
-          <w:b/>
-          <w:bCs/>
-          <w:sz w:val="28"/>
-          <w:szCs w:val="28"/>
-        </w:rPr>
-      </w:pPr>
-      <w:r>
-        <w:rPr>
-          <w:rFonts w:eastAsia="Roboto" w:cs="Roboto"/>
-          <w:b/>
-          <w:bCs/>
-          <w:sz w:val="28"/>
-          <w:szCs w:val="28"/>
-        </w:rPr>
-      </w:r>
-    </w:p>
-    <w:p>
-      <w:pPr>
-        <w:pStyle w:val="LOnormal"/>
-        <w:spacing w:lineRule="auto" w:line="360"/>
-        <w:ind w:left="720" w:hanging="0"/>
-        <w:jc w:val="right"/>
-        <w:rPr>
-          <w:rFonts w:eastAsia="Roboto" w:cs="Roboto"/>
-          <w:b/>
-          <w:b/>
-          <w:bCs/>
-          <w:sz w:val="28"/>
-          <w:szCs w:val="28"/>
-        </w:rPr>
-      </w:pPr>
-      <w:r>
-        <w:rPr>
-          <w:rFonts w:eastAsia="Roboto" w:cs="Roboto"/>
-          <w:b/>
-          <w:bCs/>
-          <w:sz w:val="28"/>
-          <w:szCs w:val="28"/>
-        </w:rPr>
-      </w:r>
-    </w:p>
-    <w:p>
-      <w:pPr>
-        <w:pStyle w:val="LOnormal"/>
-        <w:spacing w:lineRule="auto" w:line="360"/>
-        <w:ind w:left="720" w:hanging="0"/>
-        <w:jc w:val="right"/>
-        <w:rPr>
-          <w:rFonts w:eastAsia="Roboto" w:cs="Roboto"/>
-          <w:b/>
-          <w:b/>
-          <w:bCs/>
-          <w:sz w:val="28"/>
-          <w:szCs w:val="28"/>
-        </w:rPr>
-      </w:pPr>
-      <w:r>
-        <w:rPr>
-          <w:rFonts w:eastAsia="Roboto" w:cs="Roboto"/>
-          <w:b/>
-          <w:bCs/>
-          <w:sz w:val="28"/>
-          <w:szCs w:val="28"/>
-        </w:rPr>
-      </w:r>
-    </w:p>
-    <w:p>
-      <w:pPr>
-        <w:pStyle w:val="LOnormal"/>
-        <w:spacing w:lineRule="auto" w:line="360"/>
-        <w:ind w:left="720" w:hanging="0"/>
-        <w:jc w:val="right"/>
-        <w:rPr>
-          <w:rFonts w:eastAsia="Roboto" w:cs="Roboto"/>
-          <w:b/>
-          <w:b/>
-          <w:bCs/>
-          <w:sz w:val="28"/>
-          <w:szCs w:val="28"/>
-        </w:rPr>
-      </w:pPr>
-      <w:r>
-        <w:rPr>
-          <w:rFonts w:eastAsia="Roboto" w:cs="Roboto"/>
-          <w:b/>
-          <w:bCs/>
-          <w:sz w:val="28"/>
-          <w:szCs w:val="28"/>
-        </w:rPr>
         <w:drawing>
-          <wp:anchor behindDoc="0" distT="0" distB="0" distL="0" distR="0" simplePos="0" locked="0" layoutInCell="1" allowOverlap="1" relativeHeight="46">
+          <wp:anchor behindDoc="0" distT="0" distB="0" distL="0" distR="0" simplePos="0" locked="0" layoutInCell="1" allowOverlap="1" relativeHeight="5">
             <wp:simplePos x="0" y="0"/>
             <wp:positionH relativeFrom="column">
               <wp:posOffset>1405255</wp:posOffset>
@@ -16420,17 +17418,7 @@
           <w:sz w:val="38"/>
           <w:szCs w:val="38"/>
         </w:rPr>
-        <w:t xml:space="preserve">Program </w:t>
-      </w:r>
-      <w:r>
-        <w:rPr>
-          <w:rFonts w:eastAsia="Calibri" w:cs="Calibri"/>
-          <w:b/>
-          <w:bCs/>
-          <w:sz w:val="38"/>
-          <w:szCs w:val="38"/>
-        </w:rPr>
-        <w:t>13</w:t>
+        <w:t>Program 13</w:t>
       </w:r>
     </w:p>
     <w:p>
@@ -16449,7 +17437,7 @@
           <w:sz w:val="24"/>
           <w:szCs w:val="24"/>
         </w:rPr>
-        <w:t xml:space="preserve">Write an HTML /JavaScript Page  to create a login page  with validations.           </w:t>
+        <w:t xml:space="preserve">Create a Web page using Frame with rows and columns where we will have header frame,left frame .right frame and status  bar frame .On clicking the left frame ,information should be  displayed in the right frame. </w:t>
       </w:r>
     </w:p>
     <w:p>
@@ -16505,7 +17493,7 @@
           <w:sz w:val="24"/>
           <w:szCs w:val="24"/>
         </w:rPr>
-        <w:t>Write an HTML /JavaScript page to create a login page with validations.</w:t>
+        <w:t>Create a Web page using Frame with rows and columns where we will have header frame,left frame,right frame and status bar frame. On clicking the left frame ,information should be displayed in the right frame.</w:t>
       </w:r>
     </w:p>
     <w:p>
@@ -17930,7 +18918,7 @@
         <w:pStyle w:val="LOnormal"/>
         <w:spacing w:lineRule="auto" w:line="360"/>
         <w:ind w:hanging="0"/>
-        <w:jc w:val="both"/>
+        <w:jc w:val="left"/>
         <w:rPr>
           <w:rFonts w:eastAsia="Roboto" w:cs="Roboto"/>
           <w:b/>
@@ -17948,35 +18936,47 @@
       <w:pPr>
         <w:pStyle w:val="LOnormal"/>
         <w:spacing w:lineRule="auto" w:line="360"/>
-        <w:ind w:left="720" w:hanging="0"/>
-        <w:jc w:val="right"/>
-        <w:rPr>
-          <w:rFonts w:eastAsia="Roboto" w:cs="Roboto"/>
-          <w:b/>
-          <w:b/>
-          <w:bCs/>
-          <w:sz w:val="28"/>
-          <w:szCs w:val="28"/>
-        </w:rPr>
-      </w:pPr>
-      <w:r>
-        <w:rPr>
-          <w:rFonts w:eastAsia="Roboto" w:cs="Roboto"/>
-          <w:b/>
-          <w:bCs/>
-          <w:sz w:val="28"/>
-          <w:szCs w:val="28"/>
-        </w:rPr>
+        <w:ind w:hanging="0"/>
+        <w:jc w:val="left"/>
+        <w:rPr>
+          <w:rFonts w:eastAsia="Roboto" w:cs="Roboto"/>
+          <w:b/>
+          <w:b/>
+          <w:bCs/>
+          <w:sz w:val="28"/>
+          <w:szCs w:val="28"/>
+        </w:rPr>
+      </w:pPr>
+      <w:r>
+        <w:rPr/>
+      </w:r>
+    </w:p>
+    <w:p>
+      <w:pPr>
+        <w:pStyle w:val="LOnormal"/>
+        <w:spacing w:lineRule="auto" w:line="360"/>
+        <w:ind w:hanging="0"/>
+        <w:jc w:val="left"/>
+        <w:rPr>
+          <w:rFonts w:eastAsia="Roboto" w:cs="Roboto"/>
+          <w:b/>
+          <w:b/>
+          <w:bCs/>
+          <w:sz w:val="28"/>
+          <w:szCs w:val="28"/>
+        </w:rPr>
+      </w:pPr>
+      <w:r>
         <w:drawing>
-          <wp:anchor behindDoc="0" distT="0" distB="0" distL="0" distR="0" simplePos="0" locked="0" layoutInCell="1" allowOverlap="1" relativeHeight="47">
+          <wp:anchor behindDoc="0" distT="0" distB="0" distL="0" distR="0" simplePos="0" locked="0" layoutInCell="1" allowOverlap="1" relativeHeight="46">
             <wp:simplePos x="0" y="0"/>
             <wp:positionH relativeFrom="column">
-              <wp:posOffset>1100455</wp:posOffset>
+              <wp:posOffset>152400</wp:posOffset>
             </wp:positionH>
             <wp:positionV relativeFrom="paragraph">
-              <wp:posOffset>2333625</wp:posOffset>
+              <wp:posOffset>1619250</wp:posOffset>
             </wp:positionV>
-            <wp:extent cx="3286125" cy="1895475"/>
+            <wp:extent cx="5486400" cy="2488565"/>
             <wp:effectExtent l="0" t="0" r="0" b="0"/>
             <wp:wrapSquare wrapText="largest"/>
             <wp:docPr id="13" name="Image5" descr=""/>
@@ -18001,7 +19001,7 @@
                   <pic:spPr bwMode="auto">
                     <a:xfrm>
                       <a:off x="0" y="0"/>
-                      <a:ext cx="3286125" cy="1895475"/>
+                      <a:ext cx="5486400" cy="2488565"/>
                     </a:xfrm>
                     <a:prstGeom prst="rect">
                       <a:avLst/>
@@ -18012,6 +19012,26 @@
             </a:graphic>
           </wp:anchor>
         </w:drawing>
+      </w:r>
+      <w:r>
+        <w:rPr>
+          <w:rFonts w:eastAsia="Roboto" w:cs="Roboto"/>
+          <w:b/>
+          <w:bCs/>
+          <w:sz w:val="28"/>
+          <w:szCs w:val="28"/>
+        </w:rPr>
+        <w:t>O</w:t>
+      </w:r>
+      <w:r>
+        <w:rPr>
+          <w:rFonts w:eastAsia="Roboto" w:cs="Roboto"/>
+          <w:b/>
+          <w:bCs/>
+          <w:sz w:val="28"/>
+          <w:szCs w:val="28"/>
+        </w:rPr>
+        <w:t>utput</w:t>
       </w:r>
     </w:p>
     <w:sectPr>
@@ -18047,20 +19067,11 @@
     </w:pPr>
     <w:r>
       <w:rPr/>
-    </w:r>
-  </w:p>
-  <w:p>
-    <w:pPr>
-      <w:pStyle w:val="LOnormal"/>
-      <w:rPr/>
-    </w:pPr>
-    <w:r>
-      <w:rPr/>
       <mc:AlternateContent>
         <mc:Choice Requires="wps">
           <w:drawing>
             <wp:inline distT="0" distB="0" distL="0" distR="0" wp14:anchorId="60217716">
-              <wp:extent cx="5944870" cy="20320"/>
+              <wp:extent cx="5945505" cy="20955"/>
               <wp:effectExtent l="0" t="0" r="0" b="0"/>
               <wp:docPr id="14" name="Shape1"/>
               <a:graphic xmlns:a="http://schemas.openxmlformats.org/drawingml/2006/main">
@@ -18070,7 +19081,7 @@
                     <wps:spPr>
                       <a:xfrm>
                         <a:off x="0" y="0"/>
-                        <a:ext cx="5944320" cy="19800"/>
+                        <a:ext cx="5945040" cy="20160"/>
                       </a:xfrm>
                       <a:prstGeom prst="rect">
                         <a:avLst/>
@@ -18097,7 +19108,7 @@
         </mc:Choice>
         <mc:Fallback>
           <w:pict>
-            <v:rect id="shape_0" ID="Shape1" fillcolor="#a0a0a0" stroked="f" style="position:absolute;margin-left:0pt;margin-top:-1.6pt;width:468pt;height:1.5pt;mso-position-vertical:top" wp14:anchorId="60217716">
+            <v:rect id="shape_0" ID="Shape1" fillcolor="#a0a0a0" stroked="f" style="position:absolute;margin-left:0pt;margin-top:-1.65pt;width:468.05pt;height:1.55pt;mso-position-vertical:top" wp14:anchorId="60217716">
               <w10:wrap type="none"/>
               <v:fill o:detectmouseclick="t" type="solid" color2="#5f5f5f"/>
               <v:stroke color="#3465a4" joinstyle="round" endcap="flat"/>
@@ -18147,7 +19158,7 @@
     </w:r>
     <w:r>
       <w:rPr/>
-      <w:t>33</w:t>
+      <w:t>1</w:t>
     </w:r>
     <w:r>
       <w:rPr/>
